--- a/CV_Berry_Current.docx
+++ b/CV_Berry_Current.docx
@@ -1,6 +1,6 @@
 
 <file path=word/document.xml><?xml version="1.0" encoding="utf-8"?>
-<w:document xmlns:wpc="http://schemas.microsoft.com/office/word/2010/wordprocessingCanvas" xmlns:cx="http://schemas.microsoft.com/office/drawing/2014/chartex" xmlns:cx1="http://schemas.microsoft.com/office/drawing/2015/9/8/chartex" xmlns:cx2="http://schemas.microsoft.com/office/drawing/2015/10/21/chartex" xmlns:cx3="http://schemas.microsoft.com/office/drawing/2016/5/9/chartex" xmlns:cx4="http://schemas.microsoft.com/office/drawing/2016/5/10/chartex" xmlns:cx5="http://schemas.microsoft.com/office/drawing/2016/5/11/chartex" xmlns:cx6="http://schemas.microsoft.com/office/drawing/2016/5/12/chartex" xmlns:cx7="http://schemas.microsoft.com/office/drawing/2016/5/13/chartex" xmlns:cx8="http://schemas.microsoft.com/office/drawing/2016/5/14/chartex" xmlns:mc="http://schemas.openxmlformats.org/markup-compatibility/2006" xmlns:aink="http://schemas.microsoft.com/office/drawing/2016/ink" xmlns:am3d="http://schemas.microsoft.com/office/drawing/2017/model3d" xmlns:o="urn:schemas-microsoft-com:office:office" xmlns:oel="http://schemas.microsoft.com/office/2019/extlst" xmlns:r="http://schemas.openxmlformats.org/officeDocument/2006/relationships" xmlns:m="http://schemas.openxmlformats.org/officeDocument/2006/math" xmlns:v="urn:schemas-microsoft-com:vml" xmlns:wp14="http://schemas.microsoft.com/office/word/2010/wordprocessingDrawing" xmlns:wp="http://schemas.openxmlformats.org/drawingml/2006/wordprocessingDrawing" xmlns:w10="urn:schemas-microsoft-com:office:word" xmlns:w="http://schemas.openxmlformats.org/wordprocessingml/2006/main" xmlns:w14="http://schemas.microsoft.com/office/word/2010/wordml" xmlns:w15="http://schemas.microsoft.com/office/word/2012/wordml" xmlns:w16cex="http://schemas.microsoft.com/office/word/2018/wordml/cex" xmlns:w16cid="http://schemas.microsoft.com/office/word/2016/wordml/cid" xmlns:w16="http://schemas.microsoft.com/office/word/2018/wordml" xmlns:w16du="http://schemas.microsoft.com/office/word/2023/wordml/word16du" xmlns:w16sdtdh="http://schemas.microsoft.com/office/word/2020/wordml/sdtdatahash" xmlns:w16sdtfl="http://schemas.microsoft.com/office/word/2024/wordml/sdtformatlock" xmlns:w16se="http://schemas.microsoft.com/office/word/2015/wordml/symex" xmlns:wpg="http://schemas.microsoft.com/office/word/2010/wordprocessingGroup" xmlns:wpi="http://schemas.microsoft.com/office/word/2010/wordprocessingInk" xmlns:wne="http://schemas.microsoft.com/office/word/2006/wordml" xmlns:wps="http://schemas.microsoft.com/office/word/2010/wordprocessingShape" mc:Ignorable="w14 w15 w16se w16cid w16 w16cex w16sdtdh w16sdtfl w16du wp14">
+<w:document xmlns:wpc="http://schemas.microsoft.com/office/word/2010/wordprocessingCanvas" xmlns:cx="http://schemas.microsoft.com/office/drawing/2014/chartex" xmlns:cx1="http://schemas.microsoft.com/office/drawing/2015/9/8/chartex" xmlns:cx2="http://schemas.microsoft.com/office/drawing/2015/10/21/chartex" xmlns:cx3="http://schemas.microsoft.com/office/drawing/2016/5/9/chartex" xmlns:cx4="http://schemas.microsoft.com/office/drawing/2016/5/10/chartex" xmlns:cx5="http://schemas.microsoft.com/office/drawing/2016/5/11/chartex" xmlns:cx6="http://schemas.microsoft.com/office/drawing/2016/5/12/chartex" xmlns:cx7="http://schemas.microsoft.com/office/drawing/2016/5/13/chartex" xmlns:cx8="http://schemas.microsoft.com/office/drawing/2016/5/14/chartex" xmlns:mc="http://schemas.openxmlformats.org/markup-compatibility/2006" xmlns:m="http://schemas.openxmlformats.org/officeDocument/2006/math" xmlns:aink="http://schemas.microsoft.com/office/drawing/2016/ink" xmlns:am3d="http://schemas.microsoft.com/office/drawing/2017/model3d" xmlns:oel="http://schemas.microsoft.com/office/2019/extlst" xmlns:r="http://schemas.openxmlformats.org/officeDocument/2006/relationships" xmlns:wp14="http://schemas.microsoft.com/office/word/2010/wordprocessingDrawing" xmlns:wp="http://schemas.openxmlformats.org/drawingml/2006/wordprocessingDrawing" xmlns:wpg="http://schemas.microsoft.com/office/word/2010/wordprocessingGroup" xmlns:wpi="http://schemas.microsoft.com/office/word/2010/wordprocessingInk" xmlns:wps="http://schemas.microsoft.com/office/word/2010/wordprocessingShape" xmlns:o="urn:schemas-microsoft-com:office:office" xmlns:v="urn:schemas-microsoft-com:vml" xmlns:w10="urn:schemas-microsoft-com:office:word" xmlns:w="http://schemas.openxmlformats.org/wordprocessingml/2006/main" xmlns:w14="http://schemas.microsoft.com/office/word/2010/wordml" xmlns:w15="http://schemas.microsoft.com/office/word/2012/wordml" xmlns:w16cex="http://schemas.microsoft.com/office/word/2018/wordml/cex" xmlns:w16cid="http://schemas.microsoft.com/office/word/2016/wordml/cid" xmlns:w16="http://schemas.microsoft.com/office/word/2018/wordml" xmlns:w16sdtdh="http://schemas.microsoft.com/office/word/2020/wordml/sdtdatahash" xmlns:w16sdtfl="http://schemas.microsoft.com/office/word/2024/wordml/sdtformatlock" xmlns:w16se="http://schemas.microsoft.com/office/word/2015/wordml/symex" xmlns:w16du="http://schemas.microsoft.com/office/word/2023/wordml/word16du" xmlns:wne="http://schemas.microsoft.com/office/word/2006/wordml" mc:Ignorable="w14 w15 w16se w16cid w16 w16cex w16sdtdh w16sdtfl w16du wp14">
   <w:body>
     <w:p>
       <w:pPr>
@@ -90,11 +90,13 @@
               <w:contextualSpacing/>
               <w:rPr>
                 <w:rFonts w:ascii="Goudy Old Style" w:hAnsi="Goudy Old Style" w:cs="Didot"/>
-              </w:rPr>
-            </w:pPr>
-            <w:r>
-              <w:rPr>
-                <w:rFonts w:ascii="Goudy Old Style" w:hAnsi="Goudy Old Style" w:cs="Didot"/>
+                <w:lang w:val="es-ES"/>
+              </w:rPr>
+            </w:pPr>
+            <w:r>
+              <w:rPr>
+                <w:rFonts w:ascii="Goudy Old Style" w:hAnsi="Goudy Old Style" w:cs="Didot"/>
+                <w:lang w:val="es-ES"/>
               </w:rPr>
               <w:t>Iadarola Center 201B</w:t>
             </w:r>
@@ -105,13 +107,31 @@
               <w:contextualSpacing/>
               <w:rPr>
                 <w:rFonts w:ascii="Goudy Old Style" w:hAnsi="Goudy Old Style" w:cs="Didot"/>
-              </w:rPr>
-            </w:pPr>
-            <w:r>
-              <w:rPr>
-                <w:rFonts w:ascii="Goudy Old Style" w:hAnsi="Goudy Old Style" w:cs="Didot"/>
-              </w:rPr>
-              <w:t>Villanova University</w:t>
+                <w:lang w:val="es-ES"/>
+              </w:rPr>
+            </w:pPr>
+            <w:r>
+              <w:rPr>
+                <w:rFonts w:ascii="Goudy Old Style" w:hAnsi="Goudy Old Style" w:cs="Didot"/>
+                <w:lang w:val="es-ES"/>
+              </w:rPr>
+              <w:t xml:space="preserve">Villanova </w:t>
+            </w:r>
+            <w:proofErr w:type="spellStart"/>
+            <w:r>
+              <w:rPr>
+                <w:rFonts w:ascii="Goudy Old Style" w:hAnsi="Goudy Old Style" w:cs="Didot"/>
+                <w:lang w:val="es-ES"/>
+              </w:rPr>
+              <w:t>University</w:t>
+            </w:r>
+            <w:proofErr w:type="spellEnd"/>
+            <w:r>
+              <w:rPr>
+                <w:rFonts w:ascii="Goudy Old Style" w:hAnsi="Goudy Old Style" w:cs="Didot"/>
+                <w:lang w:val="es-ES"/>
+              </w:rPr>
+              <w:t xml:space="preserve"> Cabrini Campus</w:t>
             </w:r>
           </w:p>
           <w:p>
@@ -347,7 +367,7 @@
               </wp:anchor>
             </w:drawing>
           </mc:Choice>
-          <mc:Fallback xmlns:mv="urn:schemas-microsoft-com:mac:vml" xmlns:mo="http://schemas.microsoft.com/office/mac/office/2008/main">
+          <mc:Fallback xmlns:w16cei="http://schemas.microsoft.com/office/word/2026/wordml/cei" xmlns:mv="urn:schemas-microsoft-com:mac:vml" xmlns:mo="http://schemas.microsoft.com/office/mac/office/2008/main">
             <w:pict>
               <v:line w14:anchorId="26DA8F66" id="Straight Connector 1" o:spid="_x0000_s1026" style="position:absolute;z-index:251659264;visibility:visible;mso-wrap-style:square;mso-wrap-distance-left:9pt;mso-wrap-distance-top:0;mso-wrap-distance-right:9pt;mso-wrap-distance-bottom:0;mso-position-horizontal:center;mso-position-horizontal-relative:margin;mso-position-vertical:absolute;mso-position-vertical-relative:text" from="0,6.9pt" to="7in,6.9pt" o:gfxdata="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" strokecolor="black [3213]" strokeweight="1pt">
                 <v:stroke startarrow="diamond" endarrow="diamond" joinstyle="miter"/>
@@ -1126,14 +1146,14 @@
         <w:tblLook w:val="04A0" w:firstRow="1" w:lastRow="0" w:firstColumn="1" w:lastColumn="0" w:noHBand="0" w:noVBand="1"/>
       </w:tblPr>
       <w:tblGrid>
-        <w:gridCol w:w="880"/>
-        <w:gridCol w:w="8504"/>
+        <w:gridCol w:w="881"/>
+        <w:gridCol w:w="8503"/>
         <w:gridCol w:w="696"/>
       </w:tblGrid>
       <w:tr>
         <w:tc>
           <w:tcPr>
-            <w:tcW w:w="444" w:type="pct"/>
+            <w:tcW w:w="437" w:type="pct"/>
           </w:tcPr>
           <w:p>
             <w:pPr>
@@ -1154,7 +1174,7 @@
         </w:tc>
         <w:tc>
           <w:tcPr>
-            <w:tcW w:w="4225" w:type="pct"/>
+            <w:tcW w:w="4218" w:type="pct"/>
           </w:tcPr>
           <w:p>
             <w:pPr>
@@ -1168,13 +1188,13 @@
               <w:rPr>
                 <w:rFonts w:ascii="Goudy Old Style" w:hAnsi="Goudy Old Style" w:cs="Didot"/>
               </w:rPr>
-              <w:t>Visiting Scholar, Radboud University</w:t>
-            </w:r>
-          </w:p>
-        </w:tc>
-        <w:tc>
-          <w:tcPr>
-            <w:tcW w:w="331" w:type="pct"/>
+              <w:t>San Diego Supercomputing Center HPC and Data Science Workshop</w:t>
+            </w:r>
+          </w:p>
+        </w:tc>
+        <w:tc>
+          <w:tcPr>
+            <w:tcW w:w="345" w:type="pct"/>
           </w:tcPr>
           <w:p>
             <w:pPr>
@@ -1189,7 +1209,7 @@
               <w:rPr>
                 <w:rFonts w:ascii="Goudy Old Style" w:hAnsi="Goudy Old Style" w:cs="Didot"/>
               </w:rPr>
-              <w:t>2024</w:t>
+              <w:t>2026</w:t>
             </w:r>
           </w:p>
         </w:tc>
@@ -1197,12 +1217,76 @@
       <w:tr>
         <w:tc>
           <w:tcPr>
-            <w:tcW w:w="444" w:type="pct"/>
+            <w:tcW w:w="437" w:type="pct"/>
           </w:tcPr>
           <w:p>
             <w:pPr>
               <w:spacing w:after="60"/>
               <w:contextualSpacing/>
+              <w:jc w:val="right"/>
+              <w:rPr>
+                <w:rFonts w:ascii="Goudy Old Style" w:hAnsi="Goudy Old Style" w:cs="Didot"/>
+              </w:rPr>
+            </w:pPr>
+            <w:r>
+              <w:rPr>
+                <w:rFonts w:ascii="Goudy Old Style" w:hAnsi="Goudy Old Style" w:cs="Didot"/>
+              </w:rPr>
+              <w:t>-</w:t>
+            </w:r>
+          </w:p>
+        </w:tc>
+        <w:tc>
+          <w:tcPr>
+            <w:tcW w:w="4218" w:type="pct"/>
+          </w:tcPr>
+          <w:p>
+            <w:pPr>
+              <w:spacing w:after="60"/>
+              <w:contextualSpacing/>
+              <w:rPr>
+                <w:rFonts w:ascii="Goudy Old Style" w:hAnsi="Goudy Old Style" w:cs="Didot"/>
+              </w:rPr>
+            </w:pPr>
+            <w:r>
+              <w:rPr>
+                <w:rFonts w:ascii="Goudy Old Style" w:hAnsi="Goudy Old Style" w:cs="Didot"/>
+              </w:rPr>
+              <w:t>Visiting Scholar, Radboud University</w:t>
+            </w:r>
+          </w:p>
+        </w:tc>
+        <w:tc>
+          <w:tcPr>
+            <w:tcW w:w="345" w:type="pct"/>
+          </w:tcPr>
+          <w:p>
+            <w:pPr>
+              <w:spacing w:after="60"/>
+              <w:contextualSpacing/>
+              <w:jc w:val="right"/>
+              <w:rPr>
+                <w:rFonts w:ascii="Goudy Old Style" w:hAnsi="Goudy Old Style" w:cs="Didot"/>
+              </w:rPr>
+            </w:pPr>
+            <w:r>
+              <w:rPr>
+                <w:rFonts w:ascii="Goudy Old Style" w:hAnsi="Goudy Old Style" w:cs="Didot"/>
+              </w:rPr>
+              <w:t>2024</w:t>
+            </w:r>
+          </w:p>
+        </w:tc>
+      </w:tr>
+      <w:tr>
+        <w:tc>
+          <w:tcPr>
+            <w:tcW w:w="437" w:type="pct"/>
+          </w:tcPr>
+          <w:p>
+            <w:pPr>
+              <w:spacing w:after="60"/>
+              <w:contextualSpacing/>
               <w:rPr>
                 <w:rFonts w:ascii="Goudy Old Style" w:hAnsi="Goudy Old Style" w:cs="Didot"/>
               </w:rPr>
@@ -1217,7 +1301,7 @@
         </w:tc>
         <w:tc>
           <w:tcPr>
-            <w:tcW w:w="4225" w:type="pct"/>
+            <w:tcW w:w="4218" w:type="pct"/>
           </w:tcPr>
           <w:p>
             <w:pPr>
@@ -1249,7 +1333,7 @@
         </w:tc>
         <w:tc>
           <w:tcPr>
-            <w:tcW w:w="331" w:type="pct"/>
+            <w:tcW w:w="345" w:type="pct"/>
           </w:tcPr>
           <w:p>
             <w:pPr>
@@ -1275,7 +1359,7 @@
         </w:trPr>
         <w:tc>
           <w:tcPr>
-            <w:tcW w:w="444" w:type="pct"/>
+            <w:tcW w:w="437" w:type="pct"/>
           </w:tcPr>
           <w:p>
             <w:pPr>
@@ -1296,7 +1380,7 @@
         </w:tc>
         <w:tc>
           <w:tcPr>
-            <w:tcW w:w="4225" w:type="pct"/>
+            <w:tcW w:w="4218" w:type="pct"/>
           </w:tcPr>
           <w:p>
             <w:pPr>
@@ -1316,7 +1400,7 @@
         </w:tc>
         <w:tc>
           <w:tcPr>
-            <w:tcW w:w="331" w:type="pct"/>
+            <w:tcW w:w="345" w:type="pct"/>
           </w:tcPr>
           <w:p>
             <w:pPr>
@@ -1342,7 +1426,7 @@
         </w:trPr>
         <w:tc>
           <w:tcPr>
-            <w:tcW w:w="444" w:type="pct"/>
+            <w:tcW w:w="437" w:type="pct"/>
           </w:tcPr>
           <w:p>
             <w:pPr>
@@ -1363,7 +1447,7 @@
         </w:tc>
         <w:tc>
           <w:tcPr>
-            <w:tcW w:w="4225" w:type="pct"/>
+            <w:tcW w:w="4218" w:type="pct"/>
           </w:tcPr>
           <w:p>
             <w:pPr>
@@ -1383,7 +1467,7 @@
         </w:tc>
         <w:tc>
           <w:tcPr>
-            <w:tcW w:w="331" w:type="pct"/>
+            <w:tcW w:w="345" w:type="pct"/>
           </w:tcPr>
           <w:p>
             <w:pPr>
@@ -1409,7 +1493,7 @@
         </w:trPr>
         <w:tc>
           <w:tcPr>
-            <w:tcW w:w="444" w:type="pct"/>
+            <w:tcW w:w="437" w:type="pct"/>
           </w:tcPr>
           <w:p>
             <w:pPr>
@@ -1430,7 +1514,7 @@
         </w:tc>
         <w:tc>
           <w:tcPr>
-            <w:tcW w:w="4225" w:type="pct"/>
+            <w:tcW w:w="4218" w:type="pct"/>
           </w:tcPr>
           <w:p>
             <w:pPr>
@@ -1462,7 +1546,7 @@
         </w:tc>
         <w:tc>
           <w:tcPr>
-            <w:tcW w:w="331" w:type="pct"/>
+            <w:tcW w:w="345" w:type="pct"/>
           </w:tcPr>
           <w:p>
             <w:pPr>
@@ -1488,7 +1572,7 @@
         </w:trPr>
         <w:tc>
           <w:tcPr>
-            <w:tcW w:w="444" w:type="pct"/>
+            <w:tcW w:w="437" w:type="pct"/>
           </w:tcPr>
           <w:p>
             <w:pPr>
@@ -1508,7 +1592,7 @@
         </w:tc>
         <w:tc>
           <w:tcPr>
-            <w:tcW w:w="4225" w:type="pct"/>
+            <w:tcW w:w="4218" w:type="pct"/>
           </w:tcPr>
           <w:p>
             <w:pPr>
@@ -1540,7 +1624,7 @@
         </w:tc>
         <w:tc>
           <w:tcPr>
-            <w:tcW w:w="331" w:type="pct"/>
+            <w:tcW w:w="345" w:type="pct"/>
           </w:tcPr>
           <w:p>
             <w:pPr>
@@ -1566,7 +1650,7 @@
         </w:trPr>
         <w:tc>
           <w:tcPr>
-            <w:tcW w:w="444" w:type="pct"/>
+            <w:tcW w:w="437" w:type="pct"/>
           </w:tcPr>
           <w:p>
             <w:pPr>
@@ -1587,7 +1671,7 @@
         </w:tc>
         <w:tc>
           <w:tcPr>
-            <w:tcW w:w="4225" w:type="pct"/>
+            <w:tcW w:w="4218" w:type="pct"/>
           </w:tcPr>
           <w:p>
             <w:pPr>
@@ -1607,7 +1691,7 @@
         </w:tc>
         <w:tc>
           <w:tcPr>
-            <w:tcW w:w="331" w:type="pct"/>
+            <w:tcW w:w="345" w:type="pct"/>
           </w:tcPr>
           <w:p>
             <w:pPr>
@@ -1633,7 +1717,7 @@
         </w:trPr>
         <w:tc>
           <w:tcPr>
-            <w:tcW w:w="444" w:type="pct"/>
+            <w:tcW w:w="437" w:type="pct"/>
           </w:tcPr>
           <w:p>
             <w:pPr>
@@ -1653,7 +1737,7 @@
         </w:tc>
         <w:tc>
           <w:tcPr>
-            <w:tcW w:w="4225" w:type="pct"/>
+            <w:tcW w:w="4218" w:type="pct"/>
           </w:tcPr>
           <w:p>
             <w:pPr>
@@ -1673,7 +1757,7 @@
         </w:tc>
         <w:tc>
           <w:tcPr>
-            <w:tcW w:w="331" w:type="pct"/>
+            <w:tcW w:w="345" w:type="pct"/>
           </w:tcPr>
           <w:p>
             <w:pPr>
@@ -1699,7 +1783,7 @@
         </w:trPr>
         <w:tc>
           <w:tcPr>
-            <w:tcW w:w="444" w:type="pct"/>
+            <w:tcW w:w="437" w:type="pct"/>
           </w:tcPr>
           <w:p>
             <w:pPr>
@@ -1719,7 +1803,7 @@
         </w:tc>
         <w:tc>
           <w:tcPr>
-            <w:tcW w:w="4225" w:type="pct"/>
+            <w:tcW w:w="4218" w:type="pct"/>
           </w:tcPr>
           <w:p>
             <w:pPr>
@@ -1739,7 +1823,7 @@
         </w:tc>
         <w:tc>
           <w:tcPr>
-            <w:tcW w:w="331" w:type="pct"/>
+            <w:tcW w:w="345" w:type="pct"/>
           </w:tcPr>
           <w:p>
             <w:pPr>
@@ -2342,6 +2426,7 @@
               <w:rPr>
                 <w:rFonts w:ascii="Goudy Old Style" w:hAnsi="Goudy Old Style" w:cs="Didot"/>
               </w:rPr>
+              <w:lastRenderedPageBreak/>
               <w:t>$15,100</w:t>
             </w:r>
           </w:p>
@@ -2402,7 +2487,6 @@
               <w:rPr>
                 <w:rFonts w:ascii="Goudy Old Style" w:hAnsi="Goudy Old Style" w:cs="Didot"/>
               </w:rPr>
-              <w:lastRenderedPageBreak/>
               <w:t>$ 1,000</w:t>
             </w:r>
           </w:p>
@@ -2836,41 +2920,43 @@
         <w:outlineLvl w:val="0"/>
         <w:rPr>
           <w:rFonts w:ascii="Goudy Old Style" w:hAnsi="Goudy Old Style" w:cs="Didot"/>
+        </w:rPr>
+      </w:pPr>
+      <w:r>
+        <w:rPr>
+          <w:rFonts w:ascii="Goudy Old Style" w:hAnsi="Goudy Old Style" w:cs="Didot"/>
+          <w:b/>
+          <w:bCs/>
+        </w:rPr>
+        <w:t>Berry, G.M.</w:t>
+      </w:r>
+      <w:r>
+        <w:rPr>
+          <w:rFonts w:ascii="Goudy Old Style" w:hAnsi="Goudy Old Style" w:cs="Didot"/>
+        </w:rPr>
+        <w:t xml:space="preserve"> (Revising to Resubmit). </w:t>
+      </w:r>
+      <w:proofErr w:type="spellStart"/>
+      <w:r>
+        <w:rPr>
+          <w:rFonts w:ascii="Goudy Old Style" w:hAnsi="Goudy Old Style" w:cs="Didot"/>
+        </w:rPr>
+        <w:t>Estimand</w:t>
+      </w:r>
+      <w:proofErr w:type="spellEnd"/>
+      <w:r>
+        <w:rPr>
+          <w:rFonts w:ascii="Goudy Old Style" w:hAnsi="Goudy Old Style" w:cs="Didot"/>
+        </w:rPr>
+        <w:t xml:space="preserve"> or estimator? Comparing vowel overlap measures against a known ground truth. </w:t>
+      </w:r>
+      <w:r>
+        <w:rPr>
+          <w:rFonts w:ascii="Goudy Old Style" w:hAnsi="Goudy Old Style" w:cs="Didot"/>
           <w:i/>
           <w:iCs/>
         </w:rPr>
-      </w:pPr>
-      <w:r>
-        <w:rPr>
-          <w:rFonts w:ascii="Goudy Old Style" w:hAnsi="Goudy Old Style" w:cs="Didot"/>
-          <w:b/>
-          <w:bCs/>
-        </w:rPr>
-        <w:t>Berry, G.M.</w:t>
-      </w:r>
-      <w:r>
-        <w:rPr>
-          <w:rFonts w:ascii="Goudy Old Style" w:hAnsi="Goudy Old Style" w:cs="Didot"/>
-        </w:rPr>
-        <w:t xml:space="preserve"> (In Prep). </w:t>
-      </w:r>
-      <w:r>
-        <w:rPr>
-          <w:rFonts w:ascii="Goudy Old Style" w:hAnsi="Goudy Old Style" w:cs="Didot"/>
-        </w:rPr>
-        <w:t xml:space="preserve">An information-theoretic approach to measuring </w:t>
-      </w:r>
-      <w:r>
-        <w:rPr>
-          <w:rFonts w:ascii="Goudy Old Style" w:hAnsi="Goudy Old Style" w:cs="Didot"/>
-        </w:rPr>
-        <w:t>vowel</w:t>
-      </w:r>
-      <w:r>
-        <w:rPr>
-          <w:rFonts w:ascii="Goudy Old Style" w:hAnsi="Goudy Old Style" w:cs="Didot"/>
-        </w:rPr>
-        <w:t xml:space="preserve"> merger.</w:t>
+        <w:t>The</w:t>
       </w:r>
       <w:r>
         <w:rPr>
@@ -2884,7 +2970,13 @@
           <w:i/>
           <w:iCs/>
         </w:rPr>
-        <w:t>Laboratory Phonology</w:t>
+        <w:t>Journal of the Acoustical Society of America</w:t>
+      </w:r>
+      <w:r>
+        <w:rPr>
+          <w:rFonts w:ascii="Goudy Old Style" w:hAnsi="Goudy Old Style" w:cs="Didot"/>
+        </w:rPr>
+        <w:t>.</w:t>
       </w:r>
     </w:p>
     <w:p>
@@ -2902,43 +2994,49 @@
           <w:b/>
           <w:bCs/>
         </w:rPr>
-        <w:t>Berry, G.M.</w:t>
-      </w:r>
-      <w:r>
-        <w:rPr>
-          <w:rFonts w:ascii="Goudy Old Style" w:hAnsi="Goudy Old Style" w:cs="Didot"/>
-        </w:rPr>
-        <w:t xml:space="preserve"> (</w:t>
-      </w:r>
-      <w:r>
-        <w:rPr>
-          <w:rFonts w:ascii="Goudy Old Style" w:hAnsi="Goudy Old Style" w:cs="Didot"/>
-        </w:rPr>
-        <w:t>In Prep</w:t>
-      </w:r>
-      <w:r>
-        <w:rPr>
-          <w:rFonts w:ascii="Goudy Old Style" w:hAnsi="Goudy Old Style" w:cs="Didot"/>
-        </w:rPr>
-        <w:t>). Sex-differentiated strategies for stereotype avoidance: OH-Lowering in Philadelphia Puerto Rican English. (</w:t>
-      </w:r>
-      <w:r>
-        <w:rPr>
-          <w:rFonts w:ascii="Goudy Old Style" w:hAnsi="Goudy Old Style" w:cs="Didot"/>
-        </w:rPr>
-        <w:t>In Prep</w:t>
-      </w:r>
-      <w:r>
-        <w:rPr>
-          <w:rFonts w:ascii="Goudy Old Style" w:hAnsi="Goudy Old Style" w:cs="Didot"/>
-        </w:rPr>
-        <w:t>).</w:t>
-      </w:r>
-      <w:r>
-        <w:rPr>
-          <w:rFonts w:ascii="Goudy Old Style" w:hAnsi="Goudy Old Style" w:cs="Didot"/>
-        </w:rPr>
-        <w:t xml:space="preserve"> </w:t>
+        <w:t>Berry, G.</w:t>
+      </w:r>
+      <w:r>
+        <w:rPr>
+          <w:rFonts w:ascii="Goudy Old Style" w:hAnsi="Goudy Old Style" w:cs="Didot"/>
+        </w:rPr>
+        <w:t>M. (</w:t>
+      </w:r>
+      <w:r>
+        <w:rPr>
+          <w:rFonts w:ascii="Goudy Old Style" w:hAnsi="Goudy Old Style" w:cs="Didot"/>
+        </w:rPr>
+        <w:t>Under Review</w:t>
+      </w:r>
+      <w:r>
+        <w:rPr>
+          <w:rFonts w:ascii="Goudy Old Style" w:hAnsi="Goudy Old Style" w:cs="Didot"/>
+        </w:rPr>
+        <w:t xml:space="preserve">). </w:t>
+      </w:r>
+      <w:r>
+        <w:rPr>
+          <w:rFonts w:ascii="Goudy Old Style" w:hAnsi="Goudy Old Style" w:cs="Didot"/>
+        </w:rPr>
+        <w:t xml:space="preserve">When 141 tokens behave like 19: Accounting for </w:t>
+      </w:r>
+      <w:r>
+        <w:rPr>
+          <w:rFonts w:ascii="Goudy Old Style" w:hAnsi="Goudy Old Style" w:cs="Didot"/>
+        </w:rPr>
+        <w:t>category</w:t>
+      </w:r>
+      <w:r>
+        <w:rPr>
+          <w:rFonts w:ascii="Goudy Old Style" w:hAnsi="Goudy Old Style" w:cs="Didot"/>
+        </w:rPr>
+        <w:t xml:space="preserve"> imbalance in conversational vowel merger data</w:t>
+      </w:r>
+      <w:r>
+        <w:rPr>
+          <w:rFonts w:ascii="Goudy Old Style" w:hAnsi="Goudy Old Style" w:cs="Didot"/>
+        </w:rPr>
+        <w:t xml:space="preserve">. </w:t>
       </w:r>
       <w:r>
         <w:rPr>
@@ -2946,7 +3044,30 @@
           <w:i/>
           <w:iCs/>
         </w:rPr>
-        <w:t>Language and Speech</w:t>
+        <w:t>21</w:t>
+      </w:r>
+      <w:r>
+        <w:rPr>
+          <w:rFonts w:ascii="Goudy Old Style" w:hAnsi="Goudy Old Style" w:cs="Didot"/>
+          <w:i/>
+          <w:iCs/>
+          <w:vertAlign w:val="superscript"/>
+        </w:rPr>
+        <w:t>st</w:t>
+      </w:r>
+      <w:r>
+        <w:rPr>
+          <w:rFonts w:ascii="Goudy Old Style" w:hAnsi="Goudy Old Style" w:cs="Didot"/>
+        </w:rPr>
+        <w:t xml:space="preserve"> </w:t>
+      </w:r>
+      <w:r>
+        <w:rPr>
+          <w:rFonts w:ascii="Goudy Old Style" w:hAnsi="Goudy Old Style" w:cs="Didot"/>
+          <w:i/>
+          <w:iCs/>
+        </w:rPr>
+        <w:t>International Congress of Phonetic Sciences</w:t>
       </w:r>
       <w:r>
         <w:rPr>
@@ -2954,6 +3075,614 @@
         </w:rPr>
         <w:t>.</w:t>
       </w:r>
+    </w:p>
+    <w:p>
+      <w:pPr>
+        <w:ind w:left="900" w:hanging="900"/>
+        <w:contextualSpacing/>
+        <w:outlineLvl w:val="0"/>
+        <w:rPr>
+          <w:rFonts w:ascii="Goudy Old Style" w:hAnsi="Goudy Old Style" w:cs="Didot"/>
+        </w:rPr>
+      </w:pPr>
+      <w:r>
+        <w:rPr>
+          <w:rFonts w:ascii="Goudy Old Style" w:hAnsi="Goudy Old Style" w:cs="Didot"/>
+          <w:b/>
+          <w:bCs/>
+        </w:rPr>
+        <w:t>Berry, G.M.</w:t>
+      </w:r>
+      <w:r>
+        <w:rPr>
+          <w:rFonts w:ascii="Goudy Old Style" w:hAnsi="Goudy Old Style" w:cs="Didot"/>
+        </w:rPr>
+        <w:t xml:space="preserve"> (</w:t>
+      </w:r>
+      <w:r>
+        <w:rPr>
+          <w:rFonts w:ascii="Goudy Old Style" w:hAnsi="Goudy Old Style" w:cs="Didot"/>
+        </w:rPr>
+        <w:t>Under Review</w:t>
+      </w:r>
+      <w:r>
+        <w:rPr>
+          <w:rFonts w:ascii="Goudy Old Style" w:hAnsi="Goudy Old Style" w:cs="Didot"/>
+        </w:rPr>
+        <w:t xml:space="preserve">). Beyond the null: Calibration, balance, and the interpretation of Pillai Scores. </w:t>
+      </w:r>
+      <w:r>
+        <w:rPr>
+          <w:rFonts w:ascii="Goudy Old Style" w:hAnsi="Goudy Old Style" w:cs="Didot"/>
+          <w:i/>
+          <w:iCs/>
+        </w:rPr>
+        <w:t>The</w:t>
+      </w:r>
+      <w:r>
+        <w:rPr>
+          <w:rFonts w:ascii="Goudy Old Style" w:hAnsi="Goudy Old Style" w:cs="Didot"/>
+        </w:rPr>
+        <w:t xml:space="preserve"> </w:t>
+      </w:r>
+      <w:r>
+        <w:rPr>
+          <w:rFonts w:ascii="Goudy Old Style" w:hAnsi="Goudy Old Style" w:cs="Didot"/>
+          <w:i/>
+          <w:iCs/>
+        </w:rPr>
+        <w:t>Journal of the Acoustical Society of America</w:t>
+      </w:r>
+      <w:r>
+        <w:rPr>
+          <w:rFonts w:ascii="Goudy Old Style" w:hAnsi="Goudy Old Style" w:cs="Didot"/>
+        </w:rPr>
+        <w:t>.</w:t>
+      </w:r>
+    </w:p>
+    <w:p>
+      <w:pPr>
+        <w:ind w:left="900" w:hanging="900"/>
+        <w:contextualSpacing/>
+        <w:outlineLvl w:val="0"/>
+        <w:rPr>
+          <w:rFonts w:ascii="Goudy Old Style" w:hAnsi="Goudy Old Style" w:cs="Didot"/>
+        </w:rPr>
+      </w:pPr>
+      <w:r>
+        <w:rPr>
+          <w:rFonts w:ascii="Goudy Old Style" w:hAnsi="Goudy Old Style" w:cs="Didot"/>
+          <w:b/>
+          <w:bCs/>
+        </w:rPr>
+        <w:t>Berry, G.M.</w:t>
+      </w:r>
+      <w:r>
+        <w:rPr>
+          <w:rFonts w:ascii="Goudy Old Style" w:hAnsi="Goudy Old Style" w:cs="Didot"/>
+        </w:rPr>
+        <w:t xml:space="preserve"> (</w:t>
+      </w:r>
+      <w:r>
+        <w:rPr>
+          <w:rFonts w:ascii="Goudy Old Style" w:hAnsi="Goudy Old Style" w:cs="Didot"/>
+        </w:rPr>
+        <w:t>In Prep</w:t>
+      </w:r>
+      <w:r>
+        <w:rPr>
+          <w:rFonts w:ascii="Goudy Old Style" w:hAnsi="Goudy Old Style" w:cs="Didot"/>
+        </w:rPr>
+        <w:t>). Sex-differentiated strategies for stereotype avoidance: OH-Lowering in Philadelphia Puerto Rican English. (</w:t>
+      </w:r>
+      <w:r>
+        <w:rPr>
+          <w:rFonts w:ascii="Goudy Old Style" w:hAnsi="Goudy Old Style" w:cs="Didot"/>
+        </w:rPr>
+        <w:t>In Prep</w:t>
+      </w:r>
+      <w:r>
+        <w:rPr>
+          <w:rFonts w:ascii="Goudy Old Style" w:hAnsi="Goudy Old Style" w:cs="Didot"/>
+        </w:rPr>
+        <w:t>).</w:t>
+      </w:r>
+      <w:r>
+        <w:rPr>
+          <w:rFonts w:ascii="Goudy Old Style" w:hAnsi="Goudy Old Style" w:cs="Didot"/>
+        </w:rPr>
+        <w:t xml:space="preserve"> </w:t>
+      </w:r>
+      <w:r>
+        <w:rPr>
+          <w:rFonts w:ascii="Goudy Old Style" w:hAnsi="Goudy Old Style" w:cs="Didot"/>
+          <w:i/>
+          <w:iCs/>
+        </w:rPr>
+        <w:t xml:space="preserve">Language </w:t>
+      </w:r>
+      <w:r>
+        <w:rPr>
+          <w:rFonts w:ascii="Goudy Old Style" w:hAnsi="Goudy Old Style" w:cs="Didot"/>
+          <w:i/>
+          <w:iCs/>
+        </w:rPr>
+        <w:t>in Society</w:t>
+      </w:r>
+      <w:r>
+        <w:rPr>
+          <w:rFonts w:ascii="Goudy Old Style" w:hAnsi="Goudy Old Style" w:cs="Didot"/>
+        </w:rPr>
+        <w:t>.</w:t>
+      </w:r>
+    </w:p>
+    <w:p>
+      <w:pPr>
+        <w:ind w:left="900" w:hanging="900"/>
+        <w:contextualSpacing/>
+        <w:outlineLvl w:val="0"/>
+        <w:rPr>
+          <w:rFonts w:ascii="Goudy Old Style" w:hAnsi="Goudy Old Style" w:cs="Didot"/>
+        </w:rPr>
+      </w:pPr>
+      <w:r>
+        <w:rPr>
+          <w:rFonts w:ascii="Goudy Old Style" w:hAnsi="Goudy Old Style" w:cs="Didot"/>
+          <w:b/>
+          <w:bCs/>
+        </w:rPr>
+        <w:t>Berry, G.</w:t>
+      </w:r>
+      <w:r>
+        <w:rPr>
+          <w:rFonts w:ascii="Goudy Old Style" w:hAnsi="Goudy Old Style" w:cs="Didot"/>
+        </w:rPr>
+        <w:t xml:space="preserve">M. (In Prep). </w:t>
+      </w:r>
+      <w:r>
+        <w:rPr>
+          <w:rFonts w:ascii="Goudy Old Style" w:hAnsi="Goudy Old Style" w:cs="Didot"/>
+        </w:rPr>
+        <w:t xml:space="preserve">EY-Raising in </w:t>
+      </w:r>
+      <w:r>
+        <w:rPr>
+          <w:rFonts w:ascii="Goudy Old Style" w:hAnsi="Goudy Old Style" w:cs="Didot"/>
+        </w:rPr>
+        <w:t xml:space="preserve">Philadelphia </w:t>
+      </w:r>
+      <w:r>
+        <w:rPr>
+          <w:rFonts w:ascii="Goudy Old Style" w:hAnsi="Goudy Old Style" w:cs="Didot"/>
+        </w:rPr>
+        <w:t xml:space="preserve">Puerto Rican English: Apparent </w:t>
+      </w:r>
+      <w:r>
+        <w:rPr>
+          <w:rFonts w:ascii="Goudy Old Style" w:hAnsi="Goudy Old Style" w:cs="Didot"/>
+        </w:rPr>
+        <w:t>t</w:t>
+      </w:r>
+      <w:r>
+        <w:rPr>
+          <w:rFonts w:ascii="Goudy Old Style" w:hAnsi="Goudy Old Style" w:cs="Didot"/>
+        </w:rPr>
+        <w:t xml:space="preserve">ime, </w:t>
+      </w:r>
+      <w:r>
+        <w:rPr>
+          <w:rFonts w:ascii="Goudy Old Style" w:hAnsi="Goudy Old Style" w:cs="Didot"/>
+        </w:rPr>
+        <w:t>s</w:t>
+      </w:r>
+      <w:r>
+        <w:rPr>
+          <w:rFonts w:ascii="Goudy Old Style" w:hAnsi="Goudy Old Style" w:cs="Didot"/>
+        </w:rPr>
+        <w:t xml:space="preserve">ex, and an </w:t>
+      </w:r>
+      <w:r>
+        <w:rPr>
+          <w:rFonts w:ascii="Goudy Old Style" w:hAnsi="Goudy Old Style" w:cs="Didot"/>
+        </w:rPr>
+        <w:t>e</w:t>
+      </w:r>
+      <w:r>
+        <w:rPr>
+          <w:rFonts w:ascii="Goudy Old Style" w:hAnsi="Goudy Old Style" w:cs="Didot"/>
+        </w:rPr>
+        <w:t xml:space="preserve">merging </w:t>
+      </w:r>
+      <w:r>
+        <w:rPr>
+          <w:rFonts w:ascii="Goudy Old Style" w:hAnsi="Goudy Old Style" w:cs="Didot"/>
+        </w:rPr>
+        <w:t>s</w:t>
+      </w:r>
+      <w:r>
+        <w:rPr>
+          <w:rFonts w:ascii="Goudy Old Style" w:hAnsi="Goudy Old Style" w:cs="Didot"/>
+        </w:rPr>
+        <w:t xml:space="preserve">tyle </w:t>
+      </w:r>
+      <w:r>
+        <w:rPr>
+          <w:rFonts w:ascii="Goudy Old Style" w:hAnsi="Goudy Old Style" w:cs="Didot"/>
+        </w:rPr>
+        <w:t>e</w:t>
+      </w:r>
+      <w:r>
+        <w:rPr>
+          <w:rFonts w:ascii="Goudy Old Style" w:hAnsi="Goudy Old Style" w:cs="Didot"/>
+        </w:rPr>
+        <w:t>ffect</w:t>
+      </w:r>
+      <w:r>
+        <w:rPr>
+          <w:rFonts w:ascii="Goudy Old Style" w:hAnsi="Goudy Old Style" w:cs="Didot"/>
+        </w:rPr>
+        <w:t xml:space="preserve">. </w:t>
+      </w:r>
+      <w:r>
+        <w:rPr>
+          <w:rFonts w:ascii="Goudy Old Style" w:hAnsi="Goudy Old Style" w:cs="Didot"/>
+          <w:i/>
+          <w:iCs/>
+        </w:rPr>
+        <w:t>Language Variation and Change</w:t>
+      </w:r>
+      <w:r>
+        <w:rPr>
+          <w:rFonts w:ascii="Goudy Old Style" w:hAnsi="Goudy Old Style" w:cs="Didot"/>
+        </w:rPr>
+        <w:t>.</w:t>
+      </w:r>
+    </w:p>
+    <w:p>
+      <w:pPr>
+        <w:ind w:left="900" w:hanging="900"/>
+        <w:contextualSpacing/>
+        <w:outlineLvl w:val="0"/>
+        <w:rPr>
+          <w:rFonts w:ascii="Goudy Old Style" w:hAnsi="Goudy Old Style" w:cs="Didot"/>
+        </w:rPr>
+      </w:pPr>
+      <w:r>
+        <w:rPr>
+          <w:rFonts w:ascii="Goudy Old Style" w:hAnsi="Goudy Old Style" w:cs="Didot"/>
+          <w:b/>
+          <w:bCs/>
+        </w:rPr>
+        <w:t>Berry, G.</w:t>
+      </w:r>
+      <w:r>
+        <w:rPr>
+          <w:rFonts w:ascii="Goudy Old Style" w:hAnsi="Goudy Old Style" w:cs="Didot"/>
+        </w:rPr>
+        <w:t>M., Caselli, J., &amp; Toscano, J.C. (In Prep). Detection without adoption: Greater sensitivity to acoustic change is associated with reduced integration of phonological variation</w:t>
+      </w:r>
+      <w:r>
+        <w:rPr>
+          <w:rFonts w:ascii="Goudy Old Style" w:hAnsi="Goudy Old Style" w:cs="Didot"/>
+        </w:rPr>
+        <w:t>.</w:t>
+      </w:r>
+      <w:r>
+        <w:rPr>
+          <w:rFonts w:ascii="Goudy Old Style" w:hAnsi="Goudy Old Style" w:cs="Didot"/>
+        </w:rPr>
+        <w:t xml:space="preserve"> </w:t>
+      </w:r>
+      <w:r>
+        <w:rPr>
+          <w:rFonts w:ascii="Goudy Old Style" w:hAnsi="Goudy Old Style" w:cs="Didot"/>
+          <w:i/>
+          <w:iCs/>
+        </w:rPr>
+        <w:t>Neurobiology of Language</w:t>
+      </w:r>
+      <w:r>
+        <w:rPr>
+          <w:rFonts w:ascii="Goudy Old Style" w:hAnsi="Goudy Old Style" w:cs="Didot"/>
+        </w:rPr>
+        <w:t>.</w:t>
+      </w:r>
+    </w:p>
+    <w:p>
+      <w:pPr>
+        <w:ind w:left="900" w:hanging="900"/>
+        <w:contextualSpacing/>
+        <w:outlineLvl w:val="0"/>
+        <w:rPr>
+          <w:rFonts w:ascii="Goudy Old Style" w:hAnsi="Goudy Old Style" w:cs="Didot"/>
+        </w:rPr>
+      </w:pPr>
+      <w:r>
+        <w:rPr>
+          <w:rFonts w:ascii="Goudy Old Style" w:hAnsi="Goudy Old Style" w:cs="Didot"/>
+        </w:rPr>
+        <w:t>Caselli, J.</w:t>
+      </w:r>
+      <w:r>
+        <w:rPr>
+          <w:rFonts w:ascii="Goudy Old Style" w:hAnsi="Goudy Old Style" w:cs="Didot"/>
+        </w:rPr>
+        <w:t>*</w:t>
+      </w:r>
+      <w:r>
+        <w:rPr>
+          <w:rFonts w:ascii="Goudy Old Style" w:hAnsi="Goudy Old Style" w:cs="Didot"/>
+        </w:rPr>
+        <w:t xml:space="preserve">, Toscano, J.C., &amp; </w:t>
+      </w:r>
+      <w:r>
+        <w:rPr>
+          <w:rFonts w:ascii="Goudy Old Style" w:hAnsi="Goudy Old Style" w:cs="Didot"/>
+          <w:b/>
+          <w:bCs/>
+        </w:rPr>
+        <w:t>Berry, G.M.</w:t>
+      </w:r>
+      <w:r>
+        <w:rPr>
+          <w:rFonts w:ascii="Goudy Old Style" w:hAnsi="Goudy Old Style" w:cs="Didot"/>
+        </w:rPr>
+        <w:t xml:space="preserve"> (In</w:t>
+      </w:r>
+      <w:r>
+        <w:rPr>
+          <w:rFonts w:ascii="Goudy Old Style" w:hAnsi="Goudy Old Style" w:cs="Didot"/>
+        </w:rPr>
+        <w:t xml:space="preserve"> Prep). </w:t>
+      </w:r>
+      <w:r>
+        <w:rPr>
+          <w:rFonts w:ascii="Goudy Old Style" w:hAnsi="Goudy Old Style" w:cs="Didot"/>
+        </w:rPr>
+        <w:t>Disentangling phase-aligned and non-phase-aligned theta contributions to event-related EEG amplitude during active auditory categorization</w:t>
+      </w:r>
+      <w:r>
+        <w:rPr>
+          <w:rFonts w:ascii="Goudy Old Style" w:hAnsi="Goudy Old Style" w:cs="Didot"/>
+        </w:rPr>
+        <w:t xml:space="preserve">. </w:t>
+      </w:r>
+      <w:proofErr w:type="spellStart"/>
+      <w:r>
+        <w:rPr>
+          <w:rFonts w:ascii="Goudy Old Style" w:hAnsi="Goudy Old Style" w:cs="Didot"/>
+          <w:i/>
+          <w:iCs/>
+        </w:rPr>
+        <w:t>eNeuro</w:t>
+      </w:r>
+      <w:proofErr w:type="spellEnd"/>
+      <w:r>
+        <w:rPr>
+          <w:rFonts w:ascii="Goudy Old Style" w:hAnsi="Goudy Old Style" w:cs="Didot"/>
+        </w:rPr>
+        <w:t>.</w:t>
+      </w:r>
+    </w:p>
+    <w:p>
+      <w:pPr>
+        <w:ind w:left="900" w:hanging="900"/>
+        <w:contextualSpacing/>
+        <w:outlineLvl w:val="0"/>
+        <w:rPr>
+          <w:rFonts w:ascii="Goudy Old Style" w:hAnsi="Goudy Old Style" w:cs="Didot"/>
+          <w:sz w:val="12"/>
+          <w:szCs w:val="12"/>
+        </w:rPr>
+      </w:pPr>
+    </w:p>
+    <w:p>
+      <w:pPr>
+        <w:ind w:left="900" w:hanging="900"/>
+        <w:contextualSpacing/>
+        <w:jc w:val="center"/>
+        <w:outlineLvl w:val="0"/>
+        <w:rPr>
+          <w:rFonts w:ascii="Goudy Old Style" w:hAnsi="Goudy Old Style" w:cs="Didot"/>
+          <w:u w:val="single"/>
+        </w:rPr>
+      </w:pPr>
+      <w:r>
+        <w:rPr>
+          <w:rFonts w:ascii="Goudy Old Style" w:hAnsi="Goudy Old Style" w:cs="Didot"/>
+          <w:u w:val="single"/>
+        </w:rPr>
+        <w:t>Preprints</w:t>
+      </w:r>
+    </w:p>
+    <w:p>
+      <w:pPr>
+        <w:ind w:left="720" w:hanging="720"/>
+        <w:rPr>
+          <w:rFonts w:ascii="Goudy Old Style" w:hAnsi="Goudy Old Style" w:cs="Didot"/>
+        </w:rPr>
+      </w:pPr>
+      <w:r>
+        <w:rPr>
+          <w:rFonts w:ascii="Goudy Old Style" w:hAnsi="Goudy Old Style" w:cs="Didot"/>
+          <w:b/>
+          <w:bCs/>
+        </w:rPr>
+        <w:t>Berry, G.M.</w:t>
+      </w:r>
+      <w:r>
+        <w:rPr>
+          <w:rFonts w:ascii="Goudy Old Style" w:hAnsi="Goudy Old Style" w:cs="Didot"/>
+        </w:rPr>
+        <w:t xml:space="preserve"> (2026). Beyond the null: Calibration, balance, and the interpretation of Pillai Scores. </w:t>
+      </w:r>
+      <w:proofErr w:type="spellStart"/>
+      <w:r>
+        <w:rPr>
+          <w:rFonts w:ascii="Goudy Old Style" w:hAnsi="Goudy Old Style" w:cs="Didot"/>
+        </w:rPr>
+        <w:t>PsyArXiv</w:t>
+      </w:r>
+      <w:proofErr w:type="spellEnd"/>
+      <w:r>
+        <w:rPr>
+          <w:rFonts w:ascii="Goudy Old Style" w:hAnsi="Goudy Old Style" w:cs="Didot"/>
+        </w:rPr>
+        <w:t xml:space="preserve">. </w:t>
+      </w:r>
+      <w:r>
+        <w:rPr>
+          <w:rFonts w:ascii="Goudy Old Style" w:hAnsi="Goudy Old Style" w:cs="Didot"/>
+        </w:rPr>
+        <w:t>https://doi.org/10.31234/osf.io/uwp4z_v1</w:t>
+      </w:r>
+    </w:p>
+    <w:p>
+      <w:pPr>
+        <w:ind w:left="720" w:hanging="720"/>
+        <w:rPr>
+          <w:rFonts w:ascii="Goudy Old Style" w:hAnsi="Goudy Old Style" w:cs="Didot"/>
+        </w:rPr>
+      </w:pPr>
+      <w:r>
+        <w:rPr>
+          <w:rFonts w:ascii="Goudy Old Style" w:hAnsi="Goudy Old Style" w:cs="Didot"/>
+          <w:b/>
+          <w:bCs/>
+        </w:rPr>
+        <w:t>Berry, G.M.</w:t>
+      </w:r>
+      <w:r>
+        <w:rPr>
+          <w:rFonts w:ascii="Goudy Old Style" w:hAnsi="Goudy Old Style" w:cs="Didot"/>
+        </w:rPr>
+        <w:t xml:space="preserve"> (2026). </w:t>
+      </w:r>
+      <w:proofErr w:type="spellStart"/>
+      <w:r>
+        <w:rPr>
+          <w:rFonts w:ascii="Goudy Old Style" w:hAnsi="Goudy Old Style" w:cs="Didot"/>
+        </w:rPr>
+        <w:t>Estimand</w:t>
+      </w:r>
+      <w:proofErr w:type="spellEnd"/>
+      <w:r>
+        <w:rPr>
+          <w:rFonts w:ascii="Goudy Old Style" w:hAnsi="Goudy Old Style" w:cs="Didot"/>
+        </w:rPr>
+        <w:t xml:space="preserve"> or estimator? Comparing vowel overlap measures against a known ground truth. </w:t>
+      </w:r>
+      <w:proofErr w:type="spellStart"/>
+      <w:r>
+        <w:rPr>
+          <w:rFonts w:ascii="Goudy Old Style" w:hAnsi="Goudy Old Style" w:cs="Didot"/>
+        </w:rPr>
+        <w:t>PsyArXiv</w:t>
+      </w:r>
+      <w:proofErr w:type="spellEnd"/>
+      <w:r>
+        <w:rPr>
+          <w:rFonts w:ascii="Goudy Old Style" w:hAnsi="Goudy Old Style" w:cs="Didot"/>
+        </w:rPr>
+        <w:t xml:space="preserve">. </w:t>
+      </w:r>
+      <w:r>
+        <w:rPr>
+          <w:rFonts w:ascii="Goudy Old Style" w:hAnsi="Goudy Old Style" w:cs="Didot"/>
+        </w:rPr>
+        <w:t>https://doi.org/10.31234/osf.io/v735g_v3</w:t>
+      </w:r>
+    </w:p>
+    <w:p>
+      <w:pPr>
+        <w:ind w:left="720" w:hanging="720"/>
+        <w:contextualSpacing/>
+        <w:outlineLvl w:val="0"/>
+        <w:rPr>
+          <w:rFonts w:ascii="Goudy Old Style" w:hAnsi="Goudy Old Style" w:cs="Didot"/>
+        </w:rPr>
+      </w:pPr>
+      <w:r>
+        <w:rPr>
+          <w:rFonts w:ascii="Goudy Old Style" w:hAnsi="Goudy Old Style" w:cs="Didot"/>
+        </w:rPr>
+        <w:t>Caselli, J.</w:t>
+      </w:r>
+      <w:r>
+        <w:rPr>
+          <w:rFonts w:ascii="Goudy Old Style" w:hAnsi="Goudy Old Style" w:cs="Didot"/>
+        </w:rPr>
+        <w:t>*</w:t>
+      </w:r>
+      <w:r>
+        <w:rPr>
+          <w:rFonts w:ascii="Goudy Old Style" w:hAnsi="Goudy Old Style" w:cs="Didot"/>
+        </w:rPr>
+        <w:t xml:space="preserve">, Toscano, J.C., &amp; </w:t>
+      </w:r>
+      <w:r>
+        <w:rPr>
+          <w:rFonts w:ascii="Goudy Old Style" w:hAnsi="Goudy Old Style" w:cs="Didot"/>
+          <w:b/>
+          <w:bCs/>
+        </w:rPr>
+        <w:t>Berry, G.M.</w:t>
+      </w:r>
+      <w:r>
+        <w:rPr>
+          <w:rFonts w:ascii="Goudy Old Style" w:hAnsi="Goudy Old Style" w:cs="Didot"/>
+        </w:rPr>
+        <w:t xml:space="preserve"> (2026). Time-resolved associations among theta phase synchrony, power, and ERP amplitude in speech-sound change detection. </w:t>
+      </w:r>
+      <w:proofErr w:type="spellStart"/>
+      <w:r>
+        <w:rPr>
+          <w:rFonts w:ascii="Goudy Old Style" w:hAnsi="Goudy Old Style" w:cs="Didot"/>
+        </w:rPr>
+        <w:t>PsyArXiv</w:t>
+      </w:r>
+      <w:proofErr w:type="spellEnd"/>
+      <w:r>
+        <w:rPr>
+          <w:rFonts w:ascii="Goudy Old Style" w:hAnsi="Goudy Old Style" w:cs="Didot"/>
+        </w:rPr>
+        <w:t xml:space="preserve">. </w:t>
+      </w:r>
+      <w:r>
+        <w:rPr>
+          <w:rFonts w:ascii="Goudy Old Style" w:hAnsi="Goudy Old Style" w:cs="Didot"/>
+        </w:rPr>
+        <w:t>https://d</w:t>
+      </w:r>
+      <w:r>
+        <w:rPr>
+          <w:rFonts w:ascii="Goudy Old Style" w:hAnsi="Goudy Old Style" w:cs="Didot"/>
+        </w:rPr>
+        <w:t>oi</w:t>
+      </w:r>
+      <w:r>
+        <w:rPr>
+          <w:rFonts w:ascii="Goudy Old Style" w:hAnsi="Goudy Old Style" w:cs="Didot"/>
+        </w:rPr>
+        <w:t>.org/</w:t>
+      </w:r>
+      <w:r>
+        <w:rPr>
+          <w:rFonts w:ascii="Goudy Old Style" w:hAnsi="Goudy Old Style" w:cs="Didot"/>
+        </w:rPr>
+        <w:t>10.31234/osf.io/ftskq_v1</w:t>
+      </w:r>
+    </w:p>
+    <w:p>
+      <w:pPr>
+        <w:contextualSpacing/>
+        <w:outlineLvl w:val="0"/>
+        <w:rPr>
+          <w:rFonts w:ascii="Goudy Old Style" w:hAnsi="Goudy Old Style" w:cs="Didot"/>
+          <w:sz w:val="12"/>
+          <w:szCs w:val="12"/>
+        </w:rPr>
+      </w:pPr>
     </w:p>
     <w:p>
       <w:pPr>
@@ -3031,80 +3760,6 @@
               <w:rPr>
                 <w:rFonts w:ascii="Goudy Old Style" w:hAnsi="Goudy Old Style" w:cs="Didot"/>
               </w:rPr>
-              <w:t xml:space="preserve">Caselli, J., Toscano, J.C., &amp; </w:t>
-            </w:r>
-            <w:r>
-              <w:rPr>
-                <w:rFonts w:ascii="Goudy Old Style" w:hAnsi="Goudy Old Style" w:cs="Didot"/>
-                <w:b/>
-                <w:bCs/>
-              </w:rPr>
-              <w:t>Berry, G.M.</w:t>
-            </w:r>
-            <w:r>
-              <w:rPr>
-                <w:rFonts w:ascii="Goudy Old Style" w:hAnsi="Goudy Old Style" w:cs="Didot"/>
-              </w:rPr>
-              <w:t xml:space="preserve"> (2026). Time-resolved </w:t>
-            </w:r>
-            <w:r>
-              <w:rPr>
-                <w:rFonts w:ascii="Goudy Old Style" w:hAnsi="Goudy Old Style" w:cs="Didot"/>
-              </w:rPr>
-              <w:t xml:space="preserve">associations among theta phase synchrony, power, and ERP amplitude in speech-sound change detection. </w:t>
-            </w:r>
-            <w:proofErr w:type="spellStart"/>
-            <w:r>
-              <w:rPr>
-                <w:rFonts w:ascii="Goudy Old Style" w:hAnsi="Goudy Old Style" w:cs="Didot"/>
-              </w:rPr>
-              <w:t>PsyArXiv</w:t>
-            </w:r>
-            <w:proofErr w:type="spellEnd"/>
-            <w:r>
-              <w:rPr>
-                <w:rFonts w:ascii="Goudy Old Style" w:hAnsi="Goudy Old Style" w:cs="Didot"/>
-              </w:rPr>
-              <w:t xml:space="preserve">. </w:t>
-            </w:r>
-            <w:r>
-              <w:rPr>
-                <w:rFonts w:ascii="Goudy Old Style" w:hAnsi="Goudy Old Style" w:cs="Didot"/>
-              </w:rPr>
-              <w:t>https://d</w:t>
-            </w:r>
-            <w:r>
-              <w:rPr>
-                <w:rFonts w:ascii="Goudy Old Style" w:hAnsi="Goudy Old Style" w:cs="Didot"/>
-              </w:rPr>
-              <w:t>oi</w:t>
-            </w:r>
-            <w:r>
-              <w:rPr>
-                <w:rFonts w:ascii="Goudy Old Style" w:hAnsi="Goudy Old Style" w:cs="Didot"/>
-              </w:rPr>
-              <w:t>.org/</w:t>
-            </w:r>
-            <w:r>
-              <w:rPr>
-                <w:rFonts w:ascii="Goudy Old Style" w:hAnsi="Goudy Old Style" w:cs="Didot"/>
-              </w:rPr>
-              <w:t>10.31234/osf.io/ftskq_v1</w:t>
-            </w:r>
-          </w:p>
-          <w:p>
-            <w:pPr>
-              <w:ind w:left="900" w:hanging="900"/>
-              <w:contextualSpacing/>
-              <w:outlineLvl w:val="0"/>
-              <w:rPr>
-                <w:rFonts w:ascii="Goudy Old Style" w:hAnsi="Goudy Old Style" w:cs="Didot"/>
-              </w:rPr>
-            </w:pPr>
-            <w:r>
-              <w:rPr>
-                <w:rFonts w:ascii="Goudy Old Style" w:hAnsi="Goudy Old Style" w:cs="Didot"/>
-              </w:rPr>
               <w:t xml:space="preserve">Patchell, A.*, &amp; </w:t>
             </w:r>
             <w:r>
@@ -3448,6 +4103,7 @@
               <w:rPr>
                 <w:rFonts w:ascii="Goudy Old Style" w:hAnsi="Goudy Old Style" w:cs="Didot"/>
               </w:rPr>
+              <w:lastRenderedPageBreak/>
               <w:t xml:space="preserve">Requena, P.E., &amp; </w:t>
             </w:r>
             <w:r>
@@ -3574,6 +4230,7 @@
                 <w:rFonts w:ascii="Goudy Old Style" w:hAnsi="Goudy Old Style" w:cs="Didot"/>
                 <w:lang w:val="es-ES"/>
               </w:rPr>
+              <w:lastRenderedPageBreak/>
               <w:t xml:space="preserve">Ilola, I., Mikulski, A., </w:t>
             </w:r>
             <w:proofErr w:type="spellStart"/>
@@ -4244,7 +4901,6 @@
           <w:b/>
           <w:bCs/>
         </w:rPr>
-        <w:lastRenderedPageBreak/>
         <w:t>Berry, G.</w:t>
       </w:r>
       <w:r>
@@ -4384,6 +5040,19 @@
         <w:jc w:val="center"/>
         <w:outlineLvl w:val="0"/>
         <w:rPr>
+          <w:rFonts w:ascii="Goudy Old Style" w:hAnsi="Goudy Old Style"/>
+          <w:sz w:val="12"/>
+          <w:szCs w:val="12"/>
+          <w:u w:val="single"/>
+        </w:rPr>
+      </w:pPr>
+    </w:p>
+    <w:p>
+      <w:pPr>
+        <w:contextualSpacing/>
+        <w:jc w:val="center"/>
+        <w:outlineLvl w:val="0"/>
+        <w:rPr>
           <w:rFonts w:ascii="Goudy Old Style" w:hAnsi="Goudy Old Style" w:cs="Didot"/>
           <w:u w:val="single"/>
         </w:rPr>
@@ -4394,6 +5063,128 @@
           <w:u w:val="single"/>
         </w:rPr>
         <w:t>Software</w:t>
+      </w:r>
+    </w:p>
+    <w:p>
+      <w:pPr>
+        <w:ind w:left="720" w:hanging="720"/>
+        <w:rPr>
+          <w:rFonts w:ascii="Goudy Old Style" w:hAnsi="Goudy Old Style" w:cs="Didot"/>
+        </w:rPr>
+      </w:pPr>
+      <w:r>
+        <w:rPr>
+          <w:rFonts w:ascii="Goudy Old Style" w:hAnsi="Goudy Old Style" w:cs="Didot"/>
+          <w:b/>
+          <w:bCs/>
+        </w:rPr>
+        <w:t xml:space="preserve">Berry, G.M. </w:t>
+      </w:r>
+      <w:r>
+        <w:rPr>
+          <w:rFonts w:ascii="Goudy Old Style" w:hAnsi="Goudy Old Style" w:cs="Didot"/>
+        </w:rPr>
+        <w:t xml:space="preserve">(2026). </w:t>
+      </w:r>
+      <w:proofErr w:type="spellStart"/>
+      <w:r>
+        <w:rPr>
+          <w:rFonts w:ascii="Goudy Old Style" w:hAnsi="Goudy Old Style" w:cs="Didot"/>
+        </w:rPr>
+        <w:t>phontrast</w:t>
+      </w:r>
+      <w:proofErr w:type="spellEnd"/>
+      <w:r>
+        <w:rPr>
+          <w:rFonts w:ascii="Goudy Old Style" w:hAnsi="Goudy Old Style" w:cs="Didot"/>
+        </w:rPr>
+        <w:t xml:space="preserve">: Contrast and </w:t>
+      </w:r>
+      <w:r>
+        <w:rPr>
+          <w:rFonts w:ascii="Goudy Old Style" w:hAnsi="Goudy Old Style" w:cs="Didot"/>
+        </w:rPr>
+        <w:t>s</w:t>
+      </w:r>
+      <w:r>
+        <w:rPr>
+          <w:rFonts w:ascii="Goudy Old Style" w:hAnsi="Goudy Old Style" w:cs="Didot"/>
+        </w:rPr>
+        <w:t xml:space="preserve">eparation </w:t>
+      </w:r>
+      <w:r>
+        <w:rPr>
+          <w:rFonts w:ascii="Goudy Old Style" w:hAnsi="Goudy Old Style" w:cs="Didot"/>
+        </w:rPr>
+        <w:t>m</w:t>
+      </w:r>
+      <w:r>
+        <w:rPr>
+          <w:rFonts w:ascii="Goudy Old Style" w:hAnsi="Goudy Old Style" w:cs="Didot"/>
+        </w:rPr>
+        <w:t xml:space="preserve">etrics for </w:t>
+      </w:r>
+      <w:r>
+        <w:rPr>
+          <w:rFonts w:ascii="Goudy Old Style" w:hAnsi="Goudy Old Style" w:cs="Didot"/>
+        </w:rPr>
+        <w:t>p</w:t>
+      </w:r>
+      <w:r>
+        <w:rPr>
+          <w:rFonts w:ascii="Goudy Old Style" w:hAnsi="Goudy Old Style" w:cs="Didot"/>
+        </w:rPr>
+        <w:t xml:space="preserve">honological </w:t>
+      </w:r>
+      <w:r>
+        <w:rPr>
+          <w:rFonts w:ascii="Goudy Old Style" w:hAnsi="Goudy Old Style" w:cs="Didot"/>
+        </w:rPr>
+        <w:t>c</w:t>
+      </w:r>
+      <w:r>
+        <w:rPr>
+          <w:rFonts w:ascii="Goudy Old Style" w:hAnsi="Goudy Old Style" w:cs="Didot"/>
+        </w:rPr>
+        <w:t xml:space="preserve">ategories (Version 2.4.0) [Computer software]. </w:t>
+      </w:r>
+      <w:proofErr w:type="spellStart"/>
+      <w:r>
+        <w:rPr>
+          <w:rFonts w:ascii="Goudy Old Style" w:hAnsi="Goudy Old Style" w:cs="Didot"/>
+        </w:rPr>
+        <w:t>Zenodo</w:t>
+      </w:r>
+      <w:proofErr w:type="spellEnd"/>
+      <w:r>
+        <w:rPr>
+          <w:rFonts w:ascii="Goudy Old Style" w:hAnsi="Goudy Old Style" w:cs="Didot"/>
+        </w:rPr>
+        <w:t>. </w:t>
+      </w:r>
+      <w:r>
+        <w:rPr>
+          <w:rFonts w:ascii="Goudy Old Style" w:hAnsi="Goudy Old Style" w:cs="Didot"/>
+        </w:rPr>
+        <w:t>https://doi.org/10.5281/zenodo.21864533</w:t>
+      </w:r>
+      <w:r>
+        <w:rPr>
+          <w:rFonts w:ascii="Goudy Old Style" w:hAnsi="Goudy Old Style" w:cs="Didot"/>
+        </w:rPr>
+        <w:t xml:space="preserve"> (also available on CRAN: </w:t>
+      </w:r>
+      <w:r>
+        <w:rPr>
+          <w:rFonts w:ascii="Goudy Old Style" w:hAnsi="Goudy Old Style" w:cs="Didot"/>
+        </w:rPr>
+        <w:t>https://cran.r-project.org/package=phontrast</w:t>
+      </w:r>
+      <w:r>
+        <w:rPr>
+          <w:rFonts w:ascii="Goudy Old Style" w:hAnsi="Goudy Old Style" w:cs="Didot"/>
+        </w:rPr>
+        <w:t>).</w:t>
       </w:r>
     </w:p>
     <w:p>
@@ -5263,6 +6054,7 @@
               <w:rPr>
                 <w:rFonts w:ascii="Goudy Old Style" w:hAnsi="Goudy Old Style" w:cs="Didot"/>
               </w:rPr>
+              <w:lastRenderedPageBreak/>
               <w:t>2006</w:t>
             </w:r>
           </w:p>
@@ -5801,7 +6593,6 @@
         <w:rPr>
           <w:rFonts w:ascii="Goudy Old Style" w:hAnsi="Goudy Old Style" w:cs="Didot"/>
         </w:rPr>
-        <w:lastRenderedPageBreak/>
         <w:t xml:space="preserve">Dimension reduction methods: Principal component analysis, factor analysis, and </w:t>
       </w:r>
       <w:r>
@@ -6460,6 +7251,7 @@
         <w:rPr>
           <w:rFonts w:ascii="Goudy Old Style" w:hAnsi="Goudy Old Style" w:cs="Didot"/>
         </w:rPr>
+        <w:lastRenderedPageBreak/>
         <w:t>Truman State University; Sigma Delta Pi Distinguished Alumni Speaker Series; 7 April 2016</w:t>
       </w:r>
     </w:p>
@@ -6879,6 +7671,8 @@
     </w:p>
     <w:p>
       <w:pPr>
+        <w:contextualSpacing/>
+        <w:outlineLvl w:val="0"/>
         <w:rPr>
           <w:rFonts w:ascii="Goudy Old Style" w:hAnsi="Goudy Old Style" w:cs="Didot"/>
           <w:b/>
@@ -6895,30 +7689,6 @@
           <w:sz w:val="30"/>
           <w:szCs w:val="30"/>
         </w:rPr>
-        <w:br w:type="page"/>
-      </w:r>
-    </w:p>
-    <w:p>
-      <w:pPr>
-        <w:contextualSpacing/>
-        <w:outlineLvl w:val="0"/>
-        <w:rPr>
-          <w:rFonts w:ascii="Goudy Old Style" w:hAnsi="Goudy Old Style" w:cs="Didot"/>
-          <w:b/>
-          <w:bCs/>
-          <w:sz w:val="30"/>
-          <w:szCs w:val="30"/>
-        </w:rPr>
-      </w:pPr>
-      <w:r>
-        <w:rPr>
-          <w:rFonts w:ascii="Goudy Old Style" w:hAnsi="Goudy Old Style" w:cs="Didot"/>
-          <w:b/>
-          <w:bCs/>
-          <w:sz w:val="30"/>
-          <w:szCs w:val="30"/>
-        </w:rPr>
-        <w:lastRenderedPageBreak/>
         <w:t>Peer-reviewed Conference Talks and Posters</w:t>
       </w:r>
     </w:p>
@@ -7013,33 +7783,118 @@
               <w:rPr>
                 <w:rFonts w:ascii="Goudy Old Style" w:hAnsi="Goudy Old Style" w:cs="Didot"/>
               </w:rPr>
-              <w:t xml:space="preserve">, </w:t>
-            </w:r>
-            <w:proofErr w:type="spellStart"/>
-            <w:r>
-              <w:rPr>
-                <w:rFonts w:ascii="Goudy Old Style" w:hAnsi="Goudy Old Style" w:cs="Didot"/>
-              </w:rPr>
-              <w:t>Hanumali</w:t>
-            </w:r>
-            <w:proofErr w:type="spellEnd"/>
-            <w:r>
-              <w:rPr>
-                <w:rFonts w:ascii="Goudy Old Style" w:hAnsi="Goudy Old Style" w:cs="Didot"/>
-              </w:rPr>
-              <w:t>, R., Caselli, J., Donnelly, C., &amp; Toscano, J.C. (2025). Attenuated native language phoneme discrimination in bilinguals</w:t>
-            </w:r>
-            <w:r>
-              <w:rPr>
-                <w:rFonts w:ascii="Goudy Old Style" w:hAnsi="Goudy Old Style" w:cs="Didot"/>
-              </w:rPr>
-              <w:t xml:space="preserve">. International Symposium on Bilingualism. San Sebastián, Spain. </w:t>
-            </w:r>
-            <w:r>
-              <w:rPr>
-                <w:rFonts w:ascii="Goudy Old Style" w:hAnsi="Goudy Old Style" w:cs="Didot"/>
-              </w:rPr>
-              <w:t>9-13 June.</w:t>
+              <w:t>, Caselli, J., &amp; Toscano, J.C.</w:t>
+            </w:r>
+            <w:r>
+              <w:rPr>
+                <w:rFonts w:ascii="Goudy Old Style" w:hAnsi="Goudy Old Style" w:cs="Didot"/>
+              </w:rPr>
+              <w:t xml:space="preserve"> (2026). </w:t>
+            </w:r>
+            <w:r>
+              <w:rPr>
+                <w:rFonts w:ascii="Goudy Old Style" w:hAnsi="Goudy Old Style"/>
+                <w:color w:val="212121"/>
+              </w:rPr>
+              <w:t xml:space="preserve">Neural </w:t>
+            </w:r>
+            <w:r>
+              <w:rPr>
+                <w:rFonts w:ascii="Goudy Old Style" w:hAnsi="Goudy Old Style"/>
+                <w:color w:val="212121"/>
+              </w:rPr>
+              <w:t>m</w:t>
+            </w:r>
+            <w:r>
+              <w:rPr>
+                <w:rFonts w:ascii="Goudy Old Style" w:hAnsi="Goudy Old Style"/>
+                <w:color w:val="212121"/>
+              </w:rPr>
+              <w:t xml:space="preserve">ismatches and </w:t>
+            </w:r>
+            <w:r>
+              <w:rPr>
+                <w:rFonts w:ascii="Goudy Old Style" w:hAnsi="Goudy Old Style"/>
+                <w:color w:val="212121"/>
+              </w:rPr>
+              <w:t>m</w:t>
+            </w:r>
+            <w:r>
+              <w:rPr>
+                <w:rFonts w:ascii="Goudy Old Style" w:hAnsi="Goudy Old Style"/>
+                <w:color w:val="212121"/>
+              </w:rPr>
+              <w:t xml:space="preserve">otor </w:t>
+            </w:r>
+            <w:r>
+              <w:rPr>
+                <w:rFonts w:ascii="Goudy Old Style" w:hAnsi="Goudy Old Style"/>
+                <w:color w:val="212121"/>
+              </w:rPr>
+              <w:t>s</w:t>
+            </w:r>
+            <w:r>
+              <w:rPr>
+                <w:rFonts w:ascii="Goudy Old Style" w:hAnsi="Goudy Old Style"/>
+                <w:color w:val="212121"/>
+              </w:rPr>
+              <w:t xml:space="preserve">hifts: MMN </w:t>
+            </w:r>
+            <w:r>
+              <w:rPr>
+                <w:rFonts w:ascii="Goudy Old Style" w:hAnsi="Goudy Old Style"/>
+                <w:color w:val="212121"/>
+              </w:rPr>
+              <w:t>p</w:t>
+            </w:r>
+            <w:r>
+              <w:rPr>
+                <w:rFonts w:ascii="Goudy Old Style" w:hAnsi="Goudy Old Style"/>
+                <w:color w:val="212121"/>
+              </w:rPr>
+              <w:t xml:space="preserve">redicts </w:t>
+            </w:r>
+            <w:r>
+              <w:rPr>
+                <w:rFonts w:ascii="Goudy Old Style" w:hAnsi="Goudy Old Style"/>
+                <w:color w:val="212121"/>
+              </w:rPr>
+              <w:t>p</w:t>
+            </w:r>
+            <w:r>
+              <w:rPr>
+                <w:rFonts w:ascii="Goudy Old Style" w:hAnsi="Goudy Old Style"/>
+                <w:color w:val="212121"/>
+              </w:rPr>
+              <w:t xml:space="preserve">honetic </w:t>
+            </w:r>
+            <w:r>
+              <w:rPr>
+                <w:rFonts w:ascii="Goudy Old Style" w:hAnsi="Goudy Old Style"/>
+                <w:color w:val="212121"/>
+              </w:rPr>
+              <w:t>d</w:t>
+            </w:r>
+            <w:r>
+              <w:rPr>
+                <w:rFonts w:ascii="Goudy Old Style" w:hAnsi="Goudy Old Style"/>
+                <w:color w:val="212121"/>
+              </w:rPr>
+              <w:t>rift</w:t>
+            </w:r>
+            <w:r>
+              <w:rPr>
+                <w:rFonts w:ascii="Goudy Old Style" w:hAnsi="Goudy Old Style"/>
+                <w:color w:val="212121"/>
+              </w:rPr>
+              <w:t>. Annual Meeting of the Linguistic Society of America. New Orleans.</w:t>
+            </w:r>
+            <w:r>
+              <w:rPr>
+                <w:rFonts w:ascii="Goudy Old Style" w:hAnsi="Goudy Old Style"/>
+                <w:color w:val="212121"/>
+              </w:rPr>
+              <w:t xml:space="preserve"> 8-11 Jan.</w:t>
             </w:r>
           </w:p>
           <w:p>
@@ -7066,19 +7921,33 @@
               <w:rPr>
                 <w:rFonts w:ascii="Goudy Old Style" w:hAnsi="Goudy Old Style" w:cs="Didot"/>
               </w:rPr>
-              <w:t xml:space="preserve">, Caselli, J., </w:t>
-            </w:r>
-            <w:r>
-              <w:rPr>
-                <w:rFonts w:ascii="Goudy Old Style" w:hAnsi="Goudy Old Style" w:cs="Didot"/>
-              </w:rPr>
-              <w:t xml:space="preserve">&amp; Toscano, J.C. (2024). </w:t>
-            </w:r>
-            <w:r>
-              <w:rPr>
-                <w:rFonts w:ascii="Goudy Old Style" w:hAnsi="Goudy Old Style" w:cs="Arial"/>
-              </w:rPr>
-              <w:t>Acoustic change detection as a predictor of phonological adaptation. Variation and Language Processing 6. Vigo, Spain. 26-28 Jun.</w:t>
+              <w:t xml:space="preserve">, </w:t>
+            </w:r>
+            <w:proofErr w:type="spellStart"/>
+            <w:r>
+              <w:rPr>
+                <w:rFonts w:ascii="Goudy Old Style" w:hAnsi="Goudy Old Style" w:cs="Didot"/>
+              </w:rPr>
+              <w:t>Hanumali</w:t>
+            </w:r>
+            <w:proofErr w:type="spellEnd"/>
+            <w:r>
+              <w:rPr>
+                <w:rFonts w:ascii="Goudy Old Style" w:hAnsi="Goudy Old Style" w:cs="Didot"/>
+              </w:rPr>
+              <w:t>, R., Caselli, J., Donnelly, C., &amp; Toscano, J.C. (2025). Attenuated native language phoneme discrimination in bilinguals</w:t>
+            </w:r>
+            <w:r>
+              <w:rPr>
+                <w:rFonts w:ascii="Goudy Old Style" w:hAnsi="Goudy Old Style" w:cs="Didot"/>
+              </w:rPr>
+              <w:t xml:space="preserve">. International Symposium on Bilingualism. San Sebastián, Spain. </w:t>
+            </w:r>
+            <w:r>
+              <w:rPr>
+                <w:rFonts w:ascii="Goudy Old Style" w:hAnsi="Goudy Old Style" w:cs="Didot"/>
+              </w:rPr>
+              <w:t>9-13 June.</w:t>
             </w:r>
           </w:p>
           <w:p>
@@ -7096,26 +7965,6 @@
             <w:r>
               <w:rPr>
                 <w:rFonts w:ascii="Goudy Old Style" w:hAnsi="Goudy Old Style" w:cs="Didot"/>
-              </w:rPr>
-              <w:t xml:space="preserve">Gupta, P., </w:t>
-            </w:r>
-            <w:proofErr w:type="spellStart"/>
-            <w:r>
-              <w:rPr>
-                <w:rFonts w:ascii="Goudy Old Style" w:hAnsi="Goudy Old Style" w:cs="Didot"/>
-              </w:rPr>
-              <w:t>Nelakanti</w:t>
-            </w:r>
-            <w:proofErr w:type="spellEnd"/>
-            <w:r>
-              <w:rPr>
-                <w:rFonts w:ascii="Goudy Old Style" w:hAnsi="Goudy Old Style" w:cs="Didot"/>
-              </w:rPr>
-              <w:t xml:space="preserve">, A., </w:t>
-            </w:r>
-            <w:r>
-              <w:rPr>
-                <w:rFonts w:ascii="Goudy Old Style" w:hAnsi="Goudy Old Style" w:cs="Didot"/>
                 <w:b/>
                 <w:bCs/>
               </w:rPr>
@@ -7125,58 +7974,19 @@
               <w:rPr>
                 <w:rFonts w:ascii="Goudy Old Style" w:hAnsi="Goudy Old Style" w:cs="Didot"/>
               </w:rPr>
-              <w:t>, &amp; Sharma, A. (</w:t>
-            </w:r>
-            <w:r>
-              <w:rPr>
-                <w:rFonts w:ascii="Goudy Old Style" w:hAnsi="Goudy Old Style" w:cs="Didot"/>
-              </w:rPr>
-              <w:t>2022</w:t>
-            </w:r>
-            <w:r>
-              <w:rPr>
-                <w:rFonts w:ascii="Goudy Old Style" w:hAnsi="Goudy Old Style" w:cs="Didot"/>
-              </w:rPr>
-              <w:t>). Interactive post-editing for verbosity-controlled translation. 29</w:t>
-            </w:r>
-            <w:r>
-              <w:rPr>
-                <w:rFonts w:ascii="Goudy Old Style" w:hAnsi="Goudy Old Style" w:cs="Didot"/>
-                <w:vertAlign w:val="superscript"/>
-              </w:rPr>
-              <w:t>th</w:t>
-            </w:r>
-            <w:r>
-              <w:rPr>
-                <w:rFonts w:ascii="Goudy Old Style" w:hAnsi="Goudy Old Style" w:cs="Didot"/>
-              </w:rPr>
-              <w:t xml:space="preserve"> International Conference on Computational Linguistics</w:t>
-            </w:r>
-            <w:r>
-              <w:rPr>
-                <w:rFonts w:ascii="Goudy Old Style" w:hAnsi="Goudy Old Style" w:cs="Didot"/>
-                <w:i/>
-                <w:iCs/>
-              </w:rPr>
-              <w:t>.</w:t>
-            </w:r>
-            <w:r>
-              <w:rPr>
-                <w:rFonts w:ascii="Goudy Old Style" w:hAnsi="Goudy Old Style" w:cs="Didot"/>
-              </w:rPr>
-              <w:t xml:space="preserve"> </w:t>
-            </w:r>
-            <w:r>
-              <w:rPr>
-                <w:rFonts w:ascii="Goudy Old Style" w:hAnsi="Goudy Old Style" w:cs="Didot"/>
-              </w:rPr>
-              <w:t xml:space="preserve">Gyeongju, Republic of Korea., </w:t>
-            </w:r>
-            <w:r>
-              <w:rPr>
-                <w:rFonts w:ascii="Goudy Old Style" w:hAnsi="Goudy Old Style" w:cs="Didot"/>
-              </w:rPr>
-              <w:t xml:space="preserve">12-17 Oct. </w:t>
+              <w:t xml:space="preserve">, Caselli, J., </w:t>
+            </w:r>
+            <w:r>
+              <w:rPr>
+                <w:rFonts w:ascii="Goudy Old Style" w:hAnsi="Goudy Old Style" w:cs="Didot"/>
+              </w:rPr>
+              <w:t xml:space="preserve">&amp; Toscano, J.C. (2024). </w:t>
+            </w:r>
+            <w:r>
+              <w:rPr>
+                <w:rFonts w:ascii="Goudy Old Style" w:hAnsi="Goudy Old Style" w:cs="Arial"/>
+              </w:rPr>
+              <w:t>Acoustic change detection as a predictor of phonological adaptation. Variation and Language Processing 6. Vigo, Spain. 26-28 Jun.</w:t>
             </w:r>
           </w:p>
           <w:p>
@@ -7186,27 +7996,95 @@
                 <w:ilvl w:val="0"/>
                 <w:numId w:val="11"/>
               </w:numPr>
-              <w:contextualSpacing/>
               <w:jc w:val="both"/>
+              <w:rPr>
+                <w:rFonts w:ascii="Goudy Old Style" w:hAnsi="Goudy Old Style" w:cs="Didot"/>
+              </w:rPr>
+            </w:pPr>
+            <w:r>
+              <w:rPr>
+                <w:rFonts w:ascii="Goudy Old Style" w:hAnsi="Goudy Old Style" w:cs="Didot"/>
+              </w:rPr>
+              <w:t xml:space="preserve">Gupta, P., </w:t>
+            </w:r>
+            <w:proofErr w:type="spellStart"/>
+            <w:r>
+              <w:rPr>
+                <w:rFonts w:ascii="Goudy Old Style" w:hAnsi="Goudy Old Style" w:cs="Didot"/>
+              </w:rPr>
+              <w:t>Nelakanti</w:t>
+            </w:r>
+            <w:proofErr w:type="spellEnd"/>
+            <w:r>
+              <w:rPr>
+                <w:rFonts w:ascii="Goudy Old Style" w:hAnsi="Goudy Old Style" w:cs="Didot"/>
+              </w:rPr>
+              <w:t xml:space="preserve">, A., </w:t>
+            </w:r>
+            <w:r>
               <w:rPr>
                 <w:rFonts w:ascii="Goudy Old Style" w:hAnsi="Goudy Old Style" w:cs="Didot"/>
                 <w:b/>
                 <w:bCs/>
               </w:rPr>
-            </w:pPr>
-            <w:r>
-              <w:rPr>
-                <w:rFonts w:ascii="Goudy Old Style" w:hAnsi="Goudy Old Style" w:cs="Didot"/>
-                <w:b/>
-                <w:bCs/>
-              </w:rPr>
-              <w:t xml:space="preserve">Berry, G.M. </w:t>
-            </w:r>
-            <w:r>
-              <w:rPr>
-                <w:rFonts w:ascii="Goudy Old Style" w:hAnsi="Goudy Old Style" w:cs="Didot"/>
-              </w:rPr>
-              <w:t>(2022). Cognitive correlates of phonological adaptation: Reactive control predicts participation in simulated sound change. Annual Meeting of the Linguistic Society of America. Washington, D.C., 6-9 Jan.</w:t>
+              <w:t>Berry, G.M.</w:t>
+            </w:r>
+            <w:r>
+              <w:rPr>
+                <w:rFonts w:ascii="Goudy Old Style" w:hAnsi="Goudy Old Style" w:cs="Didot"/>
+              </w:rPr>
+              <w:t>, &amp; Sharma, A. (</w:t>
+            </w:r>
+            <w:r>
+              <w:rPr>
+                <w:rFonts w:ascii="Goudy Old Style" w:hAnsi="Goudy Old Style" w:cs="Didot"/>
+              </w:rPr>
+              <w:t>2022</w:t>
+            </w:r>
+            <w:r>
+              <w:rPr>
+                <w:rFonts w:ascii="Goudy Old Style" w:hAnsi="Goudy Old Style" w:cs="Didot"/>
+              </w:rPr>
+              <w:t>). Interactive post-editing for verbosity-controlled translation. 29</w:t>
+            </w:r>
+            <w:r>
+              <w:rPr>
+                <w:rFonts w:ascii="Goudy Old Style" w:hAnsi="Goudy Old Style" w:cs="Didot"/>
+                <w:vertAlign w:val="superscript"/>
+              </w:rPr>
+              <w:t>th</w:t>
+            </w:r>
+            <w:r>
+              <w:rPr>
+                <w:rFonts w:ascii="Goudy Old Style" w:hAnsi="Goudy Old Style" w:cs="Didot"/>
+              </w:rPr>
+              <w:t xml:space="preserve"> International Conference on Computational Linguistics</w:t>
+            </w:r>
+            <w:r>
+              <w:rPr>
+                <w:rFonts w:ascii="Goudy Old Style" w:hAnsi="Goudy Old Style" w:cs="Didot"/>
+                <w:i/>
+                <w:iCs/>
+              </w:rPr>
+              <w:t>.</w:t>
+            </w:r>
+            <w:r>
+              <w:rPr>
+                <w:rFonts w:ascii="Goudy Old Style" w:hAnsi="Goudy Old Style" w:cs="Didot"/>
+              </w:rPr>
+              <w:t xml:space="preserve"> </w:t>
+            </w:r>
+            <w:r>
+              <w:rPr>
+                <w:rFonts w:ascii="Goudy Old Style" w:hAnsi="Goudy Old Style" w:cs="Didot"/>
+              </w:rPr>
+              <w:t xml:space="preserve">Gyeongju, Republic of Korea., </w:t>
+            </w:r>
+            <w:r>
+              <w:rPr>
+                <w:rFonts w:ascii="Goudy Old Style" w:hAnsi="Goudy Old Style" w:cs="Didot"/>
+              </w:rPr>
+              <w:t xml:space="preserve">12-17 Oct. </w:t>
             </w:r>
           </w:p>
           <w:p>
@@ -7227,38 +8105,16 @@
             <w:r>
               <w:rPr>
                 <w:rFonts w:ascii="Goudy Old Style" w:hAnsi="Goudy Old Style" w:cs="Didot"/>
-              </w:rPr>
-              <w:t xml:space="preserve">Patchell, A.*, &amp; </w:t>
-            </w:r>
-            <w:r>
-              <w:rPr>
-                <w:rFonts w:ascii="Goudy Old Style" w:hAnsi="Goudy Old Style" w:cs="Didot"/>
                 <w:b/>
                 <w:bCs/>
               </w:rPr>
-              <w:t>Berry, G.M.</w:t>
-            </w:r>
-            <w:r>
-              <w:rPr>
-                <w:rFonts w:ascii="Goudy Old Style" w:hAnsi="Goudy Old Style" w:cs="Didot"/>
-              </w:rPr>
-              <w:t xml:space="preserve"> (2022). Do Philly Puerto Ricans say </w:t>
-            </w:r>
-            <w:proofErr w:type="spellStart"/>
-            <w:r>
-              <w:rPr>
-                <w:rFonts w:ascii="Goudy Old Style" w:hAnsi="Goudy Old Style" w:cs="Didot"/>
-                <w:i/>
-                <w:iCs/>
-              </w:rPr>
-              <w:t>dat</w:t>
-            </w:r>
-            <w:proofErr w:type="spellEnd"/>
-            <w:r>
-              <w:rPr>
-                <w:rFonts w:ascii="Goudy Old Style" w:hAnsi="Goudy Old Style" w:cs="Didot"/>
-              </w:rPr>
-              <w:t>? An acoustic analysis of TH-Stopping as a change in-progress. Annual Meeting of the Linguistic Society of America. Washington, D.C., 6-9 Jan.</w:t>
+              <w:t xml:space="preserve">Berry, G.M. </w:t>
+            </w:r>
+            <w:r>
+              <w:rPr>
+                <w:rFonts w:ascii="Goudy Old Style" w:hAnsi="Goudy Old Style" w:cs="Didot"/>
+              </w:rPr>
+              <w:t>(2022). Cognitive correlates of phonological adaptation: Reactive control predicts participation in simulated sound change. Annual Meeting of the Linguistic Society of America. Washington, D.C., 6-9 Jan.</w:t>
             </w:r>
           </w:p>
           <w:p>
@@ -7279,16 +8135,38 @@
             <w:r>
               <w:rPr>
                 <w:rFonts w:ascii="Goudy Old Style" w:hAnsi="Goudy Old Style" w:cs="Didot"/>
+              </w:rPr>
+              <w:t xml:space="preserve">Patchell, A.*, &amp; </w:t>
+            </w:r>
+            <w:r>
+              <w:rPr>
+                <w:rFonts w:ascii="Goudy Old Style" w:hAnsi="Goudy Old Style" w:cs="Didot"/>
                 <w:b/>
                 <w:bCs/>
               </w:rPr>
-              <w:t xml:space="preserve">Berry. G.M. </w:t>
-            </w:r>
-            <w:r>
-              <w:rPr>
-                <w:rFonts w:ascii="Goudy Old Style" w:hAnsi="Goudy Old Style" w:cs="Didot"/>
-              </w:rPr>
-              <w:t>(2021). Cognitive processing strategy and the phonological integration of phonetic variation. New Ways of Analyzing Variation 49. University of Texas at Austin. 19-24 Oct.</w:t>
+              <w:t>Berry, G.M.</w:t>
+            </w:r>
+            <w:r>
+              <w:rPr>
+                <w:rFonts w:ascii="Goudy Old Style" w:hAnsi="Goudy Old Style" w:cs="Didot"/>
+              </w:rPr>
+              <w:t xml:space="preserve"> (2022). Do Philly Puerto Ricans say </w:t>
+            </w:r>
+            <w:proofErr w:type="spellStart"/>
+            <w:r>
+              <w:rPr>
+                <w:rFonts w:ascii="Goudy Old Style" w:hAnsi="Goudy Old Style" w:cs="Didot"/>
+                <w:i/>
+                <w:iCs/>
+              </w:rPr>
+              <w:t>dat</w:t>
+            </w:r>
+            <w:proofErr w:type="spellEnd"/>
+            <w:r>
+              <w:rPr>
+                <w:rFonts w:ascii="Goudy Old Style" w:hAnsi="Goudy Old Style" w:cs="Didot"/>
+              </w:rPr>
+              <w:t>? An acoustic analysis of TH-Stopping as a change in-progress. Annual Meeting of the Linguistic Society of America. Washington, D.C., 6-9 Jan.</w:t>
             </w:r>
           </w:p>
           <w:p>
@@ -7309,22 +8187,16 @@
             <w:r>
               <w:rPr>
                 <w:rFonts w:ascii="Goudy Old Style" w:hAnsi="Goudy Old Style" w:cs="Didot"/>
-              </w:rPr>
-              <w:t>Requena, P.E., &amp;</w:t>
-            </w:r>
-            <w:r>
-              <w:rPr>
-                <w:rFonts w:ascii="Goudy Old Style" w:hAnsi="Goudy Old Style" w:cs="Didot"/>
                 <w:b/>
                 <w:bCs/>
               </w:rPr>
-              <w:t xml:space="preserve"> Berry, G.M. </w:t>
-            </w:r>
-            <w:r>
-              <w:rPr>
-                <w:rFonts w:ascii="Goudy Old Style" w:hAnsi="Goudy Old Style" w:cs="Didot"/>
-              </w:rPr>
-              <w:t xml:space="preserve">(2021). L2 learners’ processing of syntactic variation in the L1. Variation and Language Processing 5. University of Copenhagen. 25-27 Aug. </w:t>
+              <w:t xml:space="preserve">Berry. G.M. </w:t>
+            </w:r>
+            <w:r>
+              <w:rPr>
+                <w:rFonts w:ascii="Goudy Old Style" w:hAnsi="Goudy Old Style" w:cs="Didot"/>
+              </w:rPr>
+              <w:t>(2021). Cognitive processing strategy and the phonological integration of phonetic variation. New Ways of Analyzing Variation 49. University of Texas at Austin. 19-24 Oct.</w:t>
             </w:r>
           </w:p>
           <w:p>
@@ -7345,16 +8217,22 @@
             <w:r>
               <w:rPr>
                 <w:rFonts w:ascii="Goudy Old Style" w:hAnsi="Goudy Old Style" w:cs="Didot"/>
+              </w:rPr>
+              <w:t>Requena, P.E., &amp;</w:t>
+            </w:r>
+            <w:r>
+              <w:rPr>
+                <w:rFonts w:ascii="Goudy Old Style" w:hAnsi="Goudy Old Style" w:cs="Didot"/>
                 <w:b/>
                 <w:bCs/>
               </w:rPr>
-              <w:t xml:space="preserve">Berry, G.M. </w:t>
-            </w:r>
-            <w:r>
-              <w:rPr>
-                <w:rFonts w:ascii="Goudy Old Style" w:hAnsi="Goudy Old Style" w:cs="Didot"/>
-              </w:rPr>
-              <w:t>(2018). Minorities in the lead? Puerto Rican adoption of Philadelphia sound changes in-progress. New Ways of Analyzing Variation 47. New York University. 18-21 Oct.</w:t>
+              <w:t xml:space="preserve"> Berry, G.M. </w:t>
+            </w:r>
+            <w:r>
+              <w:rPr>
+                <w:rFonts w:ascii="Goudy Old Style" w:hAnsi="Goudy Old Style" w:cs="Didot"/>
+              </w:rPr>
+              <w:t xml:space="preserve">(2021). L2 learners’ processing of syntactic variation in the L1. Variation and Language Processing 5. University of Copenhagen. 25-27 Aug. </w:t>
             </w:r>
           </w:p>
           <w:p>
@@ -7378,13 +8256,13 @@
                 <w:b/>
                 <w:bCs/>
               </w:rPr>
-              <w:t>Berry, G.M.</w:t>
-            </w:r>
-            <w:r>
-              <w:rPr>
-                <w:rFonts w:ascii="Goudy Old Style" w:hAnsi="Goudy Old Style" w:cs="Didot"/>
-              </w:rPr>
-              <w:t xml:space="preserve"> (2018). Echoes from below: Puerto Rican adoption of Philadelphia sound changes in-progress. 9th Int’l Workshop on Spanish Sociolinguistics. Queens College. 4-7 April. </w:t>
+              <w:t xml:space="preserve">Berry, G.M. </w:t>
+            </w:r>
+            <w:r>
+              <w:rPr>
+                <w:rFonts w:ascii="Goudy Old Style" w:hAnsi="Goudy Old Style" w:cs="Didot"/>
+              </w:rPr>
+              <w:t>(2018). Minorities in the lead? Puerto Rican adoption of Philadelphia sound changes in-progress. New Ways of Analyzing Variation 47. New York University. 18-21 Oct.</w:t>
             </w:r>
           </w:p>
           <w:p>
@@ -7414,21 +8292,7 @@
               <w:rPr>
                 <w:rFonts w:ascii="Goudy Old Style" w:hAnsi="Goudy Old Style" w:cs="Didot"/>
               </w:rPr>
-              <w:t>, &amp; Ernestus, M.</w:t>
-            </w:r>
-            <w:r>
-              <w:rPr>
-                <w:rFonts w:ascii="Goudy Old Style" w:hAnsi="Goudy Old Style" w:cs="Didot"/>
-                <w:b/>
-                <w:bCs/>
-              </w:rPr>
-              <w:t xml:space="preserve"> </w:t>
-            </w:r>
-            <w:r>
-              <w:rPr>
-                <w:rFonts w:ascii="Goudy Old Style" w:hAnsi="Goudy Old Style" w:cs="Didot"/>
-              </w:rPr>
-              <w:t>(2016). Alignment-induced phonological variation in non-native dialogue. New Ways of Analyzing Variation 45. Simon Fraser University. 3-6 Nov.</w:t>
+              <w:t xml:space="preserve"> (2018). Echoes from below: Puerto Rican adoption of Philadelphia sound changes in-progress. 9th Int’l Workshop on Spanish Sociolinguistics. Queens College. 4-7 April. </w:t>
             </w:r>
           </w:p>
           <w:p>
@@ -7452,25 +8316,28 @@
                 <w:b/>
                 <w:bCs/>
               </w:rPr>
-              <w:t>Berry, G.M</w:t>
-            </w:r>
-            <w:r>
-              <w:rPr>
-                <w:rFonts w:ascii="Goudy Old Style" w:hAnsi="Goudy Old Style" w:cs="Didot"/>
-              </w:rPr>
-              <w:t xml:space="preserve">. (2016). What Puerto Ricans can tell us about the actuation of sound change: Social and cognitive constraints on the adoption of changes-in-progress. 8th </w:t>
-            </w:r>
-            <w:r>
-              <w:rPr>
-                <w:rFonts w:ascii="Goudy Old Style" w:hAnsi="Goudy Old Style" w:cs="Didot"/>
-              </w:rPr>
-              <w:t>Int’l</w:t>
-            </w:r>
-            <w:r>
-              <w:rPr>
-                <w:rFonts w:ascii="Goudy Old Style" w:hAnsi="Goudy Old Style" w:cs="Didot"/>
-              </w:rPr>
-              <w:t xml:space="preserve"> Workshop on Spanish Sociolinguistics. Universidad de Puerto Rico, Río Piedras. 13-16 April.</w:t>
+              <w:lastRenderedPageBreak/>
+              <w:t>Berry, G.M.</w:t>
+            </w:r>
+            <w:r>
+              <w:rPr>
+                <w:rFonts w:ascii="Goudy Old Style" w:hAnsi="Goudy Old Style" w:cs="Didot"/>
+              </w:rPr>
+              <w:t>, &amp; Ernestus, M.</w:t>
+            </w:r>
+            <w:r>
+              <w:rPr>
+                <w:rFonts w:ascii="Goudy Old Style" w:hAnsi="Goudy Old Style" w:cs="Didot"/>
+                <w:b/>
+                <w:bCs/>
+              </w:rPr>
+              <w:t xml:space="preserve"> </w:t>
+            </w:r>
+            <w:r>
+              <w:rPr>
+                <w:rFonts w:ascii="Goudy Old Style" w:hAnsi="Goudy Old Style" w:cs="Didot"/>
+              </w:rPr>
+              <w:t>(2016). Alignment-induced phonological variation in non-native dialogue. New Ways of Analyzing Variation 45. Simon Fraser University. 3-6 Nov.</w:t>
             </w:r>
           </w:p>
           <w:p>
@@ -7494,13 +8361,25 @@
                 <w:b/>
                 <w:bCs/>
               </w:rPr>
-              <w:t xml:space="preserve">Berry, G.M. </w:t>
-            </w:r>
-            <w:r>
-              <w:rPr>
-                <w:rFonts w:ascii="Goudy Old Style" w:hAnsi="Goudy Old Style" w:cs="Didot"/>
-              </w:rPr>
-              <w:t xml:space="preserve">(2016). Proactive inhibitory control and the adoption of sound changes-in-progress. Sociolinguistic Variation and Language Processing. Virginia Tech. 31 March - 2 April. </w:t>
+              <w:t>Berry, G.M</w:t>
+            </w:r>
+            <w:r>
+              <w:rPr>
+                <w:rFonts w:ascii="Goudy Old Style" w:hAnsi="Goudy Old Style" w:cs="Didot"/>
+              </w:rPr>
+              <w:t xml:space="preserve">. (2016). What Puerto Ricans can tell us about the actuation of sound change: Social and cognitive constraints on the adoption of changes-in-progress. 8th </w:t>
+            </w:r>
+            <w:r>
+              <w:rPr>
+                <w:rFonts w:ascii="Goudy Old Style" w:hAnsi="Goudy Old Style" w:cs="Didot"/>
+              </w:rPr>
+              <w:t>Int’l</w:t>
+            </w:r>
+            <w:r>
+              <w:rPr>
+                <w:rFonts w:ascii="Goudy Old Style" w:hAnsi="Goudy Old Style" w:cs="Didot"/>
+              </w:rPr>
+              <w:t xml:space="preserve"> Workshop on Spanish Sociolinguistics. Universidad de Puerto Rico, Río Piedras. 13-16 April.</w:t>
             </w:r>
           </w:p>
           <w:p>
@@ -7514,317 +8393,23 @@
               <w:jc w:val="both"/>
               <w:rPr>
                 <w:rFonts w:ascii="Goudy Old Style" w:hAnsi="Goudy Old Style" w:cs="Didot"/>
-                <w:lang w:val="es-ES"/>
-              </w:rPr>
-            </w:pPr>
-            <w:r>
-              <w:rPr>
-                <w:rFonts w:ascii="Goudy Old Style" w:hAnsi="Goudy Old Style" w:cs="Didot"/>
-                <w:lang w:val="es-ES"/>
-              </w:rPr>
-              <w:t>Torres Cacoullos, R.</w:t>
-            </w:r>
-            <w:proofErr w:type="gramStart"/>
-            <w:r>
-              <w:rPr>
-                <w:rFonts w:ascii="Goudy Old Style" w:hAnsi="Goudy Old Style" w:cs="Didot"/>
-                <w:lang w:val="es-ES"/>
-              </w:rPr>
-              <w:t>, </w:t>
-            </w:r>
-            <w:r>
-              <w:rPr>
-                <w:rFonts w:ascii="Goudy Old Style" w:hAnsi="Goudy Old Style" w:cs="Didot"/>
                 <w:b/>
                 <w:bCs/>
-                <w:lang w:val="es-ES"/>
-              </w:rPr>
-              <w:t xml:space="preserve"> Berry</w:t>
-            </w:r>
-            <w:proofErr w:type="gramEnd"/>
+              </w:rPr>
+            </w:pPr>
             <w:r>
               <w:rPr>
                 <w:rFonts w:ascii="Goudy Old Style" w:hAnsi="Goudy Old Style" w:cs="Didot"/>
                 <w:b/>
                 <w:bCs/>
-                <w:lang w:val="es-ES"/>
-              </w:rPr>
-              <w:t>, G.M.</w:t>
-            </w:r>
-            <w:r>
-              <w:rPr>
-                <w:rFonts w:ascii="Goudy Old Style" w:hAnsi="Goudy Old Style" w:cs="Didot"/>
-                <w:lang w:val="es-ES"/>
-              </w:rPr>
-              <w:t xml:space="preserve">, Champi, C., Perrotti, L., &amp; Ramos, M. </w:t>
-            </w:r>
-            <w:r>
-              <w:rPr>
-                <w:rFonts w:ascii="Goudy Old Style" w:hAnsi="Goudy Old Style" w:cs="Didot"/>
-                <w:lang w:val="es-ES"/>
-              </w:rPr>
-              <w:t xml:space="preserve">(2015). </w:t>
-            </w:r>
-            <w:r>
-              <w:rPr>
-                <w:rFonts w:ascii="Goudy Old Style" w:hAnsi="Goudy Old Style" w:cs="Didot"/>
-                <w:lang w:val="es-ES"/>
-              </w:rPr>
-              <w:t>Expresión variable de los pronombres de sujeto: Diferencias entre </w:t>
-            </w:r>
-            <w:r>
-              <w:rPr>
-                <w:rFonts w:ascii="Goudy Old Style" w:hAnsi="Goudy Old Style" w:cs="Didot"/>
-                <w:i/>
-                <w:iCs/>
-                <w:lang w:val="es-ES"/>
-              </w:rPr>
-              <w:t>él</w:t>
-            </w:r>
-            <w:r>
-              <w:rPr>
-                <w:rFonts w:ascii="Goudy Old Style" w:hAnsi="Goudy Old Style" w:cs="Didot"/>
-                <w:lang w:val="es-ES"/>
-              </w:rPr>
-              <w:t> y </w:t>
-            </w:r>
-            <w:r>
-              <w:rPr>
-                <w:rFonts w:ascii="Goudy Old Style" w:hAnsi="Goudy Old Style" w:cs="Didot"/>
-                <w:i/>
-                <w:iCs/>
-                <w:lang w:val="es-ES"/>
-              </w:rPr>
-              <w:t>ella</w:t>
-            </w:r>
-            <w:r>
-              <w:rPr>
-                <w:rFonts w:ascii="Goudy Old Style" w:hAnsi="Goudy Old Style" w:cs="Didot"/>
-                <w:lang w:val="es-ES"/>
-              </w:rPr>
-              <w:t xml:space="preserve"> [Variable </w:t>
-            </w:r>
-            <w:proofErr w:type="spellStart"/>
-            <w:r>
-              <w:rPr>
-                <w:rFonts w:ascii="Goudy Old Style" w:hAnsi="Goudy Old Style" w:cs="Didot"/>
-                <w:lang w:val="es-ES"/>
-              </w:rPr>
-              <w:t>expression</w:t>
-            </w:r>
-            <w:proofErr w:type="spellEnd"/>
-            <w:r>
-              <w:rPr>
-                <w:rFonts w:ascii="Goudy Old Style" w:hAnsi="Goudy Old Style" w:cs="Didot"/>
-                <w:lang w:val="es-ES"/>
-              </w:rPr>
-              <w:t xml:space="preserve"> </w:t>
-            </w:r>
-            <w:proofErr w:type="spellStart"/>
-            <w:r>
-              <w:rPr>
-                <w:rFonts w:ascii="Goudy Old Style" w:hAnsi="Goudy Old Style" w:cs="Didot"/>
-                <w:lang w:val="es-ES"/>
-              </w:rPr>
-              <w:t>of</w:t>
-            </w:r>
-            <w:proofErr w:type="spellEnd"/>
-            <w:r>
-              <w:rPr>
-                <w:rFonts w:ascii="Goudy Old Style" w:hAnsi="Goudy Old Style" w:cs="Didot"/>
-                <w:lang w:val="es-ES"/>
-              </w:rPr>
-              <w:t xml:space="preserve"> </w:t>
-            </w:r>
-            <w:proofErr w:type="spellStart"/>
-            <w:r>
-              <w:rPr>
-                <w:rFonts w:ascii="Goudy Old Style" w:hAnsi="Goudy Old Style" w:cs="Didot"/>
-                <w:lang w:val="es-ES"/>
-              </w:rPr>
-              <w:t>subject</w:t>
-            </w:r>
-            <w:proofErr w:type="spellEnd"/>
-            <w:r>
-              <w:rPr>
-                <w:rFonts w:ascii="Goudy Old Style" w:hAnsi="Goudy Old Style" w:cs="Didot"/>
-                <w:lang w:val="es-ES"/>
-              </w:rPr>
-              <w:t xml:space="preserve"> </w:t>
-            </w:r>
-            <w:proofErr w:type="spellStart"/>
-            <w:r>
-              <w:rPr>
-                <w:rFonts w:ascii="Goudy Old Style" w:hAnsi="Goudy Old Style" w:cs="Didot"/>
-                <w:lang w:val="es-ES"/>
-              </w:rPr>
-              <w:t>pronouns</w:t>
-            </w:r>
-            <w:proofErr w:type="spellEnd"/>
-            <w:r>
-              <w:rPr>
-                <w:rFonts w:ascii="Goudy Old Style" w:hAnsi="Goudy Old Style" w:cs="Didot"/>
-                <w:lang w:val="es-ES"/>
-              </w:rPr>
-              <w:t xml:space="preserve">: </w:t>
-            </w:r>
-            <w:proofErr w:type="spellStart"/>
-            <w:r>
-              <w:rPr>
-                <w:rFonts w:ascii="Goudy Old Style" w:hAnsi="Goudy Old Style" w:cs="Didot"/>
-                <w:lang w:val="es-ES"/>
-              </w:rPr>
-              <w:t>Distinguishing</w:t>
-            </w:r>
-            <w:proofErr w:type="spellEnd"/>
-            <w:r>
-              <w:rPr>
-                <w:rFonts w:ascii="Goudy Old Style" w:hAnsi="Goudy Old Style" w:cs="Didot"/>
-                <w:lang w:val="es-ES"/>
-              </w:rPr>
-              <w:t xml:space="preserve"> </w:t>
-            </w:r>
-            <w:r>
-              <w:rPr>
-                <w:rFonts w:ascii="Goudy Old Style" w:hAnsi="Goudy Old Style" w:cs="Didot"/>
-                <w:i/>
-                <w:iCs/>
-                <w:lang w:val="es-ES"/>
-              </w:rPr>
-              <w:t>él</w:t>
-            </w:r>
-            <w:r>
-              <w:rPr>
-                <w:rFonts w:ascii="Goudy Old Style" w:hAnsi="Goudy Old Style" w:cs="Didot"/>
-                <w:lang w:val="es-ES"/>
-              </w:rPr>
-              <w:t xml:space="preserve"> and </w:t>
-            </w:r>
-            <w:r>
-              <w:rPr>
-                <w:rFonts w:ascii="Goudy Old Style" w:hAnsi="Goudy Old Style" w:cs="Didot"/>
-                <w:i/>
-                <w:iCs/>
-                <w:lang w:val="es-ES"/>
-              </w:rPr>
-              <w:t>ella</w:t>
-            </w:r>
-            <w:r>
-              <w:rPr>
-                <w:rFonts w:ascii="Goudy Old Style" w:hAnsi="Goudy Old Style" w:cs="Didot"/>
-                <w:lang w:val="es-ES"/>
-              </w:rPr>
-              <w:t>]. X Congreso Internacional de la</w:t>
-            </w:r>
-            <w:r>
-              <w:rPr>
-                <w:rFonts w:ascii="Goudy Old Style" w:hAnsi="Goudy Old Style" w:cs="Didot"/>
-                <w:lang w:val="es-ES"/>
-              </w:rPr>
-              <w:t xml:space="preserve"> Historia de la Lengua Española </w:t>
-            </w:r>
-            <w:r>
-              <w:rPr>
-                <w:rFonts w:ascii="Goudy Old Style" w:hAnsi="Goudy Old Style" w:cs="Didot"/>
-                <w:lang w:val="es-ES"/>
-              </w:rPr>
-              <w:t>[</w:t>
-            </w:r>
-            <w:proofErr w:type="spellStart"/>
-            <w:r>
-              <w:rPr>
-                <w:rFonts w:ascii="Goudy Old Style" w:hAnsi="Goudy Old Style" w:cs="Didot"/>
-                <w:lang w:val="es-ES"/>
-              </w:rPr>
-              <w:t>Tenth</w:t>
-            </w:r>
-            <w:proofErr w:type="spellEnd"/>
-            <w:r>
-              <w:rPr>
-                <w:rFonts w:ascii="Goudy Old Style" w:hAnsi="Goudy Old Style" w:cs="Didot"/>
-                <w:lang w:val="es-ES"/>
-              </w:rPr>
-              <w:t xml:space="preserve"> International </w:t>
-            </w:r>
-            <w:proofErr w:type="spellStart"/>
-            <w:r>
-              <w:rPr>
-                <w:rFonts w:ascii="Goudy Old Style" w:hAnsi="Goudy Old Style" w:cs="Didot"/>
-                <w:lang w:val="es-ES"/>
-              </w:rPr>
-              <w:t>Conference</w:t>
-            </w:r>
-            <w:proofErr w:type="spellEnd"/>
-            <w:r>
-              <w:rPr>
-                <w:rFonts w:ascii="Goudy Old Style" w:hAnsi="Goudy Old Style" w:cs="Didot"/>
-                <w:lang w:val="es-ES"/>
-              </w:rPr>
-              <w:t xml:space="preserve"> </w:t>
-            </w:r>
-            <w:proofErr w:type="spellStart"/>
-            <w:r>
-              <w:rPr>
-                <w:rFonts w:ascii="Goudy Old Style" w:hAnsi="Goudy Old Style" w:cs="Didot"/>
-                <w:lang w:val="es-ES"/>
-              </w:rPr>
-              <w:t>on</w:t>
-            </w:r>
-            <w:proofErr w:type="spellEnd"/>
-            <w:r>
-              <w:rPr>
-                <w:rFonts w:ascii="Goudy Old Style" w:hAnsi="Goudy Old Style" w:cs="Didot"/>
-                <w:lang w:val="es-ES"/>
-              </w:rPr>
-              <w:t xml:space="preserve"> </w:t>
-            </w:r>
-            <w:proofErr w:type="spellStart"/>
-            <w:r>
-              <w:rPr>
-                <w:rFonts w:ascii="Goudy Old Style" w:hAnsi="Goudy Old Style" w:cs="Didot"/>
-                <w:lang w:val="es-ES"/>
-              </w:rPr>
-              <w:t>the</w:t>
-            </w:r>
-            <w:proofErr w:type="spellEnd"/>
-            <w:r>
-              <w:rPr>
-                <w:rFonts w:ascii="Goudy Old Style" w:hAnsi="Goudy Old Style" w:cs="Didot"/>
-                <w:lang w:val="es-ES"/>
-              </w:rPr>
-              <w:t xml:space="preserve"> </w:t>
-            </w:r>
-            <w:proofErr w:type="spellStart"/>
-            <w:r>
-              <w:rPr>
-                <w:rFonts w:ascii="Goudy Old Style" w:hAnsi="Goudy Old Style" w:cs="Didot"/>
-                <w:lang w:val="es-ES"/>
-              </w:rPr>
-              <w:t>History</w:t>
-            </w:r>
-            <w:proofErr w:type="spellEnd"/>
-            <w:r>
-              <w:rPr>
-                <w:rFonts w:ascii="Goudy Old Style" w:hAnsi="Goudy Old Style" w:cs="Didot"/>
-                <w:lang w:val="es-ES"/>
-              </w:rPr>
-              <w:t xml:space="preserve"> </w:t>
-            </w:r>
-            <w:proofErr w:type="spellStart"/>
-            <w:r>
-              <w:rPr>
-                <w:rFonts w:ascii="Goudy Old Style" w:hAnsi="Goudy Old Style" w:cs="Didot"/>
-                <w:lang w:val="es-ES"/>
-              </w:rPr>
-              <w:t>of</w:t>
-            </w:r>
-            <w:proofErr w:type="spellEnd"/>
-            <w:r>
-              <w:rPr>
-                <w:rFonts w:ascii="Goudy Old Style" w:hAnsi="Goudy Old Style" w:cs="Didot"/>
-                <w:lang w:val="es-ES"/>
-              </w:rPr>
-              <w:t xml:space="preserve"> Spanish]. Universidad de Zaragoza. 7-11 Sept.</w:t>
+              </w:rPr>
+              <w:t xml:space="preserve">Berry, G.M. </w:t>
+            </w:r>
+            <w:r>
+              <w:rPr>
+                <w:rFonts w:ascii="Goudy Old Style" w:hAnsi="Goudy Old Style" w:cs="Didot"/>
+              </w:rPr>
+              <w:t xml:space="preserve">(2016). Proactive inhibitory control and the adoption of sound changes-in-progress. Sociolinguistic Variation and Language Processing. Virginia Tech. 31 March - 2 April. </w:t>
             </w:r>
           </w:p>
           <w:p>
@@ -7838,79 +8423,317 @@
               <w:jc w:val="both"/>
               <w:rPr>
                 <w:rFonts w:ascii="Goudy Old Style" w:hAnsi="Goudy Old Style" w:cs="Didot"/>
-              </w:rPr>
-            </w:pPr>
+                <w:lang w:val="es-ES"/>
+              </w:rPr>
+            </w:pPr>
+            <w:r>
+              <w:rPr>
+                <w:rFonts w:ascii="Goudy Old Style" w:hAnsi="Goudy Old Style" w:cs="Didot"/>
+                <w:lang w:val="es-ES"/>
+              </w:rPr>
+              <w:t>Torres Cacoullos, R.</w:t>
+            </w:r>
+            <w:proofErr w:type="gramStart"/>
+            <w:r>
+              <w:rPr>
+                <w:rFonts w:ascii="Goudy Old Style" w:hAnsi="Goudy Old Style" w:cs="Didot"/>
+                <w:lang w:val="es-ES"/>
+              </w:rPr>
+              <w:t>, </w:t>
+            </w:r>
             <w:r>
               <w:rPr>
                 <w:rFonts w:ascii="Goudy Old Style" w:hAnsi="Goudy Old Style" w:cs="Didot"/>
                 <w:b/>
                 <w:bCs/>
-              </w:rPr>
-              <w:t xml:space="preserve">Berry, </w:t>
-            </w:r>
+                <w:lang w:val="es-ES"/>
+              </w:rPr>
+              <w:t xml:space="preserve"> Berry</w:t>
+            </w:r>
+            <w:proofErr w:type="gramEnd"/>
             <w:r>
               <w:rPr>
                 <w:rFonts w:ascii="Goudy Old Style" w:hAnsi="Goudy Old Style" w:cs="Didot"/>
                 <w:b/>
                 <w:bCs/>
-              </w:rPr>
-              <w:t>G.</w:t>
-            </w:r>
-            <w:r>
-              <w:rPr>
-                <w:rFonts w:ascii="Goudy Old Style" w:hAnsi="Goudy Old Style" w:cs="Didot"/>
-                <w:b/>
-                <w:bCs/>
-              </w:rPr>
-              <w:t>M. </w:t>
-            </w:r>
-            <w:r>
-              <w:rPr>
-                <w:rFonts w:ascii="Goudy Old Style" w:hAnsi="Goudy Old Style" w:cs="Didot"/>
-              </w:rPr>
-              <w:t>(</w:t>
-            </w:r>
-            <w:r>
-              <w:rPr>
-                <w:rFonts w:ascii="Goudy Old Style" w:hAnsi="Goudy Old Style" w:cs="Didot"/>
-              </w:rPr>
-              <w:t>2015</w:t>
-            </w:r>
-            <w:r>
-              <w:rPr>
-                <w:rFonts w:ascii="Goudy Old Style" w:hAnsi="Goudy Old Style" w:cs="Didot"/>
-              </w:rPr>
-              <w:t>)</w:t>
-            </w:r>
-            <w:r>
-              <w:rPr>
-                <w:rFonts w:ascii="Goudy Old Style" w:hAnsi="Goudy Old Style" w:cs="Didot"/>
-              </w:rPr>
-              <w:t xml:space="preserve">. A quantitative account of the </w:t>
+                <w:lang w:val="es-ES"/>
+              </w:rPr>
+              <w:t>, G.M.</w:t>
+            </w:r>
+            <w:r>
+              <w:rPr>
+                <w:rFonts w:ascii="Goudy Old Style" w:hAnsi="Goudy Old Style" w:cs="Didot"/>
+                <w:lang w:val="es-ES"/>
+              </w:rPr>
+              <w:t xml:space="preserve">, Champi, C., Perrotti, L., &amp; Ramos, M. </w:t>
+            </w:r>
+            <w:r>
+              <w:rPr>
+                <w:rFonts w:ascii="Goudy Old Style" w:hAnsi="Goudy Old Style" w:cs="Didot"/>
+                <w:lang w:val="es-ES"/>
+              </w:rPr>
+              <w:t xml:space="preserve">(2015). </w:t>
+            </w:r>
+            <w:r>
+              <w:rPr>
+                <w:rFonts w:ascii="Goudy Old Style" w:hAnsi="Goudy Old Style" w:cs="Didot"/>
+                <w:lang w:val="es-ES"/>
+              </w:rPr>
+              <w:t>Expresión variable de los pronombres de sujeto: Diferencias entre </w:t>
             </w:r>
             <w:r>
               <w:rPr>
                 <w:rFonts w:ascii="Goudy Old Style" w:hAnsi="Goudy Old Style" w:cs="Didot"/>
                 <w:i/>
                 <w:iCs/>
-              </w:rPr>
-              <w:t xml:space="preserve">tonada </w:t>
-            </w:r>
-            <w:proofErr w:type="spellStart"/>
+                <w:lang w:val="es-ES"/>
+              </w:rPr>
+              <w:t>él</w:t>
+            </w:r>
+            <w:r>
+              <w:rPr>
+                <w:rFonts w:ascii="Goudy Old Style" w:hAnsi="Goudy Old Style" w:cs="Didot"/>
+                <w:lang w:val="es-ES"/>
+              </w:rPr>
+              <w:t> y </w:t>
+            </w:r>
             <w:r>
               <w:rPr>
                 <w:rFonts w:ascii="Goudy Old Style" w:hAnsi="Goudy Old Style" w:cs="Didot"/>
                 <w:i/>
                 <w:iCs/>
-              </w:rPr>
-              <w:t>cordobesa</w:t>
+                <w:lang w:val="es-ES"/>
+              </w:rPr>
+              <w:t>ella</w:t>
+            </w:r>
+            <w:r>
+              <w:rPr>
+                <w:rFonts w:ascii="Goudy Old Style" w:hAnsi="Goudy Old Style" w:cs="Didot"/>
+                <w:lang w:val="es-ES"/>
+              </w:rPr>
+              <w:t xml:space="preserve"> [Variable </w:t>
+            </w:r>
+            <w:proofErr w:type="spellStart"/>
+            <w:r>
+              <w:rPr>
+                <w:rFonts w:ascii="Goudy Old Style" w:hAnsi="Goudy Old Style" w:cs="Didot"/>
+                <w:lang w:val="es-ES"/>
+              </w:rPr>
+              <w:t>expression</w:t>
             </w:r>
             <w:proofErr w:type="spellEnd"/>
             <w:r>
               <w:rPr>
                 <w:rFonts w:ascii="Goudy Old Style" w:hAnsi="Goudy Old Style" w:cs="Didot"/>
-              </w:rPr>
-              <w:t>: The contribution of pitch, duration, and style in production. Ohio State Congress on Hispanic and Lusophone Linguistics. Ohio State University. 10-11 April.</w:t>
+                <w:lang w:val="es-ES"/>
+              </w:rPr>
+              <w:t xml:space="preserve"> </w:t>
+            </w:r>
+            <w:proofErr w:type="spellStart"/>
+            <w:r>
+              <w:rPr>
+                <w:rFonts w:ascii="Goudy Old Style" w:hAnsi="Goudy Old Style" w:cs="Didot"/>
+                <w:lang w:val="es-ES"/>
+              </w:rPr>
+              <w:t>of</w:t>
+            </w:r>
+            <w:proofErr w:type="spellEnd"/>
+            <w:r>
+              <w:rPr>
+                <w:rFonts w:ascii="Goudy Old Style" w:hAnsi="Goudy Old Style" w:cs="Didot"/>
+                <w:lang w:val="es-ES"/>
+              </w:rPr>
+              <w:t xml:space="preserve"> </w:t>
+            </w:r>
+            <w:proofErr w:type="spellStart"/>
+            <w:r>
+              <w:rPr>
+                <w:rFonts w:ascii="Goudy Old Style" w:hAnsi="Goudy Old Style" w:cs="Didot"/>
+                <w:lang w:val="es-ES"/>
+              </w:rPr>
+              <w:t>subject</w:t>
+            </w:r>
+            <w:proofErr w:type="spellEnd"/>
+            <w:r>
+              <w:rPr>
+                <w:rFonts w:ascii="Goudy Old Style" w:hAnsi="Goudy Old Style" w:cs="Didot"/>
+                <w:lang w:val="es-ES"/>
+              </w:rPr>
+              <w:t xml:space="preserve"> </w:t>
+            </w:r>
+            <w:proofErr w:type="spellStart"/>
+            <w:r>
+              <w:rPr>
+                <w:rFonts w:ascii="Goudy Old Style" w:hAnsi="Goudy Old Style" w:cs="Didot"/>
+                <w:lang w:val="es-ES"/>
+              </w:rPr>
+              <w:t>pronouns</w:t>
+            </w:r>
+            <w:proofErr w:type="spellEnd"/>
+            <w:r>
+              <w:rPr>
+                <w:rFonts w:ascii="Goudy Old Style" w:hAnsi="Goudy Old Style" w:cs="Didot"/>
+                <w:lang w:val="es-ES"/>
+              </w:rPr>
+              <w:t xml:space="preserve">: </w:t>
+            </w:r>
+            <w:proofErr w:type="spellStart"/>
+            <w:r>
+              <w:rPr>
+                <w:rFonts w:ascii="Goudy Old Style" w:hAnsi="Goudy Old Style" w:cs="Didot"/>
+                <w:lang w:val="es-ES"/>
+              </w:rPr>
+              <w:t>Distinguishing</w:t>
+            </w:r>
+            <w:proofErr w:type="spellEnd"/>
+            <w:r>
+              <w:rPr>
+                <w:rFonts w:ascii="Goudy Old Style" w:hAnsi="Goudy Old Style" w:cs="Didot"/>
+                <w:lang w:val="es-ES"/>
+              </w:rPr>
+              <w:t xml:space="preserve"> </w:t>
+            </w:r>
+            <w:r>
+              <w:rPr>
+                <w:rFonts w:ascii="Goudy Old Style" w:hAnsi="Goudy Old Style" w:cs="Didot"/>
+                <w:i/>
+                <w:iCs/>
+                <w:lang w:val="es-ES"/>
+              </w:rPr>
+              <w:t>él</w:t>
+            </w:r>
+            <w:r>
+              <w:rPr>
+                <w:rFonts w:ascii="Goudy Old Style" w:hAnsi="Goudy Old Style" w:cs="Didot"/>
+                <w:lang w:val="es-ES"/>
+              </w:rPr>
+              <w:t xml:space="preserve"> and </w:t>
+            </w:r>
+            <w:r>
+              <w:rPr>
+                <w:rFonts w:ascii="Goudy Old Style" w:hAnsi="Goudy Old Style" w:cs="Didot"/>
+                <w:i/>
+                <w:iCs/>
+                <w:lang w:val="es-ES"/>
+              </w:rPr>
+              <w:t>ella</w:t>
+            </w:r>
+            <w:r>
+              <w:rPr>
+                <w:rFonts w:ascii="Goudy Old Style" w:hAnsi="Goudy Old Style" w:cs="Didot"/>
+                <w:lang w:val="es-ES"/>
+              </w:rPr>
+              <w:t>]. X Congreso Internacional de la</w:t>
+            </w:r>
+            <w:r>
+              <w:rPr>
+                <w:rFonts w:ascii="Goudy Old Style" w:hAnsi="Goudy Old Style" w:cs="Didot"/>
+                <w:lang w:val="es-ES"/>
+              </w:rPr>
+              <w:t xml:space="preserve"> Historia de la Lengua Española </w:t>
+            </w:r>
+            <w:r>
+              <w:rPr>
+                <w:rFonts w:ascii="Goudy Old Style" w:hAnsi="Goudy Old Style" w:cs="Didot"/>
+                <w:lang w:val="es-ES"/>
+              </w:rPr>
+              <w:t>[</w:t>
+            </w:r>
+            <w:proofErr w:type="spellStart"/>
+            <w:r>
+              <w:rPr>
+                <w:rFonts w:ascii="Goudy Old Style" w:hAnsi="Goudy Old Style" w:cs="Didot"/>
+                <w:lang w:val="es-ES"/>
+              </w:rPr>
+              <w:t>Tenth</w:t>
+            </w:r>
+            <w:proofErr w:type="spellEnd"/>
+            <w:r>
+              <w:rPr>
+                <w:rFonts w:ascii="Goudy Old Style" w:hAnsi="Goudy Old Style" w:cs="Didot"/>
+                <w:lang w:val="es-ES"/>
+              </w:rPr>
+              <w:t xml:space="preserve"> International </w:t>
+            </w:r>
+            <w:proofErr w:type="spellStart"/>
+            <w:r>
+              <w:rPr>
+                <w:rFonts w:ascii="Goudy Old Style" w:hAnsi="Goudy Old Style" w:cs="Didot"/>
+                <w:lang w:val="es-ES"/>
+              </w:rPr>
+              <w:t>Conference</w:t>
+            </w:r>
+            <w:proofErr w:type="spellEnd"/>
+            <w:r>
+              <w:rPr>
+                <w:rFonts w:ascii="Goudy Old Style" w:hAnsi="Goudy Old Style" w:cs="Didot"/>
+                <w:lang w:val="es-ES"/>
+              </w:rPr>
+              <w:t xml:space="preserve"> </w:t>
+            </w:r>
+            <w:proofErr w:type="spellStart"/>
+            <w:r>
+              <w:rPr>
+                <w:rFonts w:ascii="Goudy Old Style" w:hAnsi="Goudy Old Style" w:cs="Didot"/>
+                <w:lang w:val="es-ES"/>
+              </w:rPr>
+              <w:t>on</w:t>
+            </w:r>
+            <w:proofErr w:type="spellEnd"/>
+            <w:r>
+              <w:rPr>
+                <w:rFonts w:ascii="Goudy Old Style" w:hAnsi="Goudy Old Style" w:cs="Didot"/>
+                <w:lang w:val="es-ES"/>
+              </w:rPr>
+              <w:t xml:space="preserve"> </w:t>
+            </w:r>
+            <w:proofErr w:type="spellStart"/>
+            <w:r>
+              <w:rPr>
+                <w:rFonts w:ascii="Goudy Old Style" w:hAnsi="Goudy Old Style" w:cs="Didot"/>
+                <w:lang w:val="es-ES"/>
+              </w:rPr>
+              <w:t>the</w:t>
+            </w:r>
+            <w:proofErr w:type="spellEnd"/>
+            <w:r>
+              <w:rPr>
+                <w:rFonts w:ascii="Goudy Old Style" w:hAnsi="Goudy Old Style" w:cs="Didot"/>
+                <w:lang w:val="es-ES"/>
+              </w:rPr>
+              <w:t xml:space="preserve"> </w:t>
+            </w:r>
+            <w:proofErr w:type="spellStart"/>
+            <w:r>
+              <w:rPr>
+                <w:rFonts w:ascii="Goudy Old Style" w:hAnsi="Goudy Old Style" w:cs="Didot"/>
+                <w:lang w:val="es-ES"/>
+              </w:rPr>
+              <w:t>History</w:t>
+            </w:r>
+            <w:proofErr w:type="spellEnd"/>
+            <w:r>
+              <w:rPr>
+                <w:rFonts w:ascii="Goudy Old Style" w:hAnsi="Goudy Old Style" w:cs="Didot"/>
+                <w:lang w:val="es-ES"/>
+              </w:rPr>
+              <w:t xml:space="preserve"> </w:t>
+            </w:r>
+            <w:proofErr w:type="spellStart"/>
+            <w:r>
+              <w:rPr>
+                <w:rFonts w:ascii="Goudy Old Style" w:hAnsi="Goudy Old Style" w:cs="Didot"/>
+                <w:lang w:val="es-ES"/>
+              </w:rPr>
+              <w:t>of</w:t>
+            </w:r>
+            <w:proofErr w:type="spellEnd"/>
+            <w:r>
+              <w:rPr>
+                <w:rFonts w:ascii="Goudy Old Style" w:hAnsi="Goudy Old Style" w:cs="Didot"/>
+                <w:lang w:val="es-ES"/>
+              </w:rPr>
+              <w:t xml:space="preserve"> Spanish]. Universidad de Zaragoza. 7-11 Sept.</w:t>
             </w:r>
           </w:p>
           <w:p>
@@ -7929,96 +8752,74 @@
             <w:r>
               <w:rPr>
                 <w:rFonts w:ascii="Goudy Old Style" w:hAnsi="Goudy Old Style" w:cs="Didot"/>
-                <w:lang w:val="es-ES"/>
-              </w:rPr>
-              <w:t>Torres Cacoullos, R.</w:t>
-            </w:r>
-            <w:proofErr w:type="gramStart"/>
-            <w:r>
-              <w:rPr>
-                <w:rFonts w:ascii="Goudy Old Style" w:hAnsi="Goudy Old Style" w:cs="Didot"/>
-                <w:lang w:val="es-ES"/>
-              </w:rPr>
-              <w:t>, </w:t>
-            </w:r>
-            <w:r>
-              <w:rPr>
-                <w:rFonts w:ascii="Goudy Old Style" w:hAnsi="Goudy Old Style" w:cs="Didot"/>
                 <w:b/>
                 <w:bCs/>
-                <w:lang w:val="es-ES"/>
-              </w:rPr>
-              <w:t xml:space="preserve"> Berry</w:t>
-            </w:r>
-            <w:proofErr w:type="gramEnd"/>
+              </w:rPr>
+              <w:t xml:space="preserve">Berry, </w:t>
+            </w:r>
             <w:r>
               <w:rPr>
                 <w:rFonts w:ascii="Goudy Old Style" w:hAnsi="Goudy Old Style" w:cs="Didot"/>
                 <w:b/>
                 <w:bCs/>
-                <w:lang w:val="es-ES"/>
-              </w:rPr>
-              <w:t>, G.M.</w:t>
-            </w:r>
-            <w:r>
-              <w:rPr>
-                <w:rFonts w:ascii="Goudy Old Style" w:hAnsi="Goudy Old Style" w:cs="Didot"/>
-                <w:lang w:val="es-ES"/>
-              </w:rPr>
-              <w:t>, Champi, C., Perrotti, L., &amp; Ramos, M</w:t>
-            </w:r>
-            <w:r>
-              <w:rPr>
-                <w:rFonts w:ascii="Goudy Old Style" w:hAnsi="Goudy Old Style" w:cs="Didot"/>
-                <w:lang w:val="es-ES"/>
-              </w:rPr>
-              <w:t xml:space="preserve">. </w:t>
-            </w:r>
-            <w:r>
-              <w:rPr>
-                <w:rFonts w:ascii="Goudy Old Style" w:hAnsi="Goudy Old Style" w:cs="Didot"/>
-                <w:lang w:val="es-ES"/>
+              </w:rPr>
+              <w:t>G.</w:t>
+            </w:r>
+            <w:r>
+              <w:rPr>
+                <w:rFonts w:ascii="Goudy Old Style" w:hAnsi="Goudy Old Style" w:cs="Didot"/>
+                <w:b/>
+                <w:bCs/>
+              </w:rPr>
+              <w:t>M. </w:t>
+            </w:r>
+            <w:r>
+              <w:rPr>
+                <w:rFonts w:ascii="Goudy Old Style" w:hAnsi="Goudy Old Style" w:cs="Didot"/>
               </w:rPr>
               <w:t>(</w:t>
             </w:r>
             <w:r>
               <w:rPr>
                 <w:rFonts w:ascii="Goudy Old Style" w:hAnsi="Goudy Old Style" w:cs="Didot"/>
-                <w:lang w:val="es-ES"/>
-              </w:rPr>
-              <w:t>2014</w:t>
-            </w:r>
-            <w:r>
-              <w:rPr>
-                <w:rFonts w:ascii="Goudy Old Style" w:hAnsi="Goudy Old Style" w:cs="Didot"/>
-                <w:lang w:val="es-ES"/>
+              </w:rPr>
+              <w:t>2015</w:t>
+            </w:r>
+            <w:r>
+              <w:rPr>
+                <w:rFonts w:ascii="Goudy Old Style" w:hAnsi="Goudy Old Style" w:cs="Didot"/>
               </w:rPr>
               <w:t>)</w:t>
             </w:r>
             <w:r>
               <w:rPr>
                 <w:rFonts w:ascii="Goudy Old Style" w:hAnsi="Goudy Old Style" w:cs="Didot"/>
-                <w:lang w:val="es-ES"/>
-              </w:rPr>
-              <w:t xml:space="preserve">. </w:t>
-            </w:r>
-            <w:r>
-              <w:rPr>
-                <w:rFonts w:ascii="Goudy Old Style" w:hAnsi="Goudy Old Style" w:cs="Didot"/>
-              </w:rPr>
-              <w:t>Early conditioning of Spanish variable subject expression. New Ways of Analyzi</w:t>
-            </w:r>
-            <w:r>
-              <w:rPr>
-                <w:rFonts w:ascii="Goudy Old Style" w:hAnsi="Goudy Old Style" w:cs="Didot"/>
-              </w:rPr>
-              <w:t>ng Variation 43. Chicago</w:t>
-            </w:r>
-            <w:r>
-              <w:rPr>
-                <w:rFonts w:ascii="Goudy Old Style" w:hAnsi="Goudy Old Style" w:cs="Didot"/>
-              </w:rPr>
-              <w:t>. 23-26 Oct.</w:t>
+              </w:rPr>
+              <w:t xml:space="preserve">. A quantitative account of the </w:t>
+            </w:r>
+            <w:r>
+              <w:rPr>
+                <w:rFonts w:ascii="Goudy Old Style" w:hAnsi="Goudy Old Style" w:cs="Didot"/>
+                <w:i/>
+                <w:iCs/>
+              </w:rPr>
+              <w:t xml:space="preserve">tonada </w:t>
+            </w:r>
+            <w:proofErr w:type="spellStart"/>
+            <w:r>
+              <w:rPr>
+                <w:rFonts w:ascii="Goudy Old Style" w:hAnsi="Goudy Old Style" w:cs="Didot"/>
+                <w:i/>
+                <w:iCs/>
+              </w:rPr>
+              <w:t>cordobesa</w:t>
+            </w:r>
+            <w:proofErr w:type="spellEnd"/>
+            <w:r>
+              <w:rPr>
+                <w:rFonts w:ascii="Goudy Old Style" w:hAnsi="Goudy Old Style" w:cs="Didot"/>
+              </w:rPr>
+              <w:t>: The contribution of pitch, duration, and style in production. Ohio State Congress on Hispanic and Lusophone Linguistics. Ohio State University. 10-11 April.</w:t>
             </w:r>
           </w:p>
           <w:p>
@@ -8037,80 +8838,96 @@
             <w:r>
               <w:rPr>
                 <w:rFonts w:ascii="Goudy Old Style" w:hAnsi="Goudy Old Style" w:cs="Didot"/>
+                <w:lang w:val="es-ES"/>
+              </w:rPr>
+              <w:t>Torres Cacoullos, R.</w:t>
+            </w:r>
+            <w:proofErr w:type="gramStart"/>
+            <w:r>
+              <w:rPr>
+                <w:rFonts w:ascii="Goudy Old Style" w:hAnsi="Goudy Old Style" w:cs="Didot"/>
+                <w:lang w:val="es-ES"/>
+              </w:rPr>
+              <w:t>, </w:t>
+            </w:r>
+            <w:r>
+              <w:rPr>
+                <w:rFonts w:ascii="Goudy Old Style" w:hAnsi="Goudy Old Style" w:cs="Didot"/>
                 <w:b/>
                 <w:bCs/>
-              </w:rPr>
-              <w:t xml:space="preserve">Berry, </w:t>
-            </w:r>
+                <w:lang w:val="es-ES"/>
+              </w:rPr>
+              <w:t xml:space="preserve"> Berry</w:t>
+            </w:r>
+            <w:proofErr w:type="gramEnd"/>
             <w:r>
               <w:rPr>
                 <w:rFonts w:ascii="Goudy Old Style" w:hAnsi="Goudy Old Style" w:cs="Didot"/>
                 <w:b/>
                 <w:bCs/>
-              </w:rPr>
-              <w:t>G.</w:t>
-            </w:r>
-            <w:r>
-              <w:rPr>
-                <w:rFonts w:ascii="Goudy Old Style" w:hAnsi="Goudy Old Style" w:cs="Didot"/>
-                <w:b/>
-                <w:bCs/>
-              </w:rPr>
-              <w:t>M</w:t>
-            </w:r>
-            <w:r>
-              <w:rPr>
-                <w:rFonts w:ascii="Goudy Old Style" w:hAnsi="Goudy Old Style" w:cs="Didot"/>
-              </w:rPr>
-              <w:t>. </w:t>
-            </w:r>
-            <w:r>
-              <w:rPr>
-                <w:rFonts w:ascii="Goudy Old Style" w:hAnsi="Goudy Old Style" w:cs="Didot"/>
+                <w:lang w:val="es-ES"/>
+              </w:rPr>
+              <w:t>, G.M.</w:t>
+            </w:r>
+            <w:r>
+              <w:rPr>
+                <w:rFonts w:ascii="Goudy Old Style" w:hAnsi="Goudy Old Style" w:cs="Didot"/>
+                <w:lang w:val="es-ES"/>
+              </w:rPr>
+              <w:t>, Champi, C., Perrotti, L., &amp; Ramos, M</w:t>
+            </w:r>
+            <w:r>
+              <w:rPr>
+                <w:rFonts w:ascii="Goudy Old Style" w:hAnsi="Goudy Old Style" w:cs="Didot"/>
+                <w:lang w:val="es-ES"/>
+              </w:rPr>
+              <w:t xml:space="preserve">. </w:t>
+            </w:r>
+            <w:r>
+              <w:rPr>
+                <w:rFonts w:ascii="Goudy Old Style" w:hAnsi="Goudy Old Style" w:cs="Didot"/>
+                <w:lang w:val="es-ES"/>
               </w:rPr>
               <w:t>(</w:t>
             </w:r>
             <w:r>
               <w:rPr>
                 <w:rFonts w:ascii="Goudy Old Style" w:hAnsi="Goudy Old Style" w:cs="Didot"/>
+                <w:lang w:val="es-ES"/>
               </w:rPr>
               <w:t>2014</w:t>
             </w:r>
             <w:r>
               <w:rPr>
                 <w:rFonts w:ascii="Goudy Old Style" w:hAnsi="Goudy Old Style" w:cs="Didot"/>
+                <w:lang w:val="es-ES"/>
               </w:rPr>
               <w:t>)</w:t>
             </w:r>
             <w:r>
               <w:rPr>
                 <w:rFonts w:ascii="Goudy Old Style" w:hAnsi="Goudy Old Style" w:cs="Didot"/>
-              </w:rPr>
-              <w:t xml:space="preserve">. Transcribing the 'tune': Prosodic and sociolinguistic properties of the </w:t>
-            </w:r>
-            <w:r>
-              <w:rPr>
-                <w:rFonts w:ascii="Goudy Old Style" w:hAnsi="Goudy Old Style" w:cs="Didot"/>
-                <w:i/>
-                <w:iCs/>
-              </w:rPr>
-              <w:t xml:space="preserve">tonada </w:t>
-            </w:r>
-            <w:proofErr w:type="spellStart"/>
-            <w:r>
-              <w:rPr>
-                <w:rFonts w:ascii="Goudy Old Style" w:hAnsi="Goudy Old Style" w:cs="Didot"/>
-                <w:i/>
-                <w:iCs/>
-              </w:rPr>
-              <w:t>cordobesa</w:t>
-            </w:r>
-            <w:proofErr w:type="spellEnd"/>
-            <w:r>
-              <w:rPr>
-                <w:rFonts w:ascii="Goudy Old Style" w:hAnsi="Goudy Old Style" w:cs="Didot"/>
-              </w:rPr>
-              <w:t xml:space="preserve">. First Symposium on Tone and Intonation in the Spanish-Speaking World. University of Massachusetts, Amherst. 10-11 Oct. </w:t>
+                <w:lang w:val="es-ES"/>
+              </w:rPr>
+              <w:t xml:space="preserve">. </w:t>
+            </w:r>
+            <w:r>
+              <w:rPr>
+                <w:rFonts w:ascii="Goudy Old Style" w:hAnsi="Goudy Old Style" w:cs="Didot"/>
+              </w:rPr>
+              <w:t>Early conditioning of Spanish variable subject expression. New Ways of Analyzi</w:t>
+            </w:r>
+            <w:r>
+              <w:rPr>
+                <w:rFonts w:ascii="Goudy Old Style" w:hAnsi="Goudy Old Style" w:cs="Didot"/>
+              </w:rPr>
+              <w:t>ng Variation 43. Chicago</w:t>
+            </w:r>
+            <w:r>
+              <w:rPr>
+                <w:rFonts w:ascii="Goudy Old Style" w:hAnsi="Goudy Old Style" w:cs="Didot"/>
+              </w:rPr>
+              <w:t>. 23-26 Oct.</w:t>
             </w:r>
           </w:p>
           <w:p>
@@ -8154,7 +8971,7 @@
               <w:rPr>
                 <w:rFonts w:ascii="Goudy Old Style" w:hAnsi="Goudy Old Style" w:cs="Didot"/>
               </w:rPr>
-              <w:t xml:space="preserve">. </w:t>
+              <w:t>. </w:t>
             </w:r>
             <w:r>
               <w:rPr>
@@ -8178,7 +8995,31 @@
               <w:rPr>
                 <w:rFonts w:ascii="Goudy Old Style" w:hAnsi="Goudy Old Style" w:cs="Didot"/>
               </w:rPr>
-              <w:t>. Concretization of a construction: Conditioning the Progressive in 20th-century Spain. Georgetown University Roundtable on Languages and Linguistics. Georgetown. 13-16 March.</w:t>
+              <w:t xml:space="preserve">. Transcribing the 'tune': Prosodic and sociolinguistic properties of the </w:t>
+            </w:r>
+            <w:r>
+              <w:rPr>
+                <w:rFonts w:ascii="Goudy Old Style" w:hAnsi="Goudy Old Style" w:cs="Didot"/>
+                <w:i/>
+                <w:iCs/>
+              </w:rPr>
+              <w:t xml:space="preserve">tonada </w:t>
+            </w:r>
+            <w:proofErr w:type="spellStart"/>
+            <w:r>
+              <w:rPr>
+                <w:rFonts w:ascii="Goudy Old Style" w:hAnsi="Goudy Old Style" w:cs="Didot"/>
+                <w:i/>
+                <w:iCs/>
+              </w:rPr>
+              <w:t>cordobesa</w:t>
+            </w:r>
+            <w:proofErr w:type="spellEnd"/>
+            <w:r>
+              <w:rPr>
+                <w:rFonts w:ascii="Goudy Old Style" w:hAnsi="Goudy Old Style" w:cs="Didot"/>
+              </w:rPr>
+              <w:t xml:space="preserve">. First Symposium on Tone and Intonation in the Spanish-Speaking World. University of Massachusetts, Amherst. 10-11 Oct. </w:t>
             </w:r>
           </w:p>
           <w:p>
@@ -8200,7 +9041,74 @@
                 <w:b/>
                 <w:bCs/>
               </w:rPr>
-              <w:lastRenderedPageBreak/>
+              <w:t xml:space="preserve">Berry, </w:t>
+            </w:r>
+            <w:r>
+              <w:rPr>
+                <w:rFonts w:ascii="Goudy Old Style" w:hAnsi="Goudy Old Style" w:cs="Didot"/>
+                <w:b/>
+                <w:bCs/>
+              </w:rPr>
+              <w:t>G.</w:t>
+            </w:r>
+            <w:r>
+              <w:rPr>
+                <w:rFonts w:ascii="Goudy Old Style" w:hAnsi="Goudy Old Style" w:cs="Didot"/>
+                <w:b/>
+                <w:bCs/>
+              </w:rPr>
+              <w:t>M</w:t>
+            </w:r>
+            <w:r>
+              <w:rPr>
+                <w:rFonts w:ascii="Goudy Old Style" w:hAnsi="Goudy Old Style" w:cs="Didot"/>
+              </w:rPr>
+              <w:t xml:space="preserve">. </w:t>
+            </w:r>
+            <w:r>
+              <w:rPr>
+                <w:rFonts w:ascii="Goudy Old Style" w:hAnsi="Goudy Old Style" w:cs="Didot"/>
+              </w:rPr>
+              <w:t>(</w:t>
+            </w:r>
+            <w:r>
+              <w:rPr>
+                <w:rFonts w:ascii="Goudy Old Style" w:hAnsi="Goudy Old Style" w:cs="Didot"/>
+              </w:rPr>
+              <w:t>2014</w:t>
+            </w:r>
+            <w:r>
+              <w:rPr>
+                <w:rFonts w:ascii="Goudy Old Style" w:hAnsi="Goudy Old Style" w:cs="Didot"/>
+              </w:rPr>
+              <w:t>)</w:t>
+            </w:r>
+            <w:r>
+              <w:rPr>
+                <w:rFonts w:ascii="Goudy Old Style" w:hAnsi="Goudy Old Style" w:cs="Didot"/>
+              </w:rPr>
+              <w:t>. Concretization of a construction: Conditioning the Progressive in 20th-century Spain. Georgetown University Roundtable on Languages and Linguistics. Georgetown. 13-16 March.</w:t>
+            </w:r>
+          </w:p>
+          <w:p>
+            <w:pPr>
+              <w:pStyle w:val="NoSpacing"/>
+              <w:numPr>
+                <w:ilvl w:val="0"/>
+                <w:numId w:val="11"/>
+              </w:numPr>
+              <w:contextualSpacing/>
+              <w:jc w:val="both"/>
+              <w:rPr>
+                <w:rFonts w:ascii="Goudy Old Style" w:hAnsi="Goudy Old Style" w:cs="Didot"/>
+              </w:rPr>
+            </w:pPr>
+            <w:r>
+              <w:rPr>
+                <w:rFonts w:ascii="Goudy Old Style" w:hAnsi="Goudy Old Style" w:cs="Didot"/>
+                <w:b/>
+                <w:bCs/>
+              </w:rPr>
               <w:t xml:space="preserve">Berry, </w:t>
             </w:r>
             <w:r>
@@ -9019,16 +9927,8 @@
               <w:rPr>
                 <w:rFonts w:ascii="Goudy Old Style" w:hAnsi="Goudy Old Style" w:cs="Didot"/>
               </w:rPr>
-              <w:t xml:space="preserve"> &amp; </w:t>
-            </w:r>
-            <w:proofErr w:type="spellStart"/>
-            <w:r>
-              <w:rPr>
-                <w:rFonts w:ascii="Goudy Old Style" w:hAnsi="Goudy Old Style" w:cs="Didot"/>
-              </w:rPr>
-              <w:t>Dussias</w:t>
-            </w:r>
-            <w:proofErr w:type="spellEnd"/>
+              <w:t xml:space="preserve"> &amp; Dussias</w:t>
+            </w:r>
             <w:r>
               <w:rPr>
                 <w:rFonts w:ascii="Goudy Old Style" w:hAnsi="Goudy Old Style" w:cs="Didot"/>
@@ -9095,6 +9995,7 @@
                 <w:b/>
                 <w:bCs/>
               </w:rPr>
+              <w:lastRenderedPageBreak/>
               <w:t>Berry, G.M.</w:t>
             </w:r>
             <w:r>
@@ -9741,6 +10642,23 @@
               <w:jc w:val="both"/>
               <w:rPr>
                 <w:rFonts w:ascii="Goudy Old Style" w:hAnsi="Goudy Old Style" w:cs="Didot"/>
+              </w:rPr>
+            </w:pPr>
+            <w:r>
+              <w:rPr>
+                <w:rFonts w:ascii="Goudy Old Style" w:hAnsi="Goudy Old Style" w:cs="Didot"/>
+              </w:rPr>
+              <w:t>Research Methods (PSY 2050)</w:t>
+            </w:r>
+          </w:p>
+          <w:p>
+            <w:pPr>
+              <w:pStyle w:val="NoSpacing"/>
+              <w:ind w:firstLine="517"/>
+              <w:contextualSpacing/>
+              <w:jc w:val="both"/>
+              <w:rPr>
+                <w:rFonts w:ascii="Goudy Old Style" w:hAnsi="Goudy Old Style" w:cs="Didot"/>
                 <w:bCs/>
               </w:rPr>
             </w:pPr>
@@ -9764,6 +10682,34 @@
           <w:tcPr>
             <w:tcW w:w="1786" w:type="pct"/>
           </w:tcPr>
+          <w:p>
+            <w:pPr>
+              <w:pStyle w:val="NoSpacing"/>
+              <w:contextualSpacing/>
+              <w:jc w:val="right"/>
+              <w:rPr>
+                <w:rFonts w:ascii="Goudy Old Style" w:hAnsi="Goudy Old Style" w:cs="Didot"/>
+              </w:rPr>
+            </w:pPr>
+            <w:r>
+              <w:rPr>
+                <w:rFonts w:ascii="Goudy Old Style" w:hAnsi="Goudy Old Style" w:cs="Didot"/>
+              </w:rPr>
+              <w:t>FA</w:t>
+            </w:r>
+            <w:r>
+              <w:rPr>
+                <w:rFonts w:ascii="Goudy Old Style" w:hAnsi="Goudy Old Style" w:cs="Didot"/>
+              </w:rPr>
+              <w:t xml:space="preserve"> 2025</w:t>
+            </w:r>
+            <w:r>
+              <w:rPr>
+                <w:rFonts w:ascii="Goudy Old Style" w:hAnsi="Goudy Old Style" w:cs="Didot"/>
+              </w:rPr>
+              <w:t>, 2026; SP 2026</w:t>
+            </w:r>
+          </w:p>
           <w:p>
             <w:pPr>
               <w:pStyle w:val="NoSpacing"/>
@@ -9923,6 +10869,12 @@
               </w:rPr>
               <w:t>, 2024</w:t>
             </w:r>
+            <w:r>
+              <w:rPr>
+                <w:rFonts w:ascii="Goudy Old Style" w:hAnsi="Goudy Old Style" w:cs="Didot"/>
+              </w:rPr>
+              <w:t>, 2026</w:t>
+            </w:r>
           </w:p>
         </w:tc>
       </w:tr>
@@ -10209,7 +11161,6 @@
                 <w:rFonts w:ascii="Goudy Old Style" w:hAnsi="Goudy Old Style" w:cs="Didot"/>
                 <w:bCs/>
               </w:rPr>
-              <w:lastRenderedPageBreak/>
               <w:t xml:space="preserve">Advanced </w:t>
             </w:r>
             <w:r>
@@ -11659,6 +12610,7 @@
                 <w:rFonts w:ascii="Goudy Old Style" w:hAnsi="Goudy Old Style" w:cs="Didot"/>
                 <w:color w:val="000000"/>
               </w:rPr>
+              <w:lastRenderedPageBreak/>
               <w:t>Maria Procaccini</w:t>
             </w:r>
           </w:p>
@@ -12156,7 +13108,7 @@
                 <w:rFonts w:ascii="Goudy Old Style" w:hAnsi="Goudy Old Style" w:cs="Didot"/>
                 <w:color w:val="000000"/>
               </w:rPr>
-              <w:t>Keith Jennings</w:t>
+              <w:t>Aidan Williamson</w:t>
             </w:r>
           </w:p>
         </w:tc>
@@ -12180,14 +13132,7 @@
                 <w:rFonts w:ascii="Goudy Old Style" w:hAnsi="Goudy Old Style" w:cs="Didot"/>
                 <w:color w:val="000000"/>
               </w:rPr>
-              <w:t>Psychology</w:t>
-            </w:r>
-            <w:r>
-              <w:rPr>
-                <w:rFonts w:ascii="Goudy Old Style" w:hAnsi="Goudy Old Style" w:cs="Didot"/>
-                <w:color w:val="000000"/>
-              </w:rPr>
-              <w:t xml:space="preserve"> (MS)</w:t>
+              <w:t>Psychology (MS)</w:t>
             </w:r>
           </w:p>
         </w:tc>
@@ -12211,14 +13156,7 @@
                 <w:rFonts w:ascii="Goudy Old Style" w:hAnsi="Goudy Old Style" w:cs="Didot"/>
                 <w:color w:val="000000"/>
               </w:rPr>
-              <w:t>2025-</w:t>
-            </w:r>
-            <w:r>
-              <w:rPr>
-                <w:rFonts w:ascii="Goudy Old Style" w:hAnsi="Goudy Old Style" w:cs="Didot"/>
-                <w:color w:val="000000"/>
-              </w:rPr>
-              <w:t>Present</w:t>
+              <w:t>2026-Present</w:t>
             </w:r>
           </w:p>
         </w:tc>
@@ -12249,7 +13187,7 @@
                 <w:rFonts w:ascii="Goudy Old Style" w:hAnsi="Goudy Old Style" w:cs="Didot"/>
                 <w:color w:val="000000"/>
               </w:rPr>
-              <w:t>Camila Pierini</w:t>
+              <w:t>Samika Sequeira</w:t>
             </w:r>
           </w:p>
         </w:tc>
@@ -12273,7 +13211,7 @@
                 <w:rFonts w:ascii="Goudy Old Style" w:hAnsi="Goudy Old Style" w:cs="Didot"/>
                 <w:color w:val="000000"/>
               </w:rPr>
-              <w:t>Psychology</w:t>
+              <w:t>Psychology (MS)</w:t>
             </w:r>
           </w:p>
         </w:tc>
@@ -12297,7 +13235,7 @@
                 <w:rFonts w:ascii="Goudy Old Style" w:hAnsi="Goudy Old Style" w:cs="Didot"/>
                 <w:color w:val="000000"/>
               </w:rPr>
-              <w:t>2024-Present</w:t>
+              <w:t>2026-Present</w:t>
             </w:r>
           </w:p>
         </w:tc>
@@ -12328,7 +13266,7 @@
                 <w:rFonts w:ascii="Goudy Old Style" w:hAnsi="Goudy Old Style" w:cs="Didot"/>
                 <w:color w:val="000000"/>
               </w:rPr>
-              <w:t>Rina Hanumali</w:t>
+              <w:t>Isabela de Melo Silva</w:t>
             </w:r>
           </w:p>
         </w:tc>
@@ -12352,7 +13290,7 @@
                 <w:rFonts w:ascii="Goudy Old Style" w:hAnsi="Goudy Old Style" w:cs="Didot"/>
                 <w:color w:val="000000"/>
               </w:rPr>
-              <w:t>Biochemistry</w:t>
+              <w:t>Psychology (MS)</w:t>
             </w:r>
           </w:p>
         </w:tc>
@@ -12376,7 +13314,7 @@
                 <w:rFonts w:ascii="Goudy Old Style" w:hAnsi="Goudy Old Style" w:cs="Didot"/>
                 <w:color w:val="000000"/>
               </w:rPr>
-              <w:t>2024-Present</w:t>
+              <w:t>2026-Present</w:t>
             </w:r>
           </w:p>
         </w:tc>
@@ -12407,7 +13345,7 @@
                 <w:rFonts w:ascii="Goudy Old Style" w:hAnsi="Goudy Old Style" w:cs="Didot"/>
                 <w:color w:val="000000"/>
               </w:rPr>
-              <w:t>Claire Donnelly</w:t>
+              <w:t>Jewels Davis</w:t>
             </w:r>
           </w:p>
         </w:tc>
@@ -12431,7 +13369,7 @@
                 <w:rFonts w:ascii="Goudy Old Style" w:hAnsi="Goudy Old Style" w:cs="Didot"/>
                 <w:color w:val="000000"/>
               </w:rPr>
-              <w:t>Biology</w:t>
+              <w:t>Cognitive Science</w:t>
             </w:r>
           </w:p>
         </w:tc>
@@ -12455,7 +13393,7 @@
                 <w:rFonts w:ascii="Goudy Old Style" w:hAnsi="Goudy Old Style" w:cs="Didot"/>
                 <w:color w:val="000000"/>
               </w:rPr>
-              <w:t>2024-Present</w:t>
+              <w:t>2026-Present</w:t>
             </w:r>
           </w:p>
         </w:tc>
@@ -12486,7 +13424,7 @@
                 <w:rFonts w:ascii="Goudy Old Style" w:hAnsi="Goudy Old Style" w:cs="Didot"/>
                 <w:color w:val="000000"/>
               </w:rPr>
-              <w:t>Fatima Salman</w:t>
+              <w:t>Keoni Andrews</w:t>
             </w:r>
           </w:p>
         </w:tc>
@@ -12510,7 +13448,7 @@
                 <w:rFonts w:ascii="Goudy Old Style" w:hAnsi="Goudy Old Style" w:cs="Didot"/>
                 <w:color w:val="000000"/>
               </w:rPr>
-              <w:t>Cognitive Science</w:t>
+              <w:t>Psychology</w:t>
             </w:r>
           </w:p>
         </w:tc>
@@ -12534,14 +13472,7 @@
                 <w:rFonts w:ascii="Goudy Old Style" w:hAnsi="Goudy Old Style" w:cs="Didot"/>
                 <w:color w:val="000000"/>
               </w:rPr>
-              <w:t>2024-</w:t>
-            </w:r>
-            <w:r>
-              <w:rPr>
-                <w:rFonts w:ascii="Goudy Old Style" w:hAnsi="Goudy Old Style" w:cs="Didot"/>
-                <w:color w:val="000000"/>
-              </w:rPr>
-              <w:t>Present</w:t>
+              <w:t>2026-Present</w:t>
             </w:r>
           </w:p>
         </w:tc>
@@ -12572,7 +13503,7 @@
                 <w:rFonts w:ascii="Goudy Old Style" w:hAnsi="Goudy Old Style" w:cs="Didot"/>
                 <w:color w:val="000000"/>
               </w:rPr>
-              <w:t>Emma Pankuck</w:t>
+              <w:t>Laura Massa</w:t>
             </w:r>
           </w:p>
         </w:tc>
@@ -12596,7 +13527,7 @@
                 <w:rFonts w:ascii="Goudy Old Style" w:hAnsi="Goudy Old Style" w:cs="Didot"/>
                 <w:color w:val="000000"/>
               </w:rPr>
-              <w:t>Psychology/Spanish</w:t>
+              <w:t>Psychology</w:t>
             </w:r>
           </w:p>
         </w:tc>
@@ -12620,14 +13551,7 @@
                 <w:rFonts w:ascii="Goudy Old Style" w:hAnsi="Goudy Old Style" w:cs="Didot"/>
                 <w:color w:val="000000"/>
               </w:rPr>
-              <w:t>2023-</w:t>
-            </w:r>
-            <w:r>
-              <w:rPr>
-                <w:rFonts w:ascii="Goudy Old Style" w:hAnsi="Goudy Old Style" w:cs="Didot"/>
-                <w:color w:val="000000"/>
-              </w:rPr>
-              <w:t>2024</w:t>
+              <w:t>2025-Present</w:t>
             </w:r>
           </w:p>
         </w:tc>
@@ -12658,7 +13582,7 @@
                 <w:rFonts w:ascii="Goudy Old Style" w:hAnsi="Goudy Old Style" w:cs="Didot"/>
                 <w:color w:val="000000"/>
               </w:rPr>
-              <w:t>Valeria Ruiz</w:t>
+              <w:t>Cesar Giraldo</w:t>
             </w:r>
           </w:p>
         </w:tc>
@@ -12682,7 +13606,7 @@
                 <w:rFonts w:ascii="Goudy Old Style" w:hAnsi="Goudy Old Style" w:cs="Didot"/>
                 <w:color w:val="000000"/>
               </w:rPr>
-              <w:t>Biology</w:t>
+              <w:t>Psychology</w:t>
             </w:r>
           </w:p>
         </w:tc>
@@ -12706,14 +13630,21 @@
                 <w:rFonts w:ascii="Goudy Old Style" w:hAnsi="Goudy Old Style" w:cs="Didot"/>
                 <w:color w:val="000000"/>
               </w:rPr>
-              <w:t>2023-</w:t>
-            </w:r>
-            <w:r>
-              <w:rPr>
-                <w:rFonts w:ascii="Goudy Old Style" w:hAnsi="Goudy Old Style" w:cs="Didot"/>
-                <w:color w:val="000000"/>
-              </w:rPr>
-              <w:t>2024</w:t>
+              <w:t>202</w:t>
+            </w:r>
+            <w:r>
+              <w:rPr>
+                <w:rFonts w:ascii="Goudy Old Style" w:hAnsi="Goudy Old Style" w:cs="Didot"/>
+                <w:color w:val="000000"/>
+              </w:rPr>
+              <w:t>5</w:t>
+            </w:r>
+            <w:r>
+              <w:rPr>
+                <w:rFonts w:ascii="Goudy Old Style" w:hAnsi="Goudy Old Style" w:cs="Didot"/>
+                <w:color w:val="000000"/>
+              </w:rPr>
+              <w:t>-Present</w:t>
             </w:r>
           </w:p>
         </w:tc>
@@ -12736,14 +13667,15 @@
               <w:jc w:val="both"/>
               <w:rPr>
                 <w:rFonts w:ascii="Goudy Old Style" w:hAnsi="Goudy Old Style" w:cs="Didot"/>
-              </w:rPr>
-            </w:pPr>
-            <w:r>
-              <w:rPr>
-                <w:rFonts w:ascii="Goudy Old Style" w:hAnsi="Goudy Old Style" w:cs="Didot"/>
-                <w:color w:val="000000"/>
-              </w:rPr>
-              <w:t>Mark Faverzani</w:t>
+                <w:color w:val="000000"/>
+              </w:rPr>
+            </w:pPr>
+            <w:r>
+              <w:rPr>
+                <w:rFonts w:ascii="Goudy Old Style" w:hAnsi="Goudy Old Style" w:cs="Didot"/>
+                <w:color w:val="000000"/>
+              </w:rPr>
+              <w:t>Hannah D’Cruz</w:t>
             </w:r>
           </w:p>
         </w:tc>
@@ -12759,14 +13691,15 @@
               <w:contextualSpacing/>
               <w:rPr>
                 <w:rFonts w:ascii="Goudy Old Style" w:hAnsi="Goudy Old Style" w:cs="Didot"/>
-              </w:rPr>
-            </w:pPr>
-            <w:r>
-              <w:rPr>
-                <w:rFonts w:ascii="Goudy Old Style" w:hAnsi="Goudy Old Style" w:cs="Didot"/>
-                <w:color w:val="000000"/>
-              </w:rPr>
-              <w:t>Computing Science</w:t>
+                <w:color w:val="000000"/>
+              </w:rPr>
+            </w:pPr>
+            <w:r>
+              <w:rPr>
+                <w:rFonts w:ascii="Goudy Old Style" w:hAnsi="Goudy Old Style" w:cs="Didot"/>
+                <w:color w:val="000000"/>
+              </w:rPr>
+              <w:t>Biology</w:t>
             </w:r>
           </w:p>
         </w:tc>
@@ -12782,21 +13715,15 @@
               <w:jc w:val="right"/>
               <w:rPr>
                 <w:rFonts w:ascii="Goudy Old Style" w:hAnsi="Goudy Old Style" w:cs="Didot"/>
-              </w:rPr>
-            </w:pPr>
-            <w:r>
-              <w:rPr>
-                <w:rFonts w:ascii="Goudy Old Style" w:hAnsi="Goudy Old Style" w:cs="Didot"/>
-                <w:color w:val="000000"/>
-              </w:rPr>
-              <w:t>2023-</w:t>
-            </w:r>
-            <w:r>
-              <w:rPr>
-                <w:rFonts w:ascii="Goudy Old Style" w:hAnsi="Goudy Old Style" w:cs="Didot"/>
-                <w:color w:val="000000"/>
-              </w:rPr>
-              <w:t>2024</w:t>
+                <w:color w:val="000000"/>
+              </w:rPr>
+            </w:pPr>
+            <w:r>
+              <w:rPr>
+                <w:rFonts w:ascii="Goudy Old Style" w:hAnsi="Goudy Old Style" w:cs="Didot"/>
+                <w:color w:val="000000"/>
+              </w:rPr>
+              <w:t>2025-Present</w:t>
             </w:r>
           </w:p>
         </w:tc>
@@ -12819,15 +13746,15 @@
               <w:jc w:val="both"/>
               <w:rPr>
                 <w:rFonts w:ascii="Goudy Old Style" w:hAnsi="Goudy Old Style" w:cs="Didot"/>
-                <w:lang w:val="es-ES"/>
-              </w:rPr>
-            </w:pPr>
-            <w:r>
-              <w:rPr>
-                <w:rFonts w:ascii="Goudy Old Style" w:hAnsi="Goudy Old Style" w:cs="Didot"/>
-                <w:color w:val="000000"/>
-              </w:rPr>
-              <w:t>Cara Scancarella</w:t>
+                <w:color w:val="000000"/>
+              </w:rPr>
+            </w:pPr>
+            <w:r>
+              <w:rPr>
+                <w:rFonts w:ascii="Goudy Old Style" w:hAnsi="Goudy Old Style" w:cs="Didot"/>
+                <w:color w:val="000000"/>
+              </w:rPr>
+              <w:t>Claire Donnelly</w:t>
             </w:r>
           </w:p>
         </w:tc>
@@ -12843,14 +13770,15 @@
               <w:contextualSpacing/>
               <w:rPr>
                 <w:rFonts w:ascii="Goudy Old Style" w:hAnsi="Goudy Old Style" w:cs="Didot"/>
-              </w:rPr>
-            </w:pPr>
-            <w:r>
-              <w:rPr>
-                <w:rFonts w:ascii="Goudy Old Style" w:hAnsi="Goudy Old Style" w:cs="Didot"/>
-                <w:color w:val="000000"/>
-              </w:rPr>
-              <w:t>Psychology</w:t>
+                <w:color w:val="000000"/>
+              </w:rPr>
+            </w:pPr>
+            <w:r>
+              <w:rPr>
+                <w:rFonts w:ascii="Goudy Old Style" w:hAnsi="Goudy Old Style" w:cs="Didot"/>
+                <w:color w:val="000000"/>
+              </w:rPr>
+              <w:t>Biology</w:t>
             </w:r>
           </w:p>
         </w:tc>
@@ -12866,21 +13794,15 @@
               <w:jc w:val="right"/>
               <w:rPr>
                 <w:rFonts w:ascii="Goudy Old Style" w:hAnsi="Goudy Old Style" w:cs="Didot"/>
-              </w:rPr>
-            </w:pPr>
-            <w:r>
-              <w:rPr>
-                <w:rFonts w:ascii="Goudy Old Style" w:hAnsi="Goudy Old Style" w:cs="Didot"/>
-                <w:color w:val="000000"/>
-              </w:rPr>
-              <w:t>2022-</w:t>
-            </w:r>
-            <w:r>
-              <w:rPr>
-                <w:rFonts w:ascii="Goudy Old Style" w:hAnsi="Goudy Old Style" w:cs="Didot"/>
-                <w:color w:val="000000"/>
-              </w:rPr>
-              <w:t>2024</w:t>
+                <w:color w:val="000000"/>
+              </w:rPr>
+            </w:pPr>
+            <w:r>
+              <w:rPr>
+                <w:rFonts w:ascii="Goudy Old Style" w:hAnsi="Goudy Old Style" w:cs="Didot"/>
+                <w:color w:val="000000"/>
+              </w:rPr>
+              <w:t>2024-Present</w:t>
             </w:r>
           </w:p>
         </w:tc>
@@ -12903,14 +13825,15 @@
               <w:jc w:val="both"/>
               <w:rPr>
                 <w:rFonts w:ascii="Goudy Old Style" w:hAnsi="Goudy Old Style" w:cs="Didot"/>
-              </w:rPr>
-            </w:pPr>
-            <w:r>
-              <w:rPr>
-                <w:rFonts w:ascii="Goudy Old Style" w:hAnsi="Goudy Old Style" w:cs="Didot"/>
-                <w:color w:val="000000"/>
-              </w:rPr>
-              <w:t>Chloe Abo</w:t>
+                <w:color w:val="000000"/>
+              </w:rPr>
+            </w:pPr>
+            <w:r>
+              <w:rPr>
+                <w:rFonts w:ascii="Goudy Old Style" w:hAnsi="Goudy Old Style" w:cs="Didot"/>
+                <w:color w:val="000000"/>
+              </w:rPr>
+              <w:t>Jake Tracy</w:t>
             </w:r>
           </w:p>
         </w:tc>
@@ -12926,14 +13849,15 @@
               <w:contextualSpacing/>
               <w:rPr>
                 <w:rFonts w:ascii="Goudy Old Style" w:hAnsi="Goudy Old Style" w:cs="Didot"/>
-              </w:rPr>
-            </w:pPr>
-            <w:r>
-              <w:rPr>
-                <w:rFonts w:ascii="Goudy Old Style" w:hAnsi="Goudy Old Style" w:cs="Didot"/>
-                <w:color w:val="000000"/>
-              </w:rPr>
-              <w:t>Biology/Spanish</w:t>
+                <w:color w:val="000000"/>
+              </w:rPr>
+            </w:pPr>
+            <w:r>
+              <w:rPr>
+                <w:rFonts w:ascii="Goudy Old Style" w:hAnsi="Goudy Old Style" w:cs="Didot"/>
+                <w:color w:val="000000"/>
+              </w:rPr>
+              <w:t>Biology</w:t>
             </w:r>
           </w:p>
         </w:tc>
@@ -12949,21 +13873,15 @@
               <w:jc w:val="right"/>
               <w:rPr>
                 <w:rFonts w:ascii="Goudy Old Style" w:hAnsi="Goudy Old Style" w:cs="Didot"/>
-              </w:rPr>
-            </w:pPr>
-            <w:r>
-              <w:rPr>
-                <w:rFonts w:ascii="Goudy Old Style" w:hAnsi="Goudy Old Style" w:cs="Didot"/>
-                <w:color w:val="000000"/>
-              </w:rPr>
-              <w:t>2022-</w:t>
-            </w:r>
-            <w:r>
-              <w:rPr>
-                <w:rFonts w:ascii="Goudy Old Style" w:hAnsi="Goudy Old Style" w:cs="Didot"/>
-                <w:color w:val="000000"/>
-              </w:rPr>
-              <w:t>2024</w:t>
+                <w:color w:val="000000"/>
+              </w:rPr>
+            </w:pPr>
+            <w:r>
+              <w:rPr>
+                <w:rFonts w:ascii="Goudy Old Style" w:hAnsi="Goudy Old Style" w:cs="Didot"/>
+                <w:color w:val="000000"/>
+              </w:rPr>
+              <w:t>2026</w:t>
             </w:r>
           </w:p>
         </w:tc>
@@ -12986,14 +13904,15 @@
               <w:jc w:val="both"/>
               <w:rPr>
                 <w:rFonts w:ascii="Goudy Old Style" w:hAnsi="Goudy Old Style" w:cs="Didot"/>
-              </w:rPr>
-            </w:pPr>
-            <w:r>
-              <w:rPr>
-                <w:rFonts w:ascii="Goudy Old Style" w:hAnsi="Goudy Old Style" w:cs="Didot"/>
-                <w:color w:val="000000"/>
-              </w:rPr>
-              <w:t>Sophia Gunderson</w:t>
+                <w:color w:val="000000"/>
+              </w:rPr>
+            </w:pPr>
+            <w:r>
+              <w:rPr>
+                <w:rFonts w:ascii="Goudy Old Style" w:hAnsi="Goudy Old Style" w:cs="Didot"/>
+                <w:color w:val="000000"/>
+              </w:rPr>
+              <w:t>Matthew Evans</w:t>
             </w:r>
           </w:p>
         </w:tc>
@@ -13009,14 +13928,15 @@
               <w:contextualSpacing/>
               <w:rPr>
                 <w:rFonts w:ascii="Goudy Old Style" w:hAnsi="Goudy Old Style" w:cs="Didot"/>
-              </w:rPr>
-            </w:pPr>
-            <w:r>
-              <w:rPr>
-                <w:rFonts w:ascii="Goudy Old Style" w:hAnsi="Goudy Old Style" w:cs="Didot"/>
-                <w:color w:val="000000"/>
-              </w:rPr>
-              <w:t>Biology</w:t>
+                <w:color w:val="000000"/>
+              </w:rPr>
+            </w:pPr>
+            <w:r>
+              <w:rPr>
+                <w:rFonts w:ascii="Goudy Old Style" w:hAnsi="Goudy Old Style" w:cs="Didot"/>
+                <w:color w:val="000000"/>
+              </w:rPr>
+              <w:t>Cognitive Science</w:t>
             </w:r>
           </w:p>
         </w:tc>
@@ -13032,28 +13952,15 @@
               <w:jc w:val="right"/>
               <w:rPr>
                 <w:rFonts w:ascii="Goudy Old Style" w:hAnsi="Goudy Old Style" w:cs="Didot"/>
-              </w:rPr>
-            </w:pPr>
-            <w:r>
-              <w:rPr>
-                <w:rFonts w:ascii="Goudy Old Style" w:hAnsi="Goudy Old Style" w:cs="Didot"/>
-                <w:color w:val="000000"/>
-              </w:rPr>
-              <w:t>2022-</w:t>
-            </w:r>
-            <w:r>
-              <w:rPr>
-                <w:rFonts w:ascii="Goudy Old Style" w:hAnsi="Goudy Old Style" w:cs="Didot"/>
-                <w:color w:val="000000"/>
-              </w:rPr>
-              <w:t>202</w:t>
-            </w:r>
-            <w:r>
-              <w:rPr>
-                <w:rFonts w:ascii="Goudy Old Style" w:hAnsi="Goudy Old Style" w:cs="Didot"/>
-                <w:color w:val="000000"/>
-              </w:rPr>
-              <w:t>4</w:t>
+                <w:color w:val="000000"/>
+              </w:rPr>
+            </w:pPr>
+            <w:r>
+              <w:rPr>
+                <w:rFonts w:ascii="Goudy Old Style" w:hAnsi="Goudy Old Style" w:cs="Didot"/>
+                <w:color w:val="000000"/>
+              </w:rPr>
+              <w:t>2026</w:t>
             </w:r>
           </w:p>
         </w:tc>
@@ -13076,14 +13983,15 @@
               <w:jc w:val="both"/>
               <w:rPr>
                 <w:rFonts w:ascii="Goudy Old Style" w:hAnsi="Goudy Old Style" w:cs="Didot"/>
-              </w:rPr>
-            </w:pPr>
-            <w:r>
-              <w:rPr>
-                <w:rFonts w:ascii="Goudy Old Style" w:hAnsi="Goudy Old Style" w:cs="Didot"/>
-                <w:color w:val="000000"/>
-              </w:rPr>
-              <w:t>Jake Caselli</w:t>
+                <w:color w:val="000000"/>
+              </w:rPr>
+            </w:pPr>
+            <w:r>
+              <w:rPr>
+                <w:rFonts w:ascii="Goudy Old Style" w:hAnsi="Goudy Old Style" w:cs="Didot"/>
+                <w:color w:val="000000"/>
+              </w:rPr>
+              <w:t>Carina Fujimoto</w:t>
             </w:r>
           </w:p>
         </w:tc>
@@ -13099,6 +14007,7 @@
               <w:contextualSpacing/>
               <w:rPr>
                 <w:rFonts w:ascii="Goudy Old Style" w:hAnsi="Goudy Old Style" w:cs="Didot"/>
+                <w:color w:val="000000"/>
               </w:rPr>
             </w:pPr>
             <w:r>
@@ -13122,14 +14031,15 @@
               <w:jc w:val="right"/>
               <w:rPr>
                 <w:rFonts w:ascii="Goudy Old Style" w:hAnsi="Goudy Old Style" w:cs="Didot"/>
-              </w:rPr>
-            </w:pPr>
-            <w:r>
-              <w:rPr>
-                <w:rFonts w:ascii="Goudy Old Style" w:hAnsi="Goudy Old Style" w:cs="Didot"/>
-                <w:color w:val="000000"/>
-              </w:rPr>
-              <w:t>2022-Present</w:t>
+                <w:color w:val="000000"/>
+              </w:rPr>
+            </w:pPr>
+            <w:r>
+              <w:rPr>
+                <w:rFonts w:ascii="Goudy Old Style" w:hAnsi="Goudy Old Style" w:cs="Didot"/>
+                <w:color w:val="000000"/>
+              </w:rPr>
+              <w:t>2026</w:t>
             </w:r>
           </w:p>
         </w:tc>
@@ -13160,7 +14070,7 @@
                 <w:rFonts w:ascii="Goudy Old Style" w:hAnsi="Goudy Old Style" w:cs="Didot"/>
                 <w:color w:val="000000"/>
               </w:rPr>
-              <w:t>Paul Sánchez-Wangen</w:t>
+              <w:t>Benjamin Schmidt</w:t>
             </w:r>
           </w:p>
         </w:tc>
@@ -13184,7 +14094,7 @@
                 <w:rFonts w:ascii="Goudy Old Style" w:hAnsi="Goudy Old Style" w:cs="Didot"/>
                 <w:color w:val="000000"/>
               </w:rPr>
-              <w:t>Business</w:t>
+              <w:t>Psychology</w:t>
             </w:r>
           </w:p>
         </w:tc>
@@ -13208,7 +14118,7 @@
                 <w:rFonts w:ascii="Goudy Old Style" w:hAnsi="Goudy Old Style" w:cs="Didot"/>
                 <w:color w:val="000000"/>
               </w:rPr>
-              <w:t>2023</w:t>
+              <w:t>2025-2026</w:t>
             </w:r>
           </w:p>
         </w:tc>
@@ -13231,14 +14141,15 @@
               <w:jc w:val="both"/>
               <w:rPr>
                 <w:rFonts w:ascii="Goudy Old Style" w:hAnsi="Goudy Old Style" w:cs="Didot"/>
-              </w:rPr>
-            </w:pPr>
-            <w:r>
-              <w:rPr>
-                <w:rFonts w:ascii="Goudy Old Style" w:hAnsi="Goudy Old Style" w:cs="Didot"/>
-                <w:color w:val="000000"/>
-              </w:rPr>
-              <w:t>Meghan Chegwidden</w:t>
+                <w:color w:val="000000"/>
+              </w:rPr>
+            </w:pPr>
+            <w:r>
+              <w:rPr>
+                <w:rFonts w:ascii="Goudy Old Style" w:hAnsi="Goudy Old Style" w:cs="Didot"/>
+                <w:color w:val="000000"/>
+              </w:rPr>
+              <w:t>Keith Jennings</w:t>
             </w:r>
           </w:p>
         </w:tc>
@@ -13254,14 +14165,15 @@
               <w:contextualSpacing/>
               <w:rPr>
                 <w:rFonts w:ascii="Goudy Old Style" w:hAnsi="Goudy Old Style" w:cs="Didot"/>
-              </w:rPr>
-            </w:pPr>
-            <w:r>
-              <w:rPr>
-                <w:rFonts w:ascii="Goudy Old Style" w:hAnsi="Goudy Old Style" w:cs="Didot"/>
-                <w:color w:val="000000"/>
-              </w:rPr>
-              <w:t>Psychology</w:t>
+                <w:color w:val="000000"/>
+              </w:rPr>
+            </w:pPr>
+            <w:r>
+              <w:rPr>
+                <w:rFonts w:ascii="Goudy Old Style" w:hAnsi="Goudy Old Style" w:cs="Didot"/>
+                <w:color w:val="000000"/>
+              </w:rPr>
+              <w:t>Psychology (MS)</w:t>
             </w:r>
           </w:p>
         </w:tc>
@@ -13277,14 +14189,22 @@
               <w:jc w:val="right"/>
               <w:rPr>
                 <w:rFonts w:ascii="Goudy Old Style" w:hAnsi="Goudy Old Style" w:cs="Didot"/>
-              </w:rPr>
-            </w:pPr>
-            <w:r>
-              <w:rPr>
-                <w:rFonts w:ascii="Goudy Old Style" w:hAnsi="Goudy Old Style" w:cs="Didot"/>
-                <w:color w:val="000000"/>
-              </w:rPr>
-              <w:t>2022-2023</w:t>
+                <w:color w:val="000000"/>
+              </w:rPr>
+            </w:pPr>
+            <w:r>
+              <w:rPr>
+                <w:rFonts w:ascii="Goudy Old Style" w:hAnsi="Goudy Old Style" w:cs="Didot"/>
+                <w:color w:val="000000"/>
+              </w:rPr>
+              <w:t>2025-</w:t>
+            </w:r>
+            <w:r>
+              <w:rPr>
+                <w:rFonts w:ascii="Goudy Old Style" w:hAnsi="Goudy Old Style" w:cs="Didot"/>
+                <w:color w:val="000000"/>
+              </w:rPr>
+              <w:t>2026</w:t>
             </w:r>
           </w:p>
         </w:tc>
@@ -13307,14 +14227,15 @@
               <w:jc w:val="both"/>
               <w:rPr>
                 <w:rFonts w:ascii="Goudy Old Style" w:hAnsi="Goudy Old Style" w:cs="Didot"/>
-              </w:rPr>
-            </w:pPr>
-            <w:r>
-              <w:rPr>
-                <w:rFonts w:ascii="Goudy Old Style" w:hAnsi="Goudy Old Style" w:cs="Didot"/>
-                <w:color w:val="000000"/>
-              </w:rPr>
-              <w:t>Bilge Koçak</w:t>
+                <w:color w:val="000000"/>
+              </w:rPr>
+            </w:pPr>
+            <w:r>
+              <w:rPr>
+                <w:rFonts w:ascii="Goudy Old Style" w:hAnsi="Goudy Old Style" w:cs="Didot"/>
+                <w:color w:val="000000"/>
+              </w:rPr>
+              <w:t>Camila Pierini</w:t>
             </w:r>
           </w:p>
         </w:tc>
@@ -13330,14 +14251,15 @@
               <w:contextualSpacing/>
               <w:rPr>
                 <w:rFonts w:ascii="Goudy Old Style" w:hAnsi="Goudy Old Style" w:cs="Didot"/>
-              </w:rPr>
-            </w:pPr>
-            <w:r>
-              <w:rPr>
-                <w:rFonts w:ascii="Goudy Old Style" w:hAnsi="Goudy Old Style" w:cs="Didot"/>
-                <w:color w:val="000000"/>
-              </w:rPr>
-              <w:t>Computing Science</w:t>
+                <w:color w:val="000000"/>
+              </w:rPr>
+            </w:pPr>
+            <w:r>
+              <w:rPr>
+                <w:rFonts w:ascii="Goudy Old Style" w:hAnsi="Goudy Old Style" w:cs="Didot"/>
+                <w:color w:val="000000"/>
+              </w:rPr>
+              <w:t>Psychology</w:t>
             </w:r>
           </w:p>
         </w:tc>
@@ -13353,14 +14275,22 @@
               <w:jc w:val="right"/>
               <w:rPr>
                 <w:rFonts w:ascii="Goudy Old Style" w:hAnsi="Goudy Old Style" w:cs="Didot"/>
-              </w:rPr>
-            </w:pPr>
-            <w:r>
-              <w:rPr>
-                <w:rFonts w:ascii="Goudy Old Style" w:hAnsi="Goudy Old Style" w:cs="Didot"/>
-                <w:color w:val="000000"/>
-              </w:rPr>
-              <w:t>2022-2023</w:t>
+                <w:color w:val="000000"/>
+              </w:rPr>
+            </w:pPr>
+            <w:r>
+              <w:rPr>
+                <w:rFonts w:ascii="Goudy Old Style" w:hAnsi="Goudy Old Style" w:cs="Didot"/>
+                <w:color w:val="000000"/>
+              </w:rPr>
+              <w:t>2024-</w:t>
+            </w:r>
+            <w:r>
+              <w:rPr>
+                <w:rFonts w:ascii="Goudy Old Style" w:hAnsi="Goudy Old Style" w:cs="Didot"/>
+                <w:color w:val="000000"/>
+              </w:rPr>
+              <w:t>2025</w:t>
             </w:r>
           </w:p>
         </w:tc>
@@ -13383,14 +14313,15 @@
               <w:jc w:val="both"/>
               <w:rPr>
                 <w:rFonts w:ascii="Goudy Old Style" w:hAnsi="Goudy Old Style" w:cs="Didot"/>
-              </w:rPr>
-            </w:pPr>
-            <w:r>
-              <w:rPr>
-                <w:rFonts w:ascii="Goudy Old Style" w:hAnsi="Goudy Old Style" w:cs="Didot"/>
-                <w:color w:val="000000"/>
-              </w:rPr>
-              <w:t>Christian Schaffer</w:t>
+                <w:color w:val="000000"/>
+              </w:rPr>
+            </w:pPr>
+            <w:r>
+              <w:rPr>
+                <w:rFonts w:ascii="Goudy Old Style" w:hAnsi="Goudy Old Style" w:cs="Didot"/>
+                <w:color w:val="000000"/>
+              </w:rPr>
+              <w:t>Rina Hanumali</w:t>
             </w:r>
           </w:p>
         </w:tc>
@@ -13406,14 +14337,15 @@
               <w:contextualSpacing/>
               <w:rPr>
                 <w:rFonts w:ascii="Goudy Old Style" w:hAnsi="Goudy Old Style" w:cs="Didot"/>
-              </w:rPr>
-            </w:pPr>
-            <w:r>
-              <w:rPr>
-                <w:rFonts w:ascii="Goudy Old Style" w:hAnsi="Goudy Old Style" w:cs="Didot"/>
-                <w:color w:val="000000"/>
-              </w:rPr>
-              <w:t>Spanish</w:t>
+                <w:color w:val="000000"/>
+              </w:rPr>
+            </w:pPr>
+            <w:r>
+              <w:rPr>
+                <w:rFonts w:ascii="Goudy Old Style" w:hAnsi="Goudy Old Style" w:cs="Didot"/>
+                <w:color w:val="000000"/>
+              </w:rPr>
+              <w:t>Biochemistry</w:t>
             </w:r>
           </w:p>
         </w:tc>
@@ -13429,14 +14361,22 @@
               <w:jc w:val="right"/>
               <w:rPr>
                 <w:rFonts w:ascii="Goudy Old Style" w:hAnsi="Goudy Old Style" w:cs="Didot"/>
-              </w:rPr>
-            </w:pPr>
-            <w:r>
-              <w:rPr>
-                <w:rFonts w:ascii="Goudy Old Style" w:hAnsi="Goudy Old Style" w:cs="Didot"/>
-                <w:color w:val="000000"/>
-              </w:rPr>
-              <w:t>2021-2023</w:t>
+                <w:color w:val="000000"/>
+              </w:rPr>
+            </w:pPr>
+            <w:r>
+              <w:rPr>
+                <w:rFonts w:ascii="Goudy Old Style" w:hAnsi="Goudy Old Style" w:cs="Didot"/>
+                <w:color w:val="000000"/>
+              </w:rPr>
+              <w:t>2024-</w:t>
+            </w:r>
+            <w:r>
+              <w:rPr>
+                <w:rFonts w:ascii="Goudy Old Style" w:hAnsi="Goudy Old Style" w:cs="Didot"/>
+                <w:color w:val="000000"/>
+              </w:rPr>
+              <w:t>2025</w:t>
             </w:r>
           </w:p>
         </w:tc>
@@ -13459,14 +14399,952 @@
               <w:jc w:val="both"/>
               <w:rPr>
                 <w:rFonts w:ascii="Goudy Old Style" w:hAnsi="Goudy Old Style" w:cs="Didot"/>
-              </w:rPr>
-            </w:pPr>
-            <w:r>
-              <w:rPr>
-                <w:rFonts w:ascii="Goudy Old Style" w:hAnsi="Goudy Old Style" w:cs="Didot"/>
-                <w:color w:val="000000"/>
-              </w:rPr>
-              <w:lastRenderedPageBreak/>
+                <w:color w:val="000000"/>
+              </w:rPr>
+            </w:pPr>
+            <w:r>
+              <w:rPr>
+                <w:rFonts w:ascii="Goudy Old Style" w:hAnsi="Goudy Old Style" w:cs="Didot"/>
+                <w:color w:val="000000"/>
+              </w:rPr>
+              <w:t>Fatima Salman</w:t>
+            </w:r>
+          </w:p>
+        </w:tc>
+        <w:tc>
+          <w:tcPr>
+            <w:tcW w:w="1769" w:type="pct"/>
+            <w:gridSpan w:val="2"/>
+            <w:vAlign w:val="center"/>
+          </w:tcPr>
+          <w:p>
+            <w:pPr>
+              <w:pStyle w:val="NoSpacing"/>
+              <w:contextualSpacing/>
+              <w:rPr>
+                <w:rFonts w:ascii="Goudy Old Style" w:hAnsi="Goudy Old Style" w:cs="Didot"/>
+                <w:color w:val="000000"/>
+              </w:rPr>
+            </w:pPr>
+            <w:r>
+              <w:rPr>
+                <w:rFonts w:ascii="Goudy Old Style" w:hAnsi="Goudy Old Style" w:cs="Didot"/>
+                <w:color w:val="000000"/>
+              </w:rPr>
+              <w:t>Cognitive Science</w:t>
+            </w:r>
+          </w:p>
+        </w:tc>
+        <w:tc>
+          <w:tcPr>
+            <w:tcW w:w="1271" w:type="pct"/>
+            <w:vAlign w:val="center"/>
+          </w:tcPr>
+          <w:p>
+            <w:pPr>
+              <w:pStyle w:val="NoSpacing"/>
+              <w:contextualSpacing/>
+              <w:jc w:val="right"/>
+              <w:rPr>
+                <w:rFonts w:ascii="Goudy Old Style" w:hAnsi="Goudy Old Style" w:cs="Didot"/>
+                <w:color w:val="000000"/>
+              </w:rPr>
+            </w:pPr>
+            <w:r>
+              <w:rPr>
+                <w:rFonts w:ascii="Goudy Old Style" w:hAnsi="Goudy Old Style" w:cs="Didot"/>
+                <w:color w:val="000000"/>
+              </w:rPr>
+              <w:t>2024-</w:t>
+            </w:r>
+            <w:r>
+              <w:rPr>
+                <w:rFonts w:ascii="Goudy Old Style" w:hAnsi="Goudy Old Style" w:cs="Didot"/>
+                <w:color w:val="000000"/>
+              </w:rPr>
+              <w:t>2025</w:t>
+            </w:r>
+          </w:p>
+        </w:tc>
+      </w:tr>
+      <w:tr>
+        <w:trPr>
+          <w:gridBefore w:val="1"/>
+          <w:wBefore w:w="191" w:type="pct"/>
+        </w:trPr>
+        <w:tc>
+          <w:tcPr>
+            <w:tcW w:w="1769" w:type="pct"/>
+            <w:gridSpan w:val="2"/>
+            <w:vAlign w:val="center"/>
+          </w:tcPr>
+          <w:p>
+            <w:pPr>
+              <w:pStyle w:val="NoSpacing"/>
+              <w:contextualSpacing/>
+              <w:jc w:val="both"/>
+              <w:rPr>
+                <w:rFonts w:ascii="Goudy Old Style" w:hAnsi="Goudy Old Style" w:cs="Didot"/>
+                <w:color w:val="000000"/>
+              </w:rPr>
+            </w:pPr>
+            <w:r>
+              <w:rPr>
+                <w:rFonts w:ascii="Goudy Old Style" w:hAnsi="Goudy Old Style" w:cs="Didot"/>
+                <w:color w:val="000000"/>
+              </w:rPr>
+              <w:t>Emma Pankuck</w:t>
+            </w:r>
+          </w:p>
+        </w:tc>
+        <w:tc>
+          <w:tcPr>
+            <w:tcW w:w="1769" w:type="pct"/>
+            <w:gridSpan w:val="2"/>
+            <w:vAlign w:val="center"/>
+          </w:tcPr>
+          <w:p>
+            <w:pPr>
+              <w:pStyle w:val="NoSpacing"/>
+              <w:contextualSpacing/>
+              <w:rPr>
+                <w:rFonts w:ascii="Goudy Old Style" w:hAnsi="Goudy Old Style" w:cs="Didot"/>
+                <w:color w:val="000000"/>
+              </w:rPr>
+            </w:pPr>
+            <w:r>
+              <w:rPr>
+                <w:rFonts w:ascii="Goudy Old Style" w:hAnsi="Goudy Old Style" w:cs="Didot"/>
+                <w:color w:val="000000"/>
+              </w:rPr>
+              <w:t>Psychology/Spanish</w:t>
+            </w:r>
+          </w:p>
+        </w:tc>
+        <w:tc>
+          <w:tcPr>
+            <w:tcW w:w="1271" w:type="pct"/>
+            <w:vAlign w:val="center"/>
+          </w:tcPr>
+          <w:p>
+            <w:pPr>
+              <w:pStyle w:val="NoSpacing"/>
+              <w:contextualSpacing/>
+              <w:jc w:val="right"/>
+              <w:rPr>
+                <w:rFonts w:ascii="Goudy Old Style" w:hAnsi="Goudy Old Style" w:cs="Didot"/>
+                <w:color w:val="000000"/>
+              </w:rPr>
+            </w:pPr>
+            <w:r>
+              <w:rPr>
+                <w:rFonts w:ascii="Goudy Old Style" w:hAnsi="Goudy Old Style" w:cs="Didot"/>
+                <w:color w:val="000000"/>
+              </w:rPr>
+              <w:t>2023-2024</w:t>
+            </w:r>
+          </w:p>
+        </w:tc>
+      </w:tr>
+      <w:tr>
+        <w:trPr>
+          <w:gridBefore w:val="1"/>
+          <w:wBefore w:w="191" w:type="pct"/>
+        </w:trPr>
+        <w:tc>
+          <w:tcPr>
+            <w:tcW w:w="1769" w:type="pct"/>
+            <w:gridSpan w:val="2"/>
+            <w:vAlign w:val="center"/>
+          </w:tcPr>
+          <w:p>
+            <w:pPr>
+              <w:pStyle w:val="NoSpacing"/>
+              <w:contextualSpacing/>
+              <w:jc w:val="both"/>
+              <w:rPr>
+                <w:rFonts w:ascii="Goudy Old Style" w:hAnsi="Goudy Old Style" w:cs="Didot"/>
+                <w:color w:val="000000"/>
+              </w:rPr>
+            </w:pPr>
+            <w:r>
+              <w:rPr>
+                <w:rFonts w:ascii="Goudy Old Style" w:hAnsi="Goudy Old Style" w:cs="Didot"/>
+                <w:color w:val="000000"/>
+              </w:rPr>
+              <w:t>Valeria Ruiz</w:t>
+            </w:r>
+          </w:p>
+        </w:tc>
+        <w:tc>
+          <w:tcPr>
+            <w:tcW w:w="1769" w:type="pct"/>
+            <w:gridSpan w:val="2"/>
+            <w:vAlign w:val="center"/>
+          </w:tcPr>
+          <w:p>
+            <w:pPr>
+              <w:pStyle w:val="NoSpacing"/>
+              <w:contextualSpacing/>
+              <w:rPr>
+                <w:rFonts w:ascii="Goudy Old Style" w:hAnsi="Goudy Old Style" w:cs="Didot"/>
+                <w:color w:val="000000"/>
+              </w:rPr>
+            </w:pPr>
+            <w:r>
+              <w:rPr>
+                <w:rFonts w:ascii="Goudy Old Style" w:hAnsi="Goudy Old Style" w:cs="Didot"/>
+                <w:color w:val="000000"/>
+              </w:rPr>
+              <w:t>Biology</w:t>
+            </w:r>
+          </w:p>
+        </w:tc>
+        <w:tc>
+          <w:tcPr>
+            <w:tcW w:w="1271" w:type="pct"/>
+            <w:vAlign w:val="center"/>
+          </w:tcPr>
+          <w:p>
+            <w:pPr>
+              <w:pStyle w:val="NoSpacing"/>
+              <w:contextualSpacing/>
+              <w:jc w:val="right"/>
+              <w:rPr>
+                <w:rFonts w:ascii="Goudy Old Style" w:hAnsi="Goudy Old Style" w:cs="Didot"/>
+                <w:color w:val="000000"/>
+              </w:rPr>
+            </w:pPr>
+            <w:r>
+              <w:rPr>
+                <w:rFonts w:ascii="Goudy Old Style" w:hAnsi="Goudy Old Style" w:cs="Didot"/>
+                <w:color w:val="000000"/>
+              </w:rPr>
+              <w:t>2023-2024</w:t>
+            </w:r>
+          </w:p>
+        </w:tc>
+      </w:tr>
+      <w:tr>
+        <w:trPr>
+          <w:gridBefore w:val="1"/>
+          <w:wBefore w:w="191" w:type="pct"/>
+        </w:trPr>
+        <w:tc>
+          <w:tcPr>
+            <w:tcW w:w="1769" w:type="pct"/>
+            <w:gridSpan w:val="2"/>
+            <w:vAlign w:val="center"/>
+          </w:tcPr>
+          <w:p>
+            <w:pPr>
+              <w:pStyle w:val="NoSpacing"/>
+              <w:contextualSpacing/>
+              <w:jc w:val="both"/>
+              <w:rPr>
+                <w:rFonts w:ascii="Goudy Old Style" w:hAnsi="Goudy Old Style" w:cs="Didot"/>
+              </w:rPr>
+            </w:pPr>
+            <w:r>
+              <w:rPr>
+                <w:rFonts w:ascii="Goudy Old Style" w:hAnsi="Goudy Old Style" w:cs="Didot"/>
+                <w:color w:val="000000"/>
+              </w:rPr>
+              <w:t>Mark Faverzani</w:t>
+            </w:r>
+          </w:p>
+        </w:tc>
+        <w:tc>
+          <w:tcPr>
+            <w:tcW w:w="1769" w:type="pct"/>
+            <w:gridSpan w:val="2"/>
+            <w:vAlign w:val="center"/>
+          </w:tcPr>
+          <w:p>
+            <w:pPr>
+              <w:pStyle w:val="NoSpacing"/>
+              <w:contextualSpacing/>
+              <w:rPr>
+                <w:rFonts w:ascii="Goudy Old Style" w:hAnsi="Goudy Old Style" w:cs="Didot"/>
+              </w:rPr>
+            </w:pPr>
+            <w:r>
+              <w:rPr>
+                <w:rFonts w:ascii="Goudy Old Style" w:hAnsi="Goudy Old Style" w:cs="Didot"/>
+                <w:color w:val="000000"/>
+              </w:rPr>
+              <w:t>Computing Science</w:t>
+            </w:r>
+          </w:p>
+        </w:tc>
+        <w:tc>
+          <w:tcPr>
+            <w:tcW w:w="1271" w:type="pct"/>
+            <w:vAlign w:val="center"/>
+          </w:tcPr>
+          <w:p>
+            <w:pPr>
+              <w:pStyle w:val="NoSpacing"/>
+              <w:contextualSpacing/>
+              <w:jc w:val="right"/>
+              <w:rPr>
+                <w:rFonts w:ascii="Goudy Old Style" w:hAnsi="Goudy Old Style" w:cs="Didot"/>
+              </w:rPr>
+            </w:pPr>
+            <w:r>
+              <w:rPr>
+                <w:rFonts w:ascii="Goudy Old Style" w:hAnsi="Goudy Old Style" w:cs="Didot"/>
+                <w:color w:val="000000"/>
+              </w:rPr>
+              <w:t>2023-2024</w:t>
+            </w:r>
+          </w:p>
+        </w:tc>
+      </w:tr>
+      <w:tr>
+        <w:trPr>
+          <w:gridBefore w:val="1"/>
+          <w:wBefore w:w="191" w:type="pct"/>
+        </w:trPr>
+        <w:tc>
+          <w:tcPr>
+            <w:tcW w:w="1769" w:type="pct"/>
+            <w:gridSpan w:val="2"/>
+            <w:vAlign w:val="center"/>
+          </w:tcPr>
+          <w:p>
+            <w:pPr>
+              <w:pStyle w:val="NoSpacing"/>
+              <w:contextualSpacing/>
+              <w:jc w:val="both"/>
+              <w:rPr>
+                <w:rFonts w:ascii="Goudy Old Style" w:hAnsi="Goudy Old Style" w:cs="Didot"/>
+                <w:lang w:val="es-ES"/>
+              </w:rPr>
+            </w:pPr>
+            <w:r>
+              <w:rPr>
+                <w:rFonts w:ascii="Goudy Old Style" w:hAnsi="Goudy Old Style" w:cs="Didot"/>
+                <w:color w:val="000000"/>
+              </w:rPr>
+              <w:t>Cara Scancarella</w:t>
+            </w:r>
+          </w:p>
+        </w:tc>
+        <w:tc>
+          <w:tcPr>
+            <w:tcW w:w="1769" w:type="pct"/>
+            <w:gridSpan w:val="2"/>
+            <w:vAlign w:val="center"/>
+          </w:tcPr>
+          <w:p>
+            <w:pPr>
+              <w:pStyle w:val="NoSpacing"/>
+              <w:contextualSpacing/>
+              <w:rPr>
+                <w:rFonts w:ascii="Goudy Old Style" w:hAnsi="Goudy Old Style" w:cs="Didot"/>
+              </w:rPr>
+            </w:pPr>
+            <w:r>
+              <w:rPr>
+                <w:rFonts w:ascii="Goudy Old Style" w:hAnsi="Goudy Old Style" w:cs="Didot"/>
+                <w:color w:val="000000"/>
+              </w:rPr>
+              <w:t>Psychology</w:t>
+            </w:r>
+          </w:p>
+        </w:tc>
+        <w:tc>
+          <w:tcPr>
+            <w:tcW w:w="1271" w:type="pct"/>
+            <w:vAlign w:val="center"/>
+          </w:tcPr>
+          <w:p>
+            <w:pPr>
+              <w:pStyle w:val="NoSpacing"/>
+              <w:contextualSpacing/>
+              <w:jc w:val="right"/>
+              <w:rPr>
+                <w:rFonts w:ascii="Goudy Old Style" w:hAnsi="Goudy Old Style" w:cs="Didot"/>
+              </w:rPr>
+            </w:pPr>
+            <w:r>
+              <w:rPr>
+                <w:rFonts w:ascii="Goudy Old Style" w:hAnsi="Goudy Old Style" w:cs="Didot"/>
+                <w:color w:val="000000"/>
+              </w:rPr>
+              <w:t>2022-2024</w:t>
+            </w:r>
+          </w:p>
+        </w:tc>
+      </w:tr>
+      <w:tr>
+        <w:trPr>
+          <w:gridBefore w:val="1"/>
+          <w:wBefore w:w="191" w:type="pct"/>
+        </w:trPr>
+        <w:tc>
+          <w:tcPr>
+            <w:tcW w:w="1769" w:type="pct"/>
+            <w:gridSpan w:val="2"/>
+            <w:vAlign w:val="center"/>
+          </w:tcPr>
+          <w:p>
+            <w:pPr>
+              <w:pStyle w:val="NoSpacing"/>
+              <w:contextualSpacing/>
+              <w:jc w:val="both"/>
+              <w:rPr>
+                <w:rFonts w:ascii="Goudy Old Style" w:hAnsi="Goudy Old Style" w:cs="Didot"/>
+              </w:rPr>
+            </w:pPr>
+            <w:r>
+              <w:rPr>
+                <w:rFonts w:ascii="Goudy Old Style" w:hAnsi="Goudy Old Style" w:cs="Didot"/>
+                <w:color w:val="000000"/>
+              </w:rPr>
+              <w:t>Chloe Abo</w:t>
+            </w:r>
+          </w:p>
+        </w:tc>
+        <w:tc>
+          <w:tcPr>
+            <w:tcW w:w="1769" w:type="pct"/>
+            <w:gridSpan w:val="2"/>
+            <w:vAlign w:val="center"/>
+          </w:tcPr>
+          <w:p>
+            <w:pPr>
+              <w:pStyle w:val="NoSpacing"/>
+              <w:contextualSpacing/>
+              <w:rPr>
+                <w:rFonts w:ascii="Goudy Old Style" w:hAnsi="Goudy Old Style" w:cs="Didot"/>
+              </w:rPr>
+            </w:pPr>
+            <w:r>
+              <w:rPr>
+                <w:rFonts w:ascii="Goudy Old Style" w:hAnsi="Goudy Old Style" w:cs="Didot"/>
+                <w:color w:val="000000"/>
+              </w:rPr>
+              <w:t>Biology/Spanish</w:t>
+            </w:r>
+          </w:p>
+        </w:tc>
+        <w:tc>
+          <w:tcPr>
+            <w:tcW w:w="1271" w:type="pct"/>
+            <w:vAlign w:val="center"/>
+          </w:tcPr>
+          <w:p>
+            <w:pPr>
+              <w:pStyle w:val="NoSpacing"/>
+              <w:contextualSpacing/>
+              <w:jc w:val="right"/>
+              <w:rPr>
+                <w:rFonts w:ascii="Goudy Old Style" w:hAnsi="Goudy Old Style" w:cs="Didot"/>
+              </w:rPr>
+            </w:pPr>
+            <w:r>
+              <w:rPr>
+                <w:rFonts w:ascii="Goudy Old Style" w:hAnsi="Goudy Old Style" w:cs="Didot"/>
+                <w:color w:val="000000"/>
+              </w:rPr>
+              <w:t>2022-2024</w:t>
+            </w:r>
+          </w:p>
+        </w:tc>
+      </w:tr>
+      <w:tr>
+        <w:trPr>
+          <w:gridBefore w:val="1"/>
+          <w:wBefore w:w="191" w:type="pct"/>
+        </w:trPr>
+        <w:tc>
+          <w:tcPr>
+            <w:tcW w:w="1769" w:type="pct"/>
+            <w:gridSpan w:val="2"/>
+            <w:vAlign w:val="center"/>
+          </w:tcPr>
+          <w:p>
+            <w:pPr>
+              <w:pStyle w:val="NoSpacing"/>
+              <w:contextualSpacing/>
+              <w:jc w:val="both"/>
+              <w:rPr>
+                <w:rFonts w:ascii="Goudy Old Style" w:hAnsi="Goudy Old Style" w:cs="Didot"/>
+              </w:rPr>
+            </w:pPr>
+            <w:r>
+              <w:rPr>
+                <w:rFonts w:ascii="Goudy Old Style" w:hAnsi="Goudy Old Style" w:cs="Didot"/>
+                <w:color w:val="000000"/>
+              </w:rPr>
+              <w:t>Sophia Gunderson</w:t>
+            </w:r>
+          </w:p>
+        </w:tc>
+        <w:tc>
+          <w:tcPr>
+            <w:tcW w:w="1769" w:type="pct"/>
+            <w:gridSpan w:val="2"/>
+            <w:vAlign w:val="center"/>
+          </w:tcPr>
+          <w:p>
+            <w:pPr>
+              <w:pStyle w:val="NoSpacing"/>
+              <w:contextualSpacing/>
+              <w:rPr>
+                <w:rFonts w:ascii="Goudy Old Style" w:hAnsi="Goudy Old Style" w:cs="Didot"/>
+              </w:rPr>
+            </w:pPr>
+            <w:r>
+              <w:rPr>
+                <w:rFonts w:ascii="Goudy Old Style" w:hAnsi="Goudy Old Style" w:cs="Didot"/>
+                <w:color w:val="000000"/>
+              </w:rPr>
+              <w:t>Biology</w:t>
+            </w:r>
+          </w:p>
+        </w:tc>
+        <w:tc>
+          <w:tcPr>
+            <w:tcW w:w="1271" w:type="pct"/>
+            <w:vAlign w:val="center"/>
+          </w:tcPr>
+          <w:p>
+            <w:pPr>
+              <w:pStyle w:val="NoSpacing"/>
+              <w:contextualSpacing/>
+              <w:jc w:val="right"/>
+              <w:rPr>
+                <w:rFonts w:ascii="Goudy Old Style" w:hAnsi="Goudy Old Style" w:cs="Didot"/>
+              </w:rPr>
+            </w:pPr>
+            <w:r>
+              <w:rPr>
+                <w:rFonts w:ascii="Goudy Old Style" w:hAnsi="Goudy Old Style" w:cs="Didot"/>
+                <w:color w:val="000000"/>
+              </w:rPr>
+              <w:t>2022-2024</w:t>
+            </w:r>
+          </w:p>
+        </w:tc>
+      </w:tr>
+      <w:tr>
+        <w:trPr>
+          <w:gridBefore w:val="1"/>
+          <w:wBefore w:w="191" w:type="pct"/>
+        </w:trPr>
+        <w:tc>
+          <w:tcPr>
+            <w:tcW w:w="1769" w:type="pct"/>
+            <w:gridSpan w:val="2"/>
+            <w:vAlign w:val="center"/>
+          </w:tcPr>
+          <w:p>
+            <w:pPr>
+              <w:pStyle w:val="NoSpacing"/>
+              <w:contextualSpacing/>
+              <w:jc w:val="both"/>
+              <w:rPr>
+                <w:rFonts w:ascii="Goudy Old Style" w:hAnsi="Goudy Old Style" w:cs="Didot"/>
+              </w:rPr>
+            </w:pPr>
+            <w:r>
+              <w:rPr>
+                <w:rFonts w:ascii="Goudy Old Style" w:hAnsi="Goudy Old Style" w:cs="Didot"/>
+                <w:color w:val="000000"/>
+              </w:rPr>
+              <w:t>Jake Caselli</w:t>
+            </w:r>
+          </w:p>
+        </w:tc>
+        <w:tc>
+          <w:tcPr>
+            <w:tcW w:w="1769" w:type="pct"/>
+            <w:gridSpan w:val="2"/>
+            <w:vAlign w:val="center"/>
+          </w:tcPr>
+          <w:p>
+            <w:pPr>
+              <w:pStyle w:val="NoSpacing"/>
+              <w:contextualSpacing/>
+              <w:rPr>
+                <w:rFonts w:ascii="Goudy Old Style" w:hAnsi="Goudy Old Style" w:cs="Didot"/>
+              </w:rPr>
+            </w:pPr>
+            <w:r>
+              <w:rPr>
+                <w:rFonts w:ascii="Goudy Old Style" w:hAnsi="Goudy Old Style" w:cs="Didot"/>
+                <w:color w:val="000000"/>
+              </w:rPr>
+              <w:t>Cognitive Science</w:t>
+            </w:r>
+          </w:p>
+        </w:tc>
+        <w:tc>
+          <w:tcPr>
+            <w:tcW w:w="1271" w:type="pct"/>
+            <w:vAlign w:val="center"/>
+          </w:tcPr>
+          <w:p>
+            <w:pPr>
+              <w:pStyle w:val="NoSpacing"/>
+              <w:contextualSpacing/>
+              <w:jc w:val="right"/>
+              <w:rPr>
+                <w:rFonts w:ascii="Goudy Old Style" w:hAnsi="Goudy Old Style" w:cs="Didot"/>
+              </w:rPr>
+            </w:pPr>
+            <w:r>
+              <w:rPr>
+                <w:rFonts w:ascii="Goudy Old Style" w:hAnsi="Goudy Old Style" w:cs="Didot"/>
+                <w:color w:val="000000"/>
+              </w:rPr>
+              <w:t>2022-</w:t>
+            </w:r>
+            <w:r>
+              <w:rPr>
+                <w:rFonts w:ascii="Goudy Old Style" w:hAnsi="Goudy Old Style" w:cs="Didot"/>
+                <w:color w:val="000000"/>
+              </w:rPr>
+              <w:t>2026</w:t>
+            </w:r>
+          </w:p>
+        </w:tc>
+      </w:tr>
+      <w:tr>
+        <w:trPr>
+          <w:gridBefore w:val="1"/>
+          <w:wBefore w:w="191" w:type="pct"/>
+        </w:trPr>
+        <w:tc>
+          <w:tcPr>
+            <w:tcW w:w="1769" w:type="pct"/>
+            <w:gridSpan w:val="2"/>
+            <w:vAlign w:val="center"/>
+          </w:tcPr>
+          <w:p>
+            <w:pPr>
+              <w:pStyle w:val="NoSpacing"/>
+              <w:contextualSpacing/>
+              <w:jc w:val="both"/>
+              <w:rPr>
+                <w:rFonts w:ascii="Goudy Old Style" w:hAnsi="Goudy Old Style" w:cs="Didot"/>
+                <w:color w:val="000000"/>
+              </w:rPr>
+            </w:pPr>
+            <w:r>
+              <w:rPr>
+                <w:rFonts w:ascii="Goudy Old Style" w:hAnsi="Goudy Old Style" w:cs="Didot"/>
+                <w:color w:val="000000"/>
+              </w:rPr>
+              <w:t>Paul Sánchez-Wangen</w:t>
+            </w:r>
+          </w:p>
+        </w:tc>
+        <w:tc>
+          <w:tcPr>
+            <w:tcW w:w="1769" w:type="pct"/>
+            <w:gridSpan w:val="2"/>
+            <w:vAlign w:val="center"/>
+          </w:tcPr>
+          <w:p>
+            <w:pPr>
+              <w:pStyle w:val="NoSpacing"/>
+              <w:contextualSpacing/>
+              <w:rPr>
+                <w:rFonts w:ascii="Goudy Old Style" w:hAnsi="Goudy Old Style" w:cs="Didot"/>
+                <w:color w:val="000000"/>
+              </w:rPr>
+            </w:pPr>
+            <w:r>
+              <w:rPr>
+                <w:rFonts w:ascii="Goudy Old Style" w:hAnsi="Goudy Old Style" w:cs="Didot"/>
+                <w:color w:val="000000"/>
+              </w:rPr>
+              <w:t>Business</w:t>
+            </w:r>
+          </w:p>
+        </w:tc>
+        <w:tc>
+          <w:tcPr>
+            <w:tcW w:w="1271" w:type="pct"/>
+            <w:vAlign w:val="center"/>
+          </w:tcPr>
+          <w:p>
+            <w:pPr>
+              <w:pStyle w:val="NoSpacing"/>
+              <w:contextualSpacing/>
+              <w:jc w:val="right"/>
+              <w:rPr>
+                <w:rFonts w:ascii="Goudy Old Style" w:hAnsi="Goudy Old Style" w:cs="Didot"/>
+                <w:color w:val="000000"/>
+              </w:rPr>
+            </w:pPr>
+            <w:r>
+              <w:rPr>
+                <w:rFonts w:ascii="Goudy Old Style" w:hAnsi="Goudy Old Style" w:cs="Didot"/>
+                <w:color w:val="000000"/>
+              </w:rPr>
+              <w:t>2023</w:t>
+            </w:r>
+          </w:p>
+        </w:tc>
+      </w:tr>
+      <w:tr>
+        <w:trPr>
+          <w:gridBefore w:val="1"/>
+          <w:wBefore w:w="191" w:type="pct"/>
+        </w:trPr>
+        <w:tc>
+          <w:tcPr>
+            <w:tcW w:w="1769" w:type="pct"/>
+            <w:gridSpan w:val="2"/>
+            <w:vAlign w:val="center"/>
+          </w:tcPr>
+          <w:p>
+            <w:pPr>
+              <w:pStyle w:val="NoSpacing"/>
+              <w:contextualSpacing/>
+              <w:jc w:val="both"/>
+              <w:rPr>
+                <w:rFonts w:ascii="Goudy Old Style" w:hAnsi="Goudy Old Style" w:cs="Didot"/>
+              </w:rPr>
+            </w:pPr>
+            <w:r>
+              <w:rPr>
+                <w:rFonts w:ascii="Goudy Old Style" w:hAnsi="Goudy Old Style" w:cs="Didot"/>
+                <w:color w:val="000000"/>
+              </w:rPr>
+              <w:t>Meghan Chegwidden</w:t>
+            </w:r>
+          </w:p>
+        </w:tc>
+        <w:tc>
+          <w:tcPr>
+            <w:tcW w:w="1769" w:type="pct"/>
+            <w:gridSpan w:val="2"/>
+            <w:vAlign w:val="center"/>
+          </w:tcPr>
+          <w:p>
+            <w:pPr>
+              <w:pStyle w:val="NoSpacing"/>
+              <w:contextualSpacing/>
+              <w:rPr>
+                <w:rFonts w:ascii="Goudy Old Style" w:hAnsi="Goudy Old Style" w:cs="Didot"/>
+              </w:rPr>
+            </w:pPr>
+            <w:r>
+              <w:rPr>
+                <w:rFonts w:ascii="Goudy Old Style" w:hAnsi="Goudy Old Style" w:cs="Didot"/>
+                <w:color w:val="000000"/>
+              </w:rPr>
+              <w:t>Psychology</w:t>
+            </w:r>
+          </w:p>
+        </w:tc>
+        <w:tc>
+          <w:tcPr>
+            <w:tcW w:w="1271" w:type="pct"/>
+            <w:vAlign w:val="center"/>
+          </w:tcPr>
+          <w:p>
+            <w:pPr>
+              <w:pStyle w:val="NoSpacing"/>
+              <w:contextualSpacing/>
+              <w:jc w:val="right"/>
+              <w:rPr>
+                <w:rFonts w:ascii="Goudy Old Style" w:hAnsi="Goudy Old Style" w:cs="Didot"/>
+              </w:rPr>
+            </w:pPr>
+            <w:r>
+              <w:rPr>
+                <w:rFonts w:ascii="Goudy Old Style" w:hAnsi="Goudy Old Style" w:cs="Didot"/>
+                <w:color w:val="000000"/>
+              </w:rPr>
+              <w:t>2022-2023</w:t>
+            </w:r>
+          </w:p>
+        </w:tc>
+      </w:tr>
+      <w:tr>
+        <w:trPr>
+          <w:gridBefore w:val="1"/>
+          <w:wBefore w:w="191" w:type="pct"/>
+        </w:trPr>
+        <w:tc>
+          <w:tcPr>
+            <w:tcW w:w="1769" w:type="pct"/>
+            <w:gridSpan w:val="2"/>
+            <w:vAlign w:val="center"/>
+          </w:tcPr>
+          <w:p>
+            <w:pPr>
+              <w:pStyle w:val="NoSpacing"/>
+              <w:contextualSpacing/>
+              <w:jc w:val="both"/>
+              <w:rPr>
+                <w:rFonts w:ascii="Goudy Old Style" w:hAnsi="Goudy Old Style" w:cs="Didot"/>
+              </w:rPr>
+            </w:pPr>
+            <w:r>
+              <w:rPr>
+                <w:rFonts w:ascii="Goudy Old Style" w:hAnsi="Goudy Old Style" w:cs="Didot"/>
+                <w:color w:val="000000"/>
+              </w:rPr>
+              <w:t>Bilge Koçak</w:t>
+            </w:r>
+          </w:p>
+        </w:tc>
+        <w:tc>
+          <w:tcPr>
+            <w:tcW w:w="1769" w:type="pct"/>
+            <w:gridSpan w:val="2"/>
+            <w:vAlign w:val="center"/>
+          </w:tcPr>
+          <w:p>
+            <w:pPr>
+              <w:pStyle w:val="NoSpacing"/>
+              <w:contextualSpacing/>
+              <w:rPr>
+                <w:rFonts w:ascii="Goudy Old Style" w:hAnsi="Goudy Old Style" w:cs="Didot"/>
+              </w:rPr>
+            </w:pPr>
+            <w:r>
+              <w:rPr>
+                <w:rFonts w:ascii="Goudy Old Style" w:hAnsi="Goudy Old Style" w:cs="Didot"/>
+                <w:color w:val="000000"/>
+              </w:rPr>
+              <w:t>Computing Science</w:t>
+            </w:r>
+          </w:p>
+        </w:tc>
+        <w:tc>
+          <w:tcPr>
+            <w:tcW w:w="1271" w:type="pct"/>
+            <w:vAlign w:val="center"/>
+          </w:tcPr>
+          <w:p>
+            <w:pPr>
+              <w:pStyle w:val="NoSpacing"/>
+              <w:contextualSpacing/>
+              <w:jc w:val="right"/>
+              <w:rPr>
+                <w:rFonts w:ascii="Goudy Old Style" w:hAnsi="Goudy Old Style" w:cs="Didot"/>
+              </w:rPr>
+            </w:pPr>
+            <w:r>
+              <w:rPr>
+                <w:rFonts w:ascii="Goudy Old Style" w:hAnsi="Goudy Old Style" w:cs="Didot"/>
+                <w:color w:val="000000"/>
+              </w:rPr>
+              <w:t>2022-2023</w:t>
+            </w:r>
+          </w:p>
+        </w:tc>
+      </w:tr>
+      <w:tr>
+        <w:trPr>
+          <w:gridBefore w:val="1"/>
+          <w:wBefore w:w="191" w:type="pct"/>
+        </w:trPr>
+        <w:tc>
+          <w:tcPr>
+            <w:tcW w:w="1769" w:type="pct"/>
+            <w:gridSpan w:val="2"/>
+            <w:vAlign w:val="center"/>
+          </w:tcPr>
+          <w:p>
+            <w:pPr>
+              <w:pStyle w:val="NoSpacing"/>
+              <w:contextualSpacing/>
+              <w:jc w:val="both"/>
+              <w:rPr>
+                <w:rFonts w:ascii="Goudy Old Style" w:hAnsi="Goudy Old Style" w:cs="Didot"/>
+              </w:rPr>
+            </w:pPr>
+            <w:r>
+              <w:rPr>
+                <w:rFonts w:ascii="Goudy Old Style" w:hAnsi="Goudy Old Style" w:cs="Didot"/>
+                <w:color w:val="000000"/>
+              </w:rPr>
+              <w:t>Christian Schaffer</w:t>
+            </w:r>
+          </w:p>
+        </w:tc>
+        <w:tc>
+          <w:tcPr>
+            <w:tcW w:w="1769" w:type="pct"/>
+            <w:gridSpan w:val="2"/>
+            <w:vAlign w:val="center"/>
+          </w:tcPr>
+          <w:p>
+            <w:pPr>
+              <w:pStyle w:val="NoSpacing"/>
+              <w:contextualSpacing/>
+              <w:rPr>
+                <w:rFonts w:ascii="Goudy Old Style" w:hAnsi="Goudy Old Style" w:cs="Didot"/>
+              </w:rPr>
+            </w:pPr>
+            <w:r>
+              <w:rPr>
+                <w:rFonts w:ascii="Goudy Old Style" w:hAnsi="Goudy Old Style" w:cs="Didot"/>
+                <w:color w:val="000000"/>
+              </w:rPr>
+              <w:t>Spanish</w:t>
+            </w:r>
+          </w:p>
+        </w:tc>
+        <w:tc>
+          <w:tcPr>
+            <w:tcW w:w="1271" w:type="pct"/>
+            <w:vAlign w:val="center"/>
+          </w:tcPr>
+          <w:p>
+            <w:pPr>
+              <w:pStyle w:val="NoSpacing"/>
+              <w:contextualSpacing/>
+              <w:jc w:val="right"/>
+              <w:rPr>
+                <w:rFonts w:ascii="Goudy Old Style" w:hAnsi="Goudy Old Style" w:cs="Didot"/>
+              </w:rPr>
+            </w:pPr>
+            <w:r>
+              <w:rPr>
+                <w:rFonts w:ascii="Goudy Old Style" w:hAnsi="Goudy Old Style" w:cs="Didot"/>
+                <w:color w:val="000000"/>
+              </w:rPr>
+              <w:t>2021-2023</w:t>
+            </w:r>
+          </w:p>
+        </w:tc>
+      </w:tr>
+      <w:tr>
+        <w:trPr>
+          <w:gridBefore w:val="1"/>
+          <w:wBefore w:w="191" w:type="pct"/>
+        </w:trPr>
+        <w:tc>
+          <w:tcPr>
+            <w:tcW w:w="1769" w:type="pct"/>
+            <w:gridSpan w:val="2"/>
+            <w:vAlign w:val="center"/>
+          </w:tcPr>
+          <w:p>
+            <w:pPr>
+              <w:pStyle w:val="NoSpacing"/>
+              <w:contextualSpacing/>
+              <w:jc w:val="both"/>
+              <w:rPr>
+                <w:rFonts w:ascii="Goudy Old Style" w:hAnsi="Goudy Old Style" w:cs="Didot"/>
+              </w:rPr>
+            </w:pPr>
+            <w:r>
+              <w:rPr>
+                <w:rFonts w:ascii="Goudy Old Style" w:hAnsi="Goudy Old Style" w:cs="Didot"/>
+                <w:color w:val="000000"/>
+              </w:rPr>
               <w:t>Serena Matos</w:t>
             </w:r>
           </w:p>
@@ -14279,6 +16157,7 @@
                 <w:b/>
                 <w:bCs/>
               </w:rPr>
+              <w:lastRenderedPageBreak/>
               <w:t>Peer Review</w:t>
             </w:r>
           </w:p>
@@ -15279,7 +17158,6 @@
           <w:rFonts w:ascii="Goudy Old Style" w:hAnsi="Goudy Old Style" w:cs="Didot"/>
           <w:lang w:bidi="en-US"/>
         </w:rPr>
-        <w:lastRenderedPageBreak/>
         <w:t xml:space="preserve">Expert Wordle Tips from Villanova Linguist Dr. Grant Berry </w:t>
       </w:r>
       <w:r>
@@ -15700,6 +17578,7 @@
           <w:rFonts w:ascii="Goudy Old Style" w:hAnsi="Goudy Old Style" w:cs="Didot"/>
           <w:lang w:bidi="en-US"/>
         </w:rPr>
+        <w:lastRenderedPageBreak/>
         <w:t xml:space="preserve">Vowels and </w:t>
       </w:r>
       <w:r>
@@ -15925,7 +17804,7 @@
               </wp:anchor>
             </w:drawing>
           </mc:Choice>
-          <mc:Fallback xmlns:mv="urn:schemas-microsoft-com:mac:vml" xmlns:mo="http://schemas.microsoft.com/office/mac/office/2008/main">
+          <mc:Fallback xmlns:w16cei="http://schemas.microsoft.com/office/word/2026/wordml/cei" xmlns:mv="urn:schemas-microsoft-com:mac:vml" xmlns:mo="http://schemas.microsoft.com/office/mac/office/2008/main">
             <w:pict>
               <v:shape w14:anchorId="42F0719E" id="AutoShape 2" o:spid="_x0000_s1026" style="position:absolute;margin-left:192pt;margin-top:6.5pt;width:328.45pt;height:0;z-index:251661312;visibility:visible;mso-wrap-style:square;mso-width-percent:0;mso-height-percent:0;mso-wrap-distance-left:9pt;mso-wrap-distance-top:0;mso-wrap-distance-right:9pt;mso-wrap-distance-bottom:0;mso-position-horizontal:absolute;mso-position-horizontal-relative:text;mso-position-vertical:absolute;mso-position-vertical-relative:text;mso-width-percent:0;mso-height-percent:0;mso-width-relative:page;mso-height-relative:page;v-text-anchor:top" coordsize="20000,20000" o:gfxdata="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" strokecolor="#3f3151" strokeweight=".35mm"/>
             </w:pict>
@@ -16586,7 +18465,7 @@
 </file>
 
 <file path=word/endnotes.xml><?xml version="1.0" encoding="utf-8"?>
-<w:endnotes xmlns:wpc="http://schemas.microsoft.com/office/word/2010/wordprocessingCanvas" xmlns:cx="http://schemas.microsoft.com/office/drawing/2014/chartex" xmlns:cx1="http://schemas.microsoft.com/office/drawing/2015/9/8/chartex" xmlns:cx2="http://schemas.microsoft.com/office/drawing/2015/10/21/chartex" xmlns:cx3="http://schemas.microsoft.com/office/drawing/2016/5/9/chartex" xmlns:cx4="http://schemas.microsoft.com/office/drawing/2016/5/10/chartex" xmlns:cx5="http://schemas.microsoft.com/office/drawing/2016/5/11/chartex" xmlns:cx6="http://schemas.microsoft.com/office/drawing/2016/5/12/chartex" xmlns:cx7="http://schemas.microsoft.com/office/drawing/2016/5/13/chartex" xmlns:cx8="http://schemas.microsoft.com/office/drawing/2016/5/14/chartex" xmlns:mc="http://schemas.openxmlformats.org/markup-compatibility/2006" xmlns:aink="http://schemas.microsoft.com/office/drawing/2016/ink" xmlns:am3d="http://schemas.microsoft.com/office/drawing/2017/model3d" xmlns:o="urn:schemas-microsoft-com:office:office" xmlns:oel="http://schemas.microsoft.com/office/2019/extlst" xmlns:r="http://schemas.openxmlformats.org/officeDocument/2006/relationships" xmlns:m="http://schemas.openxmlformats.org/officeDocument/2006/math" xmlns:v="urn:schemas-microsoft-com:vml" xmlns:wp14="http://schemas.microsoft.com/office/word/2010/wordprocessingDrawing" xmlns:wp="http://schemas.openxmlformats.org/drawingml/2006/wordprocessingDrawing" xmlns:w10="urn:schemas-microsoft-com:office:word" xmlns:w="http://schemas.openxmlformats.org/wordprocessingml/2006/main" xmlns:w14="http://schemas.microsoft.com/office/word/2010/wordml" xmlns:w15="http://schemas.microsoft.com/office/word/2012/wordml" xmlns:w16cex="http://schemas.microsoft.com/office/word/2018/wordml/cex" xmlns:w16cid="http://schemas.microsoft.com/office/word/2016/wordml/cid" xmlns:w16="http://schemas.microsoft.com/office/word/2018/wordml" xmlns:w16du="http://schemas.microsoft.com/office/word/2023/wordml/word16du" xmlns:w16sdtdh="http://schemas.microsoft.com/office/word/2020/wordml/sdtdatahash" xmlns:w16sdtfl="http://schemas.microsoft.com/office/word/2024/wordml/sdtformatlock" xmlns:w16se="http://schemas.microsoft.com/office/word/2015/wordml/symex" xmlns:wpg="http://schemas.microsoft.com/office/word/2010/wordprocessingGroup" xmlns:wpi="http://schemas.microsoft.com/office/word/2010/wordprocessingInk" xmlns:wne="http://schemas.microsoft.com/office/word/2006/wordml" xmlns:wps="http://schemas.microsoft.com/office/word/2010/wordprocessingShape" mc:Ignorable="w14 w15 w16se w16cid w16 w16cex w16sdtdh w16sdtfl w16du wp14">
+<w:endnotes xmlns:wpc="http://schemas.microsoft.com/office/word/2010/wordprocessingCanvas" xmlns:cx="http://schemas.microsoft.com/office/drawing/2014/chartex" xmlns:cx1="http://schemas.microsoft.com/office/drawing/2015/9/8/chartex" xmlns:cx2="http://schemas.microsoft.com/office/drawing/2015/10/21/chartex" xmlns:cx3="http://schemas.microsoft.com/office/drawing/2016/5/9/chartex" xmlns:cx4="http://schemas.microsoft.com/office/drawing/2016/5/10/chartex" xmlns:cx5="http://schemas.microsoft.com/office/drawing/2016/5/11/chartex" xmlns:cx6="http://schemas.microsoft.com/office/drawing/2016/5/12/chartex" xmlns:cx7="http://schemas.microsoft.com/office/drawing/2016/5/13/chartex" xmlns:cx8="http://schemas.microsoft.com/office/drawing/2016/5/14/chartex" xmlns:mc="http://schemas.openxmlformats.org/markup-compatibility/2006" xmlns:m="http://schemas.openxmlformats.org/officeDocument/2006/math" xmlns:aink="http://schemas.microsoft.com/office/drawing/2016/ink" xmlns:am3d="http://schemas.microsoft.com/office/drawing/2017/model3d" xmlns:oel="http://schemas.microsoft.com/office/2019/extlst" xmlns:r="http://schemas.openxmlformats.org/officeDocument/2006/relationships" xmlns:wp14="http://schemas.microsoft.com/office/word/2010/wordprocessingDrawing" xmlns:wp="http://schemas.openxmlformats.org/drawingml/2006/wordprocessingDrawing" xmlns:wpg="http://schemas.microsoft.com/office/word/2010/wordprocessingGroup" xmlns:wpi="http://schemas.microsoft.com/office/word/2010/wordprocessingInk" xmlns:wps="http://schemas.microsoft.com/office/word/2010/wordprocessingShape" xmlns:o="urn:schemas-microsoft-com:office:office" xmlns:v="urn:schemas-microsoft-com:vml" xmlns:w10="urn:schemas-microsoft-com:office:word" xmlns:w="http://schemas.openxmlformats.org/wordprocessingml/2006/main" xmlns:w14="http://schemas.microsoft.com/office/word/2010/wordml" xmlns:w15="http://schemas.microsoft.com/office/word/2012/wordml" xmlns:w16cex="http://schemas.microsoft.com/office/word/2018/wordml/cex" xmlns:w16cid="http://schemas.microsoft.com/office/word/2016/wordml/cid" xmlns:w16="http://schemas.microsoft.com/office/word/2018/wordml" xmlns:w16sdtdh="http://schemas.microsoft.com/office/word/2020/wordml/sdtdatahash" xmlns:w16sdtfl="http://schemas.microsoft.com/office/word/2024/wordml/sdtformatlock" xmlns:w16se="http://schemas.microsoft.com/office/word/2015/wordml/symex" xmlns:w16du="http://schemas.microsoft.com/office/word/2023/wordml/word16du" xmlns:wne="http://schemas.microsoft.com/office/word/2006/wordml" mc:Ignorable="w14 w15 w16se w16cid w16 w16cex w16sdtdh w16sdtfl w16du wp14">
   <w:endnote w:type="separator" w:id="-1">
     <w:p>
       <w:r>
@@ -16605,7 +18484,7 @@
 </file>
 
 <file path=word/footer1.xml><?xml version="1.0" encoding="utf-8"?>
-<w:ftr xmlns:wpc="http://schemas.microsoft.com/office/word/2010/wordprocessingCanvas" xmlns:cx="http://schemas.microsoft.com/office/drawing/2014/chartex" xmlns:cx1="http://schemas.microsoft.com/office/drawing/2015/9/8/chartex" xmlns:cx2="http://schemas.microsoft.com/office/drawing/2015/10/21/chartex" xmlns:cx3="http://schemas.microsoft.com/office/drawing/2016/5/9/chartex" xmlns:cx4="http://schemas.microsoft.com/office/drawing/2016/5/10/chartex" xmlns:cx5="http://schemas.microsoft.com/office/drawing/2016/5/11/chartex" xmlns:cx6="http://schemas.microsoft.com/office/drawing/2016/5/12/chartex" xmlns:cx7="http://schemas.microsoft.com/office/drawing/2016/5/13/chartex" xmlns:cx8="http://schemas.microsoft.com/office/drawing/2016/5/14/chartex" xmlns:mc="http://schemas.openxmlformats.org/markup-compatibility/2006" xmlns:aink="http://schemas.microsoft.com/office/drawing/2016/ink" xmlns:am3d="http://schemas.microsoft.com/office/drawing/2017/model3d" xmlns:o="urn:schemas-microsoft-com:office:office" xmlns:oel="http://schemas.microsoft.com/office/2019/extlst" xmlns:r="http://schemas.openxmlformats.org/officeDocument/2006/relationships" xmlns:m="http://schemas.openxmlformats.org/officeDocument/2006/math" xmlns:v="urn:schemas-microsoft-com:vml" xmlns:wp14="http://schemas.microsoft.com/office/word/2010/wordprocessingDrawing" xmlns:wp="http://schemas.openxmlformats.org/drawingml/2006/wordprocessingDrawing" xmlns:w10="urn:schemas-microsoft-com:office:word" xmlns:w="http://schemas.openxmlformats.org/wordprocessingml/2006/main" xmlns:w14="http://schemas.microsoft.com/office/word/2010/wordml" xmlns:w15="http://schemas.microsoft.com/office/word/2012/wordml" xmlns:w16cex="http://schemas.microsoft.com/office/word/2018/wordml/cex" xmlns:w16cid="http://schemas.microsoft.com/office/word/2016/wordml/cid" xmlns:w16="http://schemas.microsoft.com/office/word/2018/wordml" xmlns:w16du="http://schemas.microsoft.com/office/word/2023/wordml/word16du" xmlns:w16sdtdh="http://schemas.microsoft.com/office/word/2020/wordml/sdtdatahash" xmlns:w16sdtfl="http://schemas.microsoft.com/office/word/2024/wordml/sdtformatlock" xmlns:w16se="http://schemas.microsoft.com/office/word/2015/wordml/symex" xmlns:wpg="http://schemas.microsoft.com/office/word/2010/wordprocessingGroup" xmlns:wpi="http://schemas.microsoft.com/office/word/2010/wordprocessingInk" xmlns:wne="http://schemas.microsoft.com/office/word/2006/wordml" xmlns:wps="http://schemas.microsoft.com/office/word/2010/wordprocessingShape" mc:Ignorable="w14 w15 w16se w16cid w16 w16cex w16sdtdh w16sdtfl w16du wp14">
+<w:ftr xmlns:wpc="http://schemas.microsoft.com/office/word/2010/wordprocessingCanvas" xmlns:cx="http://schemas.microsoft.com/office/drawing/2014/chartex" xmlns:cx1="http://schemas.microsoft.com/office/drawing/2015/9/8/chartex" xmlns:cx2="http://schemas.microsoft.com/office/drawing/2015/10/21/chartex" xmlns:cx3="http://schemas.microsoft.com/office/drawing/2016/5/9/chartex" xmlns:cx4="http://schemas.microsoft.com/office/drawing/2016/5/10/chartex" xmlns:cx5="http://schemas.microsoft.com/office/drawing/2016/5/11/chartex" xmlns:cx6="http://schemas.microsoft.com/office/drawing/2016/5/12/chartex" xmlns:cx7="http://schemas.microsoft.com/office/drawing/2016/5/13/chartex" xmlns:cx8="http://schemas.microsoft.com/office/drawing/2016/5/14/chartex" xmlns:mc="http://schemas.openxmlformats.org/markup-compatibility/2006" xmlns:m="http://schemas.openxmlformats.org/officeDocument/2006/math" xmlns:aink="http://schemas.microsoft.com/office/drawing/2016/ink" xmlns:am3d="http://schemas.microsoft.com/office/drawing/2017/model3d" xmlns:oel="http://schemas.microsoft.com/office/2019/extlst" xmlns:r="http://schemas.openxmlformats.org/officeDocument/2006/relationships" xmlns:wp14="http://schemas.microsoft.com/office/word/2010/wordprocessingDrawing" xmlns:wp="http://schemas.openxmlformats.org/drawingml/2006/wordprocessingDrawing" xmlns:wpg="http://schemas.microsoft.com/office/word/2010/wordprocessingGroup" xmlns:wpi="http://schemas.microsoft.com/office/word/2010/wordprocessingInk" xmlns:wps="http://schemas.microsoft.com/office/word/2010/wordprocessingShape" xmlns:o="urn:schemas-microsoft-com:office:office" xmlns:v="urn:schemas-microsoft-com:vml" xmlns:w10="urn:schemas-microsoft-com:office:word" xmlns:w="http://schemas.openxmlformats.org/wordprocessingml/2006/main" xmlns:w14="http://schemas.microsoft.com/office/word/2010/wordml" xmlns:w15="http://schemas.microsoft.com/office/word/2012/wordml" xmlns:w16cex="http://schemas.microsoft.com/office/word/2018/wordml/cex" xmlns:w16cid="http://schemas.microsoft.com/office/word/2016/wordml/cid" xmlns:w16="http://schemas.microsoft.com/office/word/2018/wordml" xmlns:w16sdtdh="http://schemas.microsoft.com/office/word/2020/wordml/sdtdatahash" xmlns:w16sdtfl="http://schemas.microsoft.com/office/word/2024/wordml/sdtformatlock" xmlns:w16se="http://schemas.microsoft.com/office/word/2015/wordml/symex" xmlns:w16du="http://schemas.microsoft.com/office/word/2023/wordml/word16du" xmlns:wne="http://schemas.microsoft.com/office/word/2006/wordml" mc:Ignorable="w14 w15 w16se w16cid w16 w16cex w16sdtdh w16sdtfl w16du wp14">
   <w:p>
     <w:pPr>
       <w:pStyle w:val="Footer"/>
@@ -16693,7 +18572,7 @@
 </file>
 
 <file path=word/footer2.xml><?xml version="1.0" encoding="utf-8"?>
-<w:ftr xmlns:wpc="http://schemas.microsoft.com/office/word/2010/wordprocessingCanvas" xmlns:cx="http://schemas.microsoft.com/office/drawing/2014/chartex" xmlns:cx1="http://schemas.microsoft.com/office/drawing/2015/9/8/chartex" xmlns:cx2="http://schemas.microsoft.com/office/drawing/2015/10/21/chartex" xmlns:cx3="http://schemas.microsoft.com/office/drawing/2016/5/9/chartex" xmlns:cx4="http://schemas.microsoft.com/office/drawing/2016/5/10/chartex" xmlns:cx5="http://schemas.microsoft.com/office/drawing/2016/5/11/chartex" xmlns:cx6="http://schemas.microsoft.com/office/drawing/2016/5/12/chartex" xmlns:cx7="http://schemas.microsoft.com/office/drawing/2016/5/13/chartex" xmlns:cx8="http://schemas.microsoft.com/office/drawing/2016/5/14/chartex" xmlns:mc="http://schemas.openxmlformats.org/markup-compatibility/2006" xmlns:aink="http://schemas.microsoft.com/office/drawing/2016/ink" xmlns:am3d="http://schemas.microsoft.com/office/drawing/2017/model3d" xmlns:o="urn:schemas-microsoft-com:office:office" xmlns:oel="http://schemas.microsoft.com/office/2019/extlst" xmlns:r="http://schemas.openxmlformats.org/officeDocument/2006/relationships" xmlns:m="http://schemas.openxmlformats.org/officeDocument/2006/math" xmlns:v="urn:schemas-microsoft-com:vml" xmlns:wp14="http://schemas.microsoft.com/office/word/2010/wordprocessingDrawing" xmlns:wp="http://schemas.openxmlformats.org/drawingml/2006/wordprocessingDrawing" xmlns:w10="urn:schemas-microsoft-com:office:word" xmlns:w="http://schemas.openxmlformats.org/wordprocessingml/2006/main" xmlns:w14="http://schemas.microsoft.com/office/word/2010/wordml" xmlns:w15="http://schemas.microsoft.com/office/word/2012/wordml" xmlns:w16cex="http://schemas.microsoft.com/office/word/2018/wordml/cex" xmlns:w16cid="http://schemas.microsoft.com/office/word/2016/wordml/cid" xmlns:w16="http://schemas.microsoft.com/office/word/2018/wordml" xmlns:w16du="http://schemas.microsoft.com/office/word/2023/wordml/word16du" xmlns:w16sdtdh="http://schemas.microsoft.com/office/word/2020/wordml/sdtdatahash" xmlns:w16sdtfl="http://schemas.microsoft.com/office/word/2024/wordml/sdtformatlock" xmlns:w16se="http://schemas.microsoft.com/office/word/2015/wordml/symex" xmlns:wpg="http://schemas.microsoft.com/office/word/2010/wordprocessingGroup" xmlns:wpi="http://schemas.microsoft.com/office/word/2010/wordprocessingInk" xmlns:wne="http://schemas.microsoft.com/office/word/2006/wordml" xmlns:wps="http://schemas.microsoft.com/office/word/2010/wordprocessingShape" mc:Ignorable="w14 w15 w16se w16cid w16 w16cex w16sdtdh w16sdtfl w16du wp14">
+<w:ftr xmlns:wpc="http://schemas.microsoft.com/office/word/2010/wordprocessingCanvas" xmlns:cx="http://schemas.microsoft.com/office/drawing/2014/chartex" xmlns:cx1="http://schemas.microsoft.com/office/drawing/2015/9/8/chartex" xmlns:cx2="http://schemas.microsoft.com/office/drawing/2015/10/21/chartex" xmlns:cx3="http://schemas.microsoft.com/office/drawing/2016/5/9/chartex" xmlns:cx4="http://schemas.microsoft.com/office/drawing/2016/5/10/chartex" xmlns:cx5="http://schemas.microsoft.com/office/drawing/2016/5/11/chartex" xmlns:cx6="http://schemas.microsoft.com/office/drawing/2016/5/12/chartex" xmlns:cx7="http://schemas.microsoft.com/office/drawing/2016/5/13/chartex" xmlns:cx8="http://schemas.microsoft.com/office/drawing/2016/5/14/chartex" xmlns:mc="http://schemas.openxmlformats.org/markup-compatibility/2006" xmlns:m="http://schemas.openxmlformats.org/officeDocument/2006/math" xmlns:aink="http://schemas.microsoft.com/office/drawing/2016/ink" xmlns:am3d="http://schemas.microsoft.com/office/drawing/2017/model3d" xmlns:oel="http://schemas.microsoft.com/office/2019/extlst" xmlns:r="http://schemas.openxmlformats.org/officeDocument/2006/relationships" xmlns:wp14="http://schemas.microsoft.com/office/word/2010/wordprocessingDrawing" xmlns:wp="http://schemas.openxmlformats.org/drawingml/2006/wordprocessingDrawing" xmlns:wpg="http://schemas.microsoft.com/office/word/2010/wordprocessingGroup" xmlns:wpi="http://schemas.microsoft.com/office/word/2010/wordprocessingInk" xmlns:wps="http://schemas.microsoft.com/office/word/2010/wordprocessingShape" xmlns:o="urn:schemas-microsoft-com:office:office" xmlns:v="urn:schemas-microsoft-com:vml" xmlns:w10="urn:schemas-microsoft-com:office:word" xmlns:w="http://schemas.openxmlformats.org/wordprocessingml/2006/main" xmlns:w14="http://schemas.microsoft.com/office/word/2010/wordml" xmlns:w15="http://schemas.microsoft.com/office/word/2012/wordml" xmlns:w16cex="http://schemas.microsoft.com/office/word/2018/wordml/cex" xmlns:w16cid="http://schemas.microsoft.com/office/word/2016/wordml/cid" xmlns:w16="http://schemas.microsoft.com/office/word/2018/wordml" xmlns:w16sdtdh="http://schemas.microsoft.com/office/word/2020/wordml/sdtdatahash" xmlns:w16sdtfl="http://schemas.microsoft.com/office/word/2024/wordml/sdtformatlock" xmlns:w16se="http://schemas.microsoft.com/office/word/2015/wordml/symex" xmlns:w16du="http://schemas.microsoft.com/office/word/2023/wordml/word16du" xmlns:wne="http://schemas.microsoft.com/office/word/2006/wordml" mc:Ignorable="w14 w15 w16se w16cid w16 w16cex w16sdtdh w16sdtfl w16du wp14">
   <w:p>
     <w:pPr>
       <w:pStyle w:val="Footer"/>
@@ -16781,7 +18660,7 @@
 </file>
 
 <file path=word/footnotes.xml><?xml version="1.0" encoding="utf-8"?>
-<w:footnotes xmlns:wpc="http://schemas.microsoft.com/office/word/2010/wordprocessingCanvas" xmlns:cx="http://schemas.microsoft.com/office/drawing/2014/chartex" xmlns:cx1="http://schemas.microsoft.com/office/drawing/2015/9/8/chartex" xmlns:cx2="http://schemas.microsoft.com/office/drawing/2015/10/21/chartex" xmlns:cx3="http://schemas.microsoft.com/office/drawing/2016/5/9/chartex" xmlns:cx4="http://schemas.microsoft.com/office/drawing/2016/5/10/chartex" xmlns:cx5="http://schemas.microsoft.com/office/drawing/2016/5/11/chartex" xmlns:cx6="http://schemas.microsoft.com/office/drawing/2016/5/12/chartex" xmlns:cx7="http://schemas.microsoft.com/office/drawing/2016/5/13/chartex" xmlns:cx8="http://schemas.microsoft.com/office/drawing/2016/5/14/chartex" xmlns:mc="http://schemas.openxmlformats.org/markup-compatibility/2006" xmlns:aink="http://schemas.microsoft.com/office/drawing/2016/ink" xmlns:am3d="http://schemas.microsoft.com/office/drawing/2017/model3d" xmlns:o="urn:schemas-microsoft-com:office:office" xmlns:oel="http://schemas.microsoft.com/office/2019/extlst" xmlns:r="http://schemas.openxmlformats.org/officeDocument/2006/relationships" xmlns:m="http://schemas.openxmlformats.org/officeDocument/2006/math" xmlns:v="urn:schemas-microsoft-com:vml" xmlns:wp14="http://schemas.microsoft.com/office/word/2010/wordprocessingDrawing" xmlns:wp="http://schemas.openxmlformats.org/drawingml/2006/wordprocessingDrawing" xmlns:w10="urn:schemas-microsoft-com:office:word" xmlns:w="http://schemas.openxmlformats.org/wordprocessingml/2006/main" xmlns:w14="http://schemas.microsoft.com/office/word/2010/wordml" xmlns:w15="http://schemas.microsoft.com/office/word/2012/wordml" xmlns:w16cex="http://schemas.microsoft.com/office/word/2018/wordml/cex" xmlns:w16cid="http://schemas.microsoft.com/office/word/2016/wordml/cid" xmlns:w16="http://schemas.microsoft.com/office/word/2018/wordml" xmlns:w16du="http://schemas.microsoft.com/office/word/2023/wordml/word16du" xmlns:w16sdtdh="http://schemas.microsoft.com/office/word/2020/wordml/sdtdatahash" xmlns:w16sdtfl="http://schemas.microsoft.com/office/word/2024/wordml/sdtformatlock" xmlns:w16se="http://schemas.microsoft.com/office/word/2015/wordml/symex" xmlns:wpg="http://schemas.microsoft.com/office/word/2010/wordprocessingGroup" xmlns:wpi="http://schemas.microsoft.com/office/word/2010/wordprocessingInk" xmlns:wne="http://schemas.microsoft.com/office/word/2006/wordml" xmlns:wps="http://schemas.microsoft.com/office/word/2010/wordprocessingShape" mc:Ignorable="w14 w15 w16se w16cid w16 w16cex w16sdtdh w16sdtfl w16du wp14">
+<w:footnotes xmlns:wpc="http://schemas.microsoft.com/office/word/2010/wordprocessingCanvas" xmlns:cx="http://schemas.microsoft.com/office/drawing/2014/chartex" xmlns:cx1="http://schemas.microsoft.com/office/drawing/2015/9/8/chartex" xmlns:cx2="http://schemas.microsoft.com/office/drawing/2015/10/21/chartex" xmlns:cx3="http://schemas.microsoft.com/office/drawing/2016/5/9/chartex" xmlns:cx4="http://schemas.microsoft.com/office/drawing/2016/5/10/chartex" xmlns:cx5="http://schemas.microsoft.com/office/drawing/2016/5/11/chartex" xmlns:cx6="http://schemas.microsoft.com/office/drawing/2016/5/12/chartex" xmlns:cx7="http://schemas.microsoft.com/office/drawing/2016/5/13/chartex" xmlns:cx8="http://schemas.microsoft.com/office/drawing/2016/5/14/chartex" xmlns:mc="http://schemas.openxmlformats.org/markup-compatibility/2006" xmlns:m="http://schemas.openxmlformats.org/officeDocument/2006/math" xmlns:aink="http://schemas.microsoft.com/office/drawing/2016/ink" xmlns:am3d="http://schemas.microsoft.com/office/drawing/2017/model3d" xmlns:oel="http://schemas.microsoft.com/office/2019/extlst" xmlns:r="http://schemas.openxmlformats.org/officeDocument/2006/relationships" xmlns:wp14="http://schemas.microsoft.com/office/word/2010/wordprocessingDrawing" xmlns:wp="http://schemas.openxmlformats.org/drawingml/2006/wordprocessingDrawing" xmlns:wpg="http://schemas.microsoft.com/office/word/2010/wordprocessingGroup" xmlns:wpi="http://schemas.microsoft.com/office/word/2010/wordprocessingInk" xmlns:wps="http://schemas.microsoft.com/office/word/2010/wordprocessingShape" xmlns:o="urn:schemas-microsoft-com:office:office" xmlns:v="urn:schemas-microsoft-com:vml" xmlns:w10="urn:schemas-microsoft-com:office:word" xmlns:w="http://schemas.openxmlformats.org/wordprocessingml/2006/main" xmlns:w14="http://schemas.microsoft.com/office/word/2010/wordml" xmlns:w15="http://schemas.microsoft.com/office/word/2012/wordml" xmlns:w16cex="http://schemas.microsoft.com/office/word/2018/wordml/cex" xmlns:w16cid="http://schemas.microsoft.com/office/word/2016/wordml/cid" xmlns:w16="http://schemas.microsoft.com/office/word/2018/wordml" xmlns:w16sdtdh="http://schemas.microsoft.com/office/word/2020/wordml/sdtdatahash" xmlns:w16sdtfl="http://schemas.microsoft.com/office/word/2024/wordml/sdtformatlock" xmlns:w16se="http://schemas.microsoft.com/office/word/2015/wordml/symex" xmlns:w16du="http://schemas.microsoft.com/office/word/2023/wordml/word16du" xmlns:wne="http://schemas.microsoft.com/office/word/2006/wordml" mc:Ignorable="w14 w15 w16se w16cid w16 w16cex w16sdtdh w16sdtfl w16du wp14">
   <w:footnote w:type="separator" w:id="-1">
     <w:p>
       <w:r>
@@ -16800,7 +18679,7 @@
 </file>
 
 <file path=word/header1.xml><?xml version="1.0" encoding="utf-8"?>
-<w:hdr xmlns:wpc="http://schemas.microsoft.com/office/word/2010/wordprocessingCanvas" xmlns:cx="http://schemas.microsoft.com/office/drawing/2014/chartex" xmlns:cx1="http://schemas.microsoft.com/office/drawing/2015/9/8/chartex" xmlns:cx2="http://schemas.microsoft.com/office/drawing/2015/10/21/chartex" xmlns:cx3="http://schemas.microsoft.com/office/drawing/2016/5/9/chartex" xmlns:cx4="http://schemas.microsoft.com/office/drawing/2016/5/10/chartex" xmlns:cx5="http://schemas.microsoft.com/office/drawing/2016/5/11/chartex" xmlns:cx6="http://schemas.microsoft.com/office/drawing/2016/5/12/chartex" xmlns:cx7="http://schemas.microsoft.com/office/drawing/2016/5/13/chartex" xmlns:cx8="http://schemas.microsoft.com/office/drawing/2016/5/14/chartex" xmlns:mc="http://schemas.openxmlformats.org/markup-compatibility/2006" xmlns:aink="http://schemas.microsoft.com/office/drawing/2016/ink" xmlns:am3d="http://schemas.microsoft.com/office/drawing/2017/model3d" xmlns:o="urn:schemas-microsoft-com:office:office" xmlns:oel="http://schemas.microsoft.com/office/2019/extlst" xmlns:r="http://schemas.openxmlformats.org/officeDocument/2006/relationships" xmlns:m="http://schemas.openxmlformats.org/officeDocument/2006/math" xmlns:v="urn:schemas-microsoft-com:vml" xmlns:wp14="http://schemas.microsoft.com/office/word/2010/wordprocessingDrawing" xmlns:wp="http://schemas.openxmlformats.org/drawingml/2006/wordprocessingDrawing" xmlns:w10="urn:schemas-microsoft-com:office:word" xmlns:w="http://schemas.openxmlformats.org/wordprocessingml/2006/main" xmlns:w14="http://schemas.microsoft.com/office/word/2010/wordml" xmlns:w15="http://schemas.microsoft.com/office/word/2012/wordml" xmlns:w16cex="http://schemas.microsoft.com/office/word/2018/wordml/cex" xmlns:w16cid="http://schemas.microsoft.com/office/word/2016/wordml/cid" xmlns:w16="http://schemas.microsoft.com/office/word/2018/wordml" xmlns:w16du="http://schemas.microsoft.com/office/word/2023/wordml/word16du" xmlns:w16sdtdh="http://schemas.microsoft.com/office/word/2020/wordml/sdtdatahash" xmlns:w16sdtfl="http://schemas.microsoft.com/office/word/2024/wordml/sdtformatlock" xmlns:w16se="http://schemas.microsoft.com/office/word/2015/wordml/symex" xmlns:wpg="http://schemas.microsoft.com/office/word/2010/wordprocessingGroup" xmlns:wpi="http://schemas.microsoft.com/office/word/2010/wordprocessingInk" xmlns:wne="http://schemas.microsoft.com/office/word/2006/wordml" xmlns:wps="http://schemas.microsoft.com/office/word/2010/wordprocessingShape" mc:Ignorable="w14 w15 w16se w16cid w16 w16cex w16sdtdh w16sdtfl w16du wp14">
+<w:hdr xmlns:wpc="http://schemas.microsoft.com/office/word/2010/wordprocessingCanvas" xmlns:cx="http://schemas.microsoft.com/office/drawing/2014/chartex" xmlns:cx1="http://schemas.microsoft.com/office/drawing/2015/9/8/chartex" xmlns:cx2="http://schemas.microsoft.com/office/drawing/2015/10/21/chartex" xmlns:cx3="http://schemas.microsoft.com/office/drawing/2016/5/9/chartex" xmlns:cx4="http://schemas.microsoft.com/office/drawing/2016/5/10/chartex" xmlns:cx5="http://schemas.microsoft.com/office/drawing/2016/5/11/chartex" xmlns:cx6="http://schemas.microsoft.com/office/drawing/2016/5/12/chartex" xmlns:cx7="http://schemas.microsoft.com/office/drawing/2016/5/13/chartex" xmlns:cx8="http://schemas.microsoft.com/office/drawing/2016/5/14/chartex" xmlns:mc="http://schemas.openxmlformats.org/markup-compatibility/2006" xmlns:m="http://schemas.openxmlformats.org/officeDocument/2006/math" xmlns:aink="http://schemas.microsoft.com/office/drawing/2016/ink" xmlns:am3d="http://schemas.microsoft.com/office/drawing/2017/model3d" xmlns:oel="http://schemas.microsoft.com/office/2019/extlst" xmlns:r="http://schemas.openxmlformats.org/officeDocument/2006/relationships" xmlns:wp14="http://schemas.microsoft.com/office/word/2010/wordprocessingDrawing" xmlns:wp="http://schemas.openxmlformats.org/drawingml/2006/wordprocessingDrawing" xmlns:wpg="http://schemas.microsoft.com/office/word/2010/wordprocessingGroup" xmlns:wpi="http://schemas.microsoft.com/office/word/2010/wordprocessingInk" xmlns:wps="http://schemas.microsoft.com/office/word/2010/wordprocessingShape" xmlns:o="urn:schemas-microsoft-com:office:office" xmlns:v="urn:schemas-microsoft-com:vml" xmlns:w10="urn:schemas-microsoft-com:office:word" xmlns:w="http://schemas.openxmlformats.org/wordprocessingml/2006/main" xmlns:w14="http://schemas.microsoft.com/office/word/2010/wordml" xmlns:w15="http://schemas.microsoft.com/office/word/2012/wordml" xmlns:w16cex="http://schemas.microsoft.com/office/word/2018/wordml/cex" xmlns:w16cid="http://schemas.microsoft.com/office/word/2016/wordml/cid" xmlns:w16="http://schemas.microsoft.com/office/word/2018/wordml" xmlns:w16sdtdh="http://schemas.microsoft.com/office/word/2020/wordml/sdtdatahash" xmlns:w16sdtfl="http://schemas.microsoft.com/office/word/2024/wordml/sdtformatlock" xmlns:w16se="http://schemas.microsoft.com/office/word/2015/wordml/symex" xmlns:w16du="http://schemas.microsoft.com/office/word/2023/wordml/word16du" xmlns:wne="http://schemas.microsoft.com/office/word/2006/wordml" mc:Ignorable="w14 w15 w16se w16cid w16 w16cex w16sdtdh w16sdtfl w16du wp14">
   <w:p>
     <w:pPr>
       <w:pStyle w:val="Header"/>
@@ -16840,7 +18719,7 @@
 </file>
 
 <file path=word/header2.xml><?xml version="1.0" encoding="utf-8"?>
-<w:hdr xmlns:wpc="http://schemas.microsoft.com/office/word/2010/wordprocessingCanvas" xmlns:cx="http://schemas.microsoft.com/office/drawing/2014/chartex" xmlns:cx1="http://schemas.microsoft.com/office/drawing/2015/9/8/chartex" xmlns:cx2="http://schemas.microsoft.com/office/drawing/2015/10/21/chartex" xmlns:cx3="http://schemas.microsoft.com/office/drawing/2016/5/9/chartex" xmlns:cx4="http://schemas.microsoft.com/office/drawing/2016/5/10/chartex" xmlns:cx5="http://schemas.microsoft.com/office/drawing/2016/5/11/chartex" xmlns:cx6="http://schemas.microsoft.com/office/drawing/2016/5/12/chartex" xmlns:cx7="http://schemas.microsoft.com/office/drawing/2016/5/13/chartex" xmlns:cx8="http://schemas.microsoft.com/office/drawing/2016/5/14/chartex" xmlns:mc="http://schemas.openxmlformats.org/markup-compatibility/2006" xmlns:aink="http://schemas.microsoft.com/office/drawing/2016/ink" xmlns:am3d="http://schemas.microsoft.com/office/drawing/2017/model3d" xmlns:o="urn:schemas-microsoft-com:office:office" xmlns:oel="http://schemas.microsoft.com/office/2019/extlst" xmlns:r="http://schemas.openxmlformats.org/officeDocument/2006/relationships" xmlns:m="http://schemas.openxmlformats.org/officeDocument/2006/math" xmlns:v="urn:schemas-microsoft-com:vml" xmlns:wp14="http://schemas.microsoft.com/office/word/2010/wordprocessingDrawing" xmlns:wp="http://schemas.openxmlformats.org/drawingml/2006/wordprocessingDrawing" xmlns:w10="urn:schemas-microsoft-com:office:word" xmlns:w="http://schemas.openxmlformats.org/wordprocessingml/2006/main" xmlns:w14="http://schemas.microsoft.com/office/word/2010/wordml" xmlns:w15="http://schemas.microsoft.com/office/word/2012/wordml" xmlns:w16cex="http://schemas.microsoft.com/office/word/2018/wordml/cex" xmlns:w16cid="http://schemas.microsoft.com/office/word/2016/wordml/cid" xmlns:w16="http://schemas.microsoft.com/office/word/2018/wordml" xmlns:w16du="http://schemas.microsoft.com/office/word/2023/wordml/word16du" xmlns:w16sdtdh="http://schemas.microsoft.com/office/word/2020/wordml/sdtdatahash" xmlns:w16sdtfl="http://schemas.microsoft.com/office/word/2024/wordml/sdtformatlock" xmlns:w16se="http://schemas.microsoft.com/office/word/2015/wordml/symex" xmlns:wpg="http://schemas.microsoft.com/office/word/2010/wordprocessingGroup" xmlns:wpi="http://schemas.microsoft.com/office/word/2010/wordprocessingInk" xmlns:wne="http://schemas.microsoft.com/office/word/2006/wordml" xmlns:wps="http://schemas.microsoft.com/office/word/2010/wordprocessingShape" mc:Ignorable="w14 w15 w16se w16cid w16 w16cex w16sdtdh w16sdtfl w16du wp14">
+<w:hdr xmlns:wpc="http://schemas.microsoft.com/office/word/2010/wordprocessingCanvas" xmlns:cx="http://schemas.microsoft.com/office/drawing/2014/chartex" xmlns:cx1="http://schemas.microsoft.com/office/drawing/2015/9/8/chartex" xmlns:cx2="http://schemas.microsoft.com/office/drawing/2015/10/21/chartex" xmlns:cx3="http://schemas.microsoft.com/office/drawing/2016/5/9/chartex" xmlns:cx4="http://schemas.microsoft.com/office/drawing/2016/5/10/chartex" xmlns:cx5="http://schemas.microsoft.com/office/drawing/2016/5/11/chartex" xmlns:cx6="http://schemas.microsoft.com/office/drawing/2016/5/12/chartex" xmlns:cx7="http://schemas.microsoft.com/office/drawing/2016/5/13/chartex" xmlns:cx8="http://schemas.microsoft.com/office/drawing/2016/5/14/chartex" xmlns:mc="http://schemas.openxmlformats.org/markup-compatibility/2006" xmlns:m="http://schemas.openxmlformats.org/officeDocument/2006/math" xmlns:aink="http://schemas.microsoft.com/office/drawing/2016/ink" xmlns:am3d="http://schemas.microsoft.com/office/drawing/2017/model3d" xmlns:oel="http://schemas.microsoft.com/office/2019/extlst" xmlns:r="http://schemas.openxmlformats.org/officeDocument/2006/relationships" xmlns:wp14="http://schemas.microsoft.com/office/word/2010/wordprocessingDrawing" xmlns:wp="http://schemas.openxmlformats.org/drawingml/2006/wordprocessingDrawing" xmlns:wpg="http://schemas.microsoft.com/office/word/2010/wordprocessingGroup" xmlns:wpi="http://schemas.microsoft.com/office/word/2010/wordprocessingInk" xmlns:wps="http://schemas.microsoft.com/office/word/2010/wordprocessingShape" xmlns:o="urn:schemas-microsoft-com:office:office" xmlns:v="urn:schemas-microsoft-com:vml" xmlns:w10="urn:schemas-microsoft-com:office:word" xmlns:w="http://schemas.openxmlformats.org/wordprocessingml/2006/main" xmlns:w14="http://schemas.microsoft.com/office/word/2010/wordml" xmlns:w15="http://schemas.microsoft.com/office/word/2012/wordml" xmlns:w16cex="http://schemas.microsoft.com/office/word/2018/wordml/cex" xmlns:w16cid="http://schemas.microsoft.com/office/word/2016/wordml/cid" xmlns:w16="http://schemas.microsoft.com/office/word/2018/wordml" xmlns:w16sdtdh="http://schemas.microsoft.com/office/word/2020/wordml/sdtdatahash" xmlns:w16sdtfl="http://schemas.microsoft.com/office/word/2024/wordml/sdtformatlock" xmlns:w16se="http://schemas.microsoft.com/office/word/2015/wordml/symex" xmlns:w16du="http://schemas.microsoft.com/office/word/2023/wordml/word16du" xmlns:wne="http://schemas.microsoft.com/office/word/2006/wordml" mc:Ignorable="w14 w15 w16se w16cid w16 w16cex w16sdtdh w16sdtfl w16du wp14">
   <w:p>
     <w:pPr>
       <w:pStyle w:val="Header"/>
@@ -16865,14 +18744,32 @@
       <w:rPr>
         <w:rFonts w:ascii="Garamond" w:hAnsi="Garamond"/>
       </w:rPr>
-      <w:t>09-June-2026</w:t>
+      <w:t>15</w:t>
+    </w:r>
+    <w:r>
+      <w:rPr>
+        <w:rFonts w:ascii="Garamond" w:hAnsi="Garamond"/>
+      </w:rPr>
+      <w:t>-</w:t>
+    </w:r>
+    <w:r>
+      <w:rPr>
+        <w:rFonts w:ascii="Garamond" w:hAnsi="Garamond"/>
+      </w:rPr>
+      <w:t>Sept</w:t>
+    </w:r>
+    <w:r>
+      <w:rPr>
+        <w:rFonts w:ascii="Garamond" w:hAnsi="Garamond"/>
+      </w:rPr>
+      <w:t>-2026</w:t>
     </w:r>
   </w:p>
 </w:hdr>
 </file>
 
 <file path=word/numbering.xml><?xml version="1.0" encoding="utf-8"?>
-<w:numbering xmlns:wpc="http://schemas.microsoft.com/office/word/2010/wordprocessingCanvas" xmlns:cx="http://schemas.microsoft.com/office/drawing/2014/chartex" xmlns:cx1="http://schemas.microsoft.com/office/drawing/2015/9/8/chartex" xmlns:cx2="http://schemas.microsoft.com/office/drawing/2015/10/21/chartex" xmlns:cx3="http://schemas.microsoft.com/office/drawing/2016/5/9/chartex" xmlns:cx4="http://schemas.microsoft.com/office/drawing/2016/5/10/chartex" xmlns:cx5="http://schemas.microsoft.com/office/drawing/2016/5/11/chartex" xmlns:cx6="http://schemas.microsoft.com/office/drawing/2016/5/12/chartex" xmlns:cx7="http://schemas.microsoft.com/office/drawing/2016/5/13/chartex" xmlns:cx8="http://schemas.microsoft.com/office/drawing/2016/5/14/chartex" xmlns:mc="http://schemas.openxmlformats.org/markup-compatibility/2006" xmlns:aink="http://schemas.microsoft.com/office/drawing/2016/ink" xmlns:am3d="http://schemas.microsoft.com/office/drawing/2017/model3d" xmlns:o="urn:schemas-microsoft-com:office:office" xmlns:oel="http://schemas.microsoft.com/office/2019/extlst" xmlns:r="http://schemas.openxmlformats.org/officeDocument/2006/relationships" xmlns:m="http://schemas.openxmlformats.org/officeDocument/2006/math" xmlns:v="urn:schemas-microsoft-com:vml" xmlns:wp14="http://schemas.microsoft.com/office/word/2010/wordprocessingDrawing" xmlns:wp="http://schemas.openxmlformats.org/drawingml/2006/wordprocessingDrawing" xmlns:w10="urn:schemas-microsoft-com:office:word" xmlns:w="http://schemas.openxmlformats.org/wordprocessingml/2006/main" xmlns:w14="http://schemas.microsoft.com/office/word/2010/wordml" xmlns:w15="http://schemas.microsoft.com/office/word/2012/wordml" xmlns:w16cex="http://schemas.microsoft.com/office/word/2018/wordml/cex" xmlns:w16cid="http://schemas.microsoft.com/office/word/2016/wordml/cid" xmlns:w16="http://schemas.microsoft.com/office/word/2018/wordml" xmlns:w16du="http://schemas.microsoft.com/office/word/2023/wordml/word16du" xmlns:w16sdtdh="http://schemas.microsoft.com/office/word/2020/wordml/sdtdatahash" xmlns:w16sdtfl="http://schemas.microsoft.com/office/word/2024/wordml/sdtformatlock" xmlns:w16se="http://schemas.microsoft.com/office/word/2015/wordml/symex" xmlns:wpg="http://schemas.microsoft.com/office/word/2010/wordprocessingGroup" xmlns:wpi="http://schemas.microsoft.com/office/word/2010/wordprocessingInk" xmlns:wne="http://schemas.microsoft.com/office/word/2006/wordml" xmlns:wps="http://schemas.microsoft.com/office/word/2010/wordprocessingShape" mc:Ignorable="w14 w15 w16se w16cid w16 w16cex w16sdtdh w16sdtfl w16du wp14">
+<w:numbering xmlns:wpc="http://schemas.microsoft.com/office/word/2010/wordprocessingCanvas" xmlns:cx="http://schemas.microsoft.com/office/drawing/2014/chartex" xmlns:cx1="http://schemas.microsoft.com/office/drawing/2015/9/8/chartex" xmlns:cx2="http://schemas.microsoft.com/office/drawing/2015/10/21/chartex" xmlns:cx3="http://schemas.microsoft.com/office/drawing/2016/5/9/chartex" xmlns:cx4="http://schemas.microsoft.com/office/drawing/2016/5/10/chartex" xmlns:cx5="http://schemas.microsoft.com/office/drawing/2016/5/11/chartex" xmlns:cx6="http://schemas.microsoft.com/office/drawing/2016/5/12/chartex" xmlns:cx7="http://schemas.microsoft.com/office/drawing/2016/5/13/chartex" xmlns:cx8="http://schemas.microsoft.com/office/drawing/2016/5/14/chartex" xmlns:mc="http://schemas.openxmlformats.org/markup-compatibility/2006" xmlns:m="http://schemas.openxmlformats.org/officeDocument/2006/math" xmlns:aink="http://schemas.microsoft.com/office/drawing/2016/ink" xmlns:am3d="http://schemas.microsoft.com/office/drawing/2017/model3d" xmlns:oel="http://schemas.microsoft.com/office/2019/extlst" xmlns:r="http://schemas.openxmlformats.org/officeDocument/2006/relationships" xmlns:wp14="http://schemas.microsoft.com/office/word/2010/wordprocessingDrawing" xmlns:wp="http://schemas.openxmlformats.org/drawingml/2006/wordprocessingDrawing" xmlns:wpg="http://schemas.microsoft.com/office/word/2010/wordprocessingGroup" xmlns:wpi="http://schemas.microsoft.com/office/word/2010/wordprocessingInk" xmlns:wps="http://schemas.microsoft.com/office/word/2010/wordprocessingShape" xmlns:o="urn:schemas-microsoft-com:office:office" xmlns:v="urn:schemas-microsoft-com:vml" xmlns:w10="urn:schemas-microsoft-com:office:word" xmlns:w="http://schemas.openxmlformats.org/wordprocessingml/2006/main" xmlns:w14="http://schemas.microsoft.com/office/word/2010/wordml" xmlns:w15="http://schemas.microsoft.com/office/word/2012/wordml" xmlns:w16cex="http://schemas.microsoft.com/office/word/2018/wordml/cex" xmlns:w16cid="http://schemas.microsoft.com/office/word/2016/wordml/cid" xmlns:w16="http://schemas.microsoft.com/office/word/2018/wordml" xmlns:w16sdtdh="http://schemas.microsoft.com/office/word/2020/wordml/sdtdatahash" xmlns:w16sdtfl="http://schemas.microsoft.com/office/word/2024/wordml/sdtformatlock" xmlns:w16se="http://schemas.microsoft.com/office/word/2015/wordml/symex" xmlns:w16du="http://schemas.microsoft.com/office/word/2023/wordml/word16du" xmlns:wne="http://schemas.microsoft.com/office/word/2006/wordml" mc:Ignorable="w14 w15 w16se w16cid w16 w16cex w16sdtdh w16sdtfl w16du wp14">
   <w:abstractNum w:abstractNumId="0" w15:restartNumberingAfterBreak="0">
     <w:nsid w:val="01263382"/>
     <w:multiLevelType w:val="multilevel"/>
@@ -18617,7 +20514,7 @@
 </file>
 
 <file path=word/styles.xml><?xml version="1.0" encoding="utf-8"?>
-<w:styles xmlns:mc="http://schemas.openxmlformats.org/markup-compatibility/2006" xmlns:r="http://schemas.openxmlformats.org/officeDocument/2006/relationships" xmlns:w="http://schemas.openxmlformats.org/wordprocessingml/2006/main" xmlns:w14="http://schemas.microsoft.com/office/word/2010/wordml" xmlns:w15="http://schemas.microsoft.com/office/word/2012/wordml" xmlns:w16cex="http://schemas.microsoft.com/office/word/2018/wordml/cex" xmlns:w16cid="http://schemas.microsoft.com/office/word/2016/wordml/cid" xmlns:w16="http://schemas.microsoft.com/office/word/2018/wordml" xmlns:w16du="http://schemas.microsoft.com/office/word/2023/wordml/word16du" xmlns:w16sdtdh="http://schemas.microsoft.com/office/word/2020/wordml/sdtdatahash" xmlns:w16sdtfl="http://schemas.microsoft.com/office/word/2024/wordml/sdtformatlock" xmlns:w16se="http://schemas.microsoft.com/office/word/2015/wordml/symex" mc:Ignorable="w14 w15 w16se w16cid w16 w16cex w16sdtdh w16sdtfl w16du">
+<w:styles xmlns:mc="http://schemas.openxmlformats.org/markup-compatibility/2006" xmlns:r="http://schemas.openxmlformats.org/officeDocument/2006/relationships" xmlns:w="http://schemas.openxmlformats.org/wordprocessingml/2006/main" xmlns:w14="http://schemas.microsoft.com/office/word/2010/wordml" xmlns:w15="http://schemas.microsoft.com/office/word/2012/wordml" xmlns:w16cex="http://schemas.microsoft.com/office/word/2018/wordml/cex" xmlns:w16cid="http://schemas.microsoft.com/office/word/2016/wordml/cid" xmlns:w16="http://schemas.microsoft.com/office/word/2018/wordml" xmlns:w16sdtdh="http://schemas.microsoft.com/office/word/2020/wordml/sdtdatahash" xmlns:w16sdtfl="http://schemas.microsoft.com/office/word/2024/wordml/sdtformatlock" xmlns:w16se="http://schemas.microsoft.com/office/word/2015/wordml/symex" xmlns:w16du="http://schemas.microsoft.com/office/word/2023/wordml/word16du" mc:Ignorable="w14 w15 w16se w16cid w16 w16cex w16sdtdh w16sdtfl w16du">
   <w:docDefaults>
     <w:rPrDefault>
       <w:rPr>

--- a/CV_Berry_Current.docx
+++ b/CV_Berry_Current.docx
@@ -24,6 +24,16 @@
           <w:szCs w:val="40"/>
         </w:rPr>
         <w:t>Grant M. Berry</w:t>
+      </w:r>
+      <w:r>
+        <w:rPr>
+          <w:rFonts w:ascii="Goudy Old Style" w:hAnsi="Goudy Old Style" w:cs="Didot"/>
+          <w:b/>
+          <w:bCs/>
+          <w:sz w:val="40"/>
+          <w:szCs w:val="40"/>
+        </w:rPr>
+        <w:t>, Ph.D.</w:t>
       </w:r>
     </w:p>
     <w:p>
@@ -563,7 +573,43 @@
                 <w:rFonts w:ascii="Goudy Old Style" w:hAnsi="Goudy Old Style" w:cs="Didot"/>
               </w:rPr>
               <w:br/>
-              <w:t>Villanova University (Villanova, PA)</w:t>
+              <w:t>Villanova University</w:t>
+            </w:r>
+            <w:r>
+              <w:rPr>
+                <w:rFonts w:ascii="Goudy Old Style" w:hAnsi="Goudy Old Style" w:cs="Didot"/>
+              </w:rPr>
+              <w:t>,</w:t>
+            </w:r>
+            <w:r>
+              <w:rPr>
+                <w:rFonts w:ascii="Goudy Old Style" w:hAnsi="Goudy Old Style" w:cs="Didot"/>
+              </w:rPr>
+              <w:t xml:space="preserve"> </w:t>
+            </w:r>
+            <w:r>
+              <w:rPr>
+                <w:rFonts w:ascii="Goudy Old Style" w:hAnsi="Goudy Old Style" w:cs="Didot"/>
+              </w:rPr>
+              <w:t xml:space="preserve">Cabrini Campus </w:t>
+            </w:r>
+            <w:r>
+              <w:rPr>
+                <w:rFonts w:ascii="Goudy Old Style" w:hAnsi="Goudy Old Style" w:cs="Didot"/>
+              </w:rPr>
+              <w:t>(</w:t>
+            </w:r>
+            <w:r>
+              <w:rPr>
+                <w:rFonts w:ascii="Goudy Old Style" w:hAnsi="Goudy Old Style" w:cs="Didot"/>
+              </w:rPr>
+              <w:t>Radnor</w:t>
+            </w:r>
+            <w:r>
+              <w:rPr>
+                <w:rFonts w:ascii="Goudy Old Style" w:hAnsi="Goudy Old Style" w:cs="Didot"/>
+              </w:rPr>
+              <w:t>, PA)</w:t>
             </w:r>
           </w:p>
         </w:tc>
@@ -658,13 +704,59 @@
               <w:contextualSpacing/>
               <w:rPr>
                 <w:rFonts w:ascii="Goudy Old Style" w:hAnsi="Goudy Old Style" w:cs="Didot"/>
-              </w:rPr>
-            </w:pPr>
-            <w:r>
-              <w:rPr>
-                <w:rFonts w:ascii="Goudy Old Style" w:hAnsi="Goudy Old Style" w:cs="Didot"/>
-              </w:rPr>
-              <w:t>Villanova University (Villanova, PA)</w:t>
+                <w:lang w:val="es-ES"/>
+              </w:rPr>
+            </w:pPr>
+            <w:r>
+              <w:rPr>
+                <w:rFonts w:ascii="Goudy Old Style" w:hAnsi="Goudy Old Style" w:cs="Didot"/>
+                <w:lang w:val="es-ES"/>
+              </w:rPr>
+              <w:t xml:space="preserve">Villanova </w:t>
+            </w:r>
+            <w:proofErr w:type="spellStart"/>
+            <w:r>
+              <w:rPr>
+                <w:rFonts w:ascii="Goudy Old Style" w:hAnsi="Goudy Old Style" w:cs="Didot"/>
+                <w:lang w:val="es-ES"/>
+              </w:rPr>
+              <w:t>University</w:t>
+            </w:r>
+            <w:proofErr w:type="spellEnd"/>
+            <w:r>
+              <w:rPr>
+                <w:rFonts w:ascii="Goudy Old Style" w:hAnsi="Goudy Old Style" w:cs="Didot"/>
+                <w:lang w:val="es-ES"/>
+              </w:rPr>
+              <w:t>,</w:t>
+            </w:r>
+            <w:r>
+              <w:rPr>
+                <w:rFonts w:ascii="Goudy Old Style" w:hAnsi="Goudy Old Style" w:cs="Didot"/>
+                <w:lang w:val="es-ES"/>
+              </w:rPr>
+              <w:t xml:space="preserve"> </w:t>
+            </w:r>
+            <w:r>
+              <w:rPr>
+                <w:rFonts w:ascii="Goudy Old Style" w:hAnsi="Goudy Old Style" w:cs="Didot"/>
+                <w:lang w:val="es-ES"/>
+              </w:rPr>
+              <w:t>Villanova</w:t>
+            </w:r>
+            <w:r>
+              <w:rPr>
+                <w:rFonts w:ascii="Goudy Old Style" w:hAnsi="Goudy Old Style" w:cs="Didot"/>
+                <w:lang w:val="es-ES"/>
+              </w:rPr>
+              <w:t xml:space="preserve"> Campus </w:t>
+            </w:r>
+            <w:r>
+              <w:rPr>
+                <w:rFonts w:ascii="Goudy Old Style" w:hAnsi="Goudy Old Style" w:cs="Didot"/>
+                <w:lang w:val="es-ES"/>
+              </w:rPr>
+              <w:t>(Villanova, PA)</w:t>
             </w:r>
           </w:p>
         </w:tc>
@@ -698,7 +790,7 @@
       </w:tr>
       <w:tr>
         <w:trPr>
-          <w:trHeight w:val="882"/>
+          <w:trHeight w:val="630"/>
         </w:trPr>
         <w:tc>
           <w:tcPr>
@@ -731,52 +823,31 @@
               <w:contextualSpacing/>
               <w:rPr>
                 <w:rFonts w:ascii="Goudy Old Style" w:hAnsi="Goudy Old Style" w:cs="Didot"/>
-              </w:rPr>
-            </w:pPr>
-            <w:r>
-              <w:rPr>
-                <w:rFonts w:ascii="Goudy Old Style" w:hAnsi="Goudy Old Style" w:cs="Didot"/>
-              </w:rPr>
-              <w:t>Mendel Science Center G65-B (</w:t>
-            </w:r>
+                <w:lang w:val="es-ES"/>
+              </w:rPr>
+            </w:pPr>
             <w:r>
               <w:rPr>
                 <w:rFonts w:ascii="Goudy Old Style" w:hAnsi="Goudy Old Style" w:cs="Didot"/>
                 <w:b/>
                 <w:bCs/>
+                <w:lang w:val="es-ES"/>
               </w:rPr>
               <w:t>Web</w:t>
             </w:r>
             <w:r>
               <w:rPr>
                 <w:rFonts w:ascii="Goudy Old Style" w:hAnsi="Goudy Old Style" w:cs="Didot"/>
+                <w:lang w:val="es-ES"/>
               </w:rPr>
               <w:t xml:space="preserve">: </w:t>
             </w:r>
             <w:r>
               <w:rPr>
                 <w:rFonts w:ascii="Goudy Old Style" w:hAnsi="Goudy Old Style" w:cs="Didot"/>
-              </w:rPr>
-              <w:t>luv-lab.info)</w:t>
-            </w:r>
-          </w:p>
-          <w:p>
-            <w:pPr>
-              <w:spacing w:after="60"/>
-              <w:ind w:left="609" w:hanging="270"/>
-              <w:contextualSpacing/>
-              <w:rPr>
-                <w:rFonts w:ascii="Goudy Old Style" w:hAnsi="Goudy Old Style" w:cs="Didot"/>
-                <w:b/>
-                <w:bCs/>
-              </w:rPr>
-            </w:pPr>
-            <w:r>
-              <w:rPr>
-                <w:rFonts w:ascii="Goudy Old Style" w:hAnsi="Goudy Old Style" w:cs="Didot"/>
                 <w:lang w:val="es-ES"/>
               </w:rPr>
-              <w:t>Villanova University (Villanova, PA)</w:t>
+              <w:t>luv-lab.info</w:t>
             </w:r>
           </w:p>
         </w:tc>
@@ -1975,7 +2046,7 @@
       <w:tr>
         <w:tc>
           <w:tcPr>
-            <w:tcW w:w="939" w:type="dxa"/>
+            <w:tcW w:w="993" w:type="dxa"/>
           </w:tcPr>
           <w:p>
             <w:pPr>
@@ -2001,7 +2072,7 @@
         </w:tc>
         <w:tc>
           <w:tcPr>
-            <w:tcW w:w="8470" w:type="dxa"/>
+            <w:tcW w:w="8386" w:type="dxa"/>
           </w:tcPr>
           <w:p>
             <w:pPr>
@@ -2024,11 +2095,17 @@
               <w:t>Minigrant</w:t>
             </w:r>
             <w:proofErr w:type="spellEnd"/>
-          </w:p>
-        </w:tc>
-        <w:tc>
-          <w:tcPr>
-            <w:tcW w:w="666" w:type="dxa"/>
+            <w:r>
+              <w:rPr>
+                <w:rFonts w:ascii="Goudy Old Style" w:hAnsi="Goudy Old Style" w:cs="Didot"/>
+              </w:rPr>
+              <w:t>, Villanova University</w:t>
+            </w:r>
+          </w:p>
+        </w:tc>
+        <w:tc>
+          <w:tcPr>
+            <w:tcW w:w="696" w:type="dxa"/>
           </w:tcPr>
           <w:p>
             <w:pPr>
@@ -2050,7 +2127,7 @@
       <w:tr>
         <w:tc>
           <w:tcPr>
-            <w:tcW w:w="939" w:type="dxa"/>
+            <w:tcW w:w="993" w:type="dxa"/>
           </w:tcPr>
           <w:p>
             <w:pPr>
@@ -2064,69 +2141,46 @@
               <w:rPr>
                 <w:rFonts w:ascii="Goudy Old Style" w:hAnsi="Goudy Old Style" w:cs="Didot"/>
               </w:rPr>
-              <w:t>$35,000</w:t>
-            </w:r>
-          </w:p>
-        </w:tc>
-        <w:tc>
-          <w:tcPr>
-            <w:tcW w:w="8470" w:type="dxa"/>
-          </w:tcPr>
-          <w:p>
-            <w:pPr>
-              <w:contextualSpacing/>
-              <w:rPr>
-                <w:rFonts w:ascii="Goudy Old Style" w:hAnsi="Goudy Old Style" w:cs="Didot"/>
-              </w:rPr>
-            </w:pPr>
-            <w:r>
-              <w:rPr>
-                <w:rFonts w:ascii="Goudy Old Style" w:hAnsi="Goudy Old Style" w:cs="Didot"/>
-              </w:rPr>
-              <w:t>Research Catalyst Grant</w:t>
-            </w:r>
-            <w:r>
-              <w:rPr>
-                <w:rFonts w:ascii="Goudy Old Style" w:hAnsi="Goudy Old Style" w:cs="Didot"/>
-              </w:rPr>
-              <w:t xml:space="preserve"> (co-PL: </w:t>
-            </w:r>
-            <w:r>
-              <w:rPr>
-                <w:rFonts w:ascii="Goudy Old Style" w:hAnsi="Goudy Old Style" w:cs="Didot"/>
-              </w:rPr>
-              <w:t>Joseph C.</w:t>
-            </w:r>
-            <w:r>
-              <w:rPr>
-                <w:rFonts w:ascii="Goudy Old Style" w:hAnsi="Goudy Old Style" w:cs="Didot"/>
-              </w:rPr>
-              <w:t xml:space="preserve"> Toscano), Villanova University</w:t>
-            </w:r>
-          </w:p>
-        </w:tc>
-        <w:tc>
-          <w:tcPr>
-            <w:tcW w:w="666" w:type="dxa"/>
-          </w:tcPr>
-          <w:p>
-            <w:pPr>
-              <w:contextualSpacing/>
-              <w:rPr>
-                <w:rFonts w:ascii="Goudy Old Style" w:hAnsi="Goudy Old Style" w:cs="Didot"/>
-              </w:rPr>
-            </w:pPr>
-            <w:r>
-              <w:rPr>
-                <w:rFonts w:ascii="Goudy Old Style" w:hAnsi="Goudy Old Style" w:cs="Didot"/>
-              </w:rPr>
-              <w:t>202</w:t>
-            </w:r>
-            <w:r>
-              <w:rPr>
-                <w:rFonts w:ascii="Goudy Old Style" w:hAnsi="Goudy Old Style" w:cs="Didot"/>
-              </w:rPr>
-              <w:t>3</w:t>
+              <w:t>$2,800</w:t>
+            </w:r>
+          </w:p>
+        </w:tc>
+        <w:tc>
+          <w:tcPr>
+            <w:tcW w:w="8386" w:type="dxa"/>
+          </w:tcPr>
+          <w:p>
+            <w:pPr>
+              <w:contextualSpacing/>
+              <w:rPr>
+                <w:rFonts w:ascii="Goudy Old Style" w:hAnsi="Goudy Old Style" w:cs="Didot"/>
+              </w:rPr>
+            </w:pPr>
+            <w:r>
+              <w:rPr>
+                <w:rFonts w:ascii="Goudy Old Style" w:hAnsi="Goudy Old Style" w:cs="Didot"/>
+              </w:rPr>
+              <w:t>Faculty Research &amp; Development Grant, Villanova University</w:t>
+            </w:r>
+          </w:p>
+        </w:tc>
+        <w:tc>
+          <w:tcPr>
+            <w:tcW w:w="696" w:type="dxa"/>
+          </w:tcPr>
+          <w:p>
+            <w:pPr>
+              <w:contextualSpacing/>
+              <w:jc w:val="center"/>
+              <w:rPr>
+                <w:rFonts w:ascii="Goudy Old Style" w:hAnsi="Goudy Old Style" w:cs="Didot"/>
+              </w:rPr>
+            </w:pPr>
+            <w:r>
+              <w:rPr>
+                <w:rFonts w:ascii="Goudy Old Style" w:hAnsi="Goudy Old Style" w:cs="Didot"/>
+              </w:rPr>
+              <w:t>2025</w:t>
             </w:r>
           </w:p>
         </w:tc>
@@ -2134,7 +2188,7 @@
       <w:tr>
         <w:tc>
           <w:tcPr>
-            <w:tcW w:w="939" w:type="dxa"/>
+            <w:tcW w:w="993" w:type="dxa"/>
           </w:tcPr>
           <w:p>
             <w:pPr>
@@ -2148,58 +2202,69 @@
               <w:rPr>
                 <w:rFonts w:ascii="Goudy Old Style" w:hAnsi="Goudy Old Style" w:cs="Didot"/>
               </w:rPr>
-              <w:t>$1,000</w:t>
-            </w:r>
-          </w:p>
-        </w:tc>
-        <w:tc>
-          <w:tcPr>
-            <w:tcW w:w="8470" w:type="dxa"/>
-          </w:tcPr>
-          <w:p>
-            <w:pPr>
-              <w:contextualSpacing/>
-              <w:rPr>
-                <w:rFonts w:ascii="Goudy Old Style" w:hAnsi="Goudy Old Style" w:cs="Didot"/>
-              </w:rPr>
-            </w:pPr>
-            <w:r>
-              <w:rPr>
-                <w:rFonts w:ascii="Goudy Old Style" w:hAnsi="Goudy Old Style" w:cs="Didot"/>
-              </w:rPr>
-              <w:t>Villanova Match Research Program (Support for 1</w:t>
-            </w:r>
-            <w:r>
-              <w:rPr>
-                <w:rFonts w:ascii="Goudy Old Style" w:hAnsi="Goudy Old Style" w:cs="Didot"/>
-                <w:vertAlign w:val="superscript"/>
-              </w:rPr>
-              <w:t>st</w:t>
-            </w:r>
-            <w:r>
-              <w:rPr>
-                <w:rFonts w:ascii="Goudy Old Style" w:hAnsi="Goudy Old Style" w:cs="Didot"/>
-              </w:rPr>
-              <w:t>-year Student RA)</w:t>
-            </w:r>
-          </w:p>
-        </w:tc>
-        <w:tc>
-          <w:tcPr>
-            <w:tcW w:w="666" w:type="dxa"/>
-          </w:tcPr>
-          <w:p>
-            <w:pPr>
-              <w:contextualSpacing/>
-              <w:rPr>
-                <w:rFonts w:ascii="Goudy Old Style" w:hAnsi="Goudy Old Style" w:cs="Didot"/>
-              </w:rPr>
-            </w:pPr>
-            <w:r>
-              <w:rPr>
-                <w:rFonts w:ascii="Goudy Old Style" w:hAnsi="Goudy Old Style" w:cs="Didot"/>
-              </w:rPr>
-              <w:t>2023</w:t>
+              <w:t>$35,000</w:t>
+            </w:r>
+          </w:p>
+        </w:tc>
+        <w:tc>
+          <w:tcPr>
+            <w:tcW w:w="8386" w:type="dxa"/>
+          </w:tcPr>
+          <w:p>
+            <w:pPr>
+              <w:contextualSpacing/>
+              <w:rPr>
+                <w:rFonts w:ascii="Goudy Old Style" w:hAnsi="Goudy Old Style" w:cs="Didot"/>
+              </w:rPr>
+            </w:pPr>
+            <w:r>
+              <w:rPr>
+                <w:rFonts w:ascii="Goudy Old Style" w:hAnsi="Goudy Old Style" w:cs="Didot"/>
+              </w:rPr>
+              <w:t>Research Catalyst Grant</w:t>
+            </w:r>
+            <w:r>
+              <w:rPr>
+                <w:rFonts w:ascii="Goudy Old Style" w:hAnsi="Goudy Old Style" w:cs="Didot"/>
+              </w:rPr>
+              <w:t xml:space="preserve"> (co-PL: </w:t>
+            </w:r>
+            <w:r>
+              <w:rPr>
+                <w:rFonts w:ascii="Goudy Old Style" w:hAnsi="Goudy Old Style" w:cs="Didot"/>
+              </w:rPr>
+              <w:t>Joseph C.</w:t>
+            </w:r>
+            <w:r>
+              <w:rPr>
+                <w:rFonts w:ascii="Goudy Old Style" w:hAnsi="Goudy Old Style" w:cs="Didot"/>
+              </w:rPr>
+              <w:t xml:space="preserve"> Toscano), Villanova University</w:t>
+            </w:r>
+          </w:p>
+        </w:tc>
+        <w:tc>
+          <w:tcPr>
+            <w:tcW w:w="696" w:type="dxa"/>
+          </w:tcPr>
+          <w:p>
+            <w:pPr>
+              <w:contextualSpacing/>
+              <w:rPr>
+                <w:rFonts w:ascii="Goudy Old Style" w:hAnsi="Goudy Old Style" w:cs="Didot"/>
+              </w:rPr>
+            </w:pPr>
+            <w:r>
+              <w:rPr>
+                <w:rFonts w:ascii="Goudy Old Style" w:hAnsi="Goudy Old Style" w:cs="Didot"/>
+              </w:rPr>
+              <w:t>202</w:t>
+            </w:r>
+            <w:r>
+              <w:rPr>
+                <w:rFonts w:ascii="Goudy Old Style" w:hAnsi="Goudy Old Style" w:cs="Didot"/>
+              </w:rPr>
+              <w:t>3</w:t>
             </w:r>
           </w:p>
         </w:tc>
@@ -2207,7 +2272,7 @@
       <w:tr>
         <w:tc>
           <w:tcPr>
-            <w:tcW w:w="939" w:type="dxa"/>
+            <w:tcW w:w="993" w:type="dxa"/>
           </w:tcPr>
           <w:p>
             <w:pPr>
@@ -2227,7 +2292,7 @@
         </w:tc>
         <w:tc>
           <w:tcPr>
-            <w:tcW w:w="8470" w:type="dxa"/>
+            <w:tcW w:w="8386" w:type="dxa"/>
           </w:tcPr>
           <w:p>
             <w:pPr>
@@ -2258,7 +2323,7 @@
         </w:tc>
         <w:tc>
           <w:tcPr>
-            <w:tcW w:w="666" w:type="dxa"/>
+            <w:tcW w:w="696" w:type="dxa"/>
           </w:tcPr>
           <w:p>
             <w:pPr>
@@ -2279,7 +2344,7 @@
       <w:tr>
         <w:tc>
           <w:tcPr>
-            <w:tcW w:w="939" w:type="dxa"/>
+            <w:tcW w:w="993" w:type="dxa"/>
           </w:tcPr>
           <w:p>
             <w:pPr>
@@ -2293,58 +2358,51 @@
               <w:rPr>
                 <w:rFonts w:ascii="Goudy Old Style" w:hAnsi="Goudy Old Style" w:cs="Didot"/>
               </w:rPr>
-              <w:t>$1,000</w:t>
-            </w:r>
-          </w:p>
-        </w:tc>
-        <w:tc>
-          <w:tcPr>
-            <w:tcW w:w="8470" w:type="dxa"/>
-          </w:tcPr>
-          <w:p>
-            <w:pPr>
-              <w:contextualSpacing/>
-              <w:rPr>
-                <w:rFonts w:ascii="Goudy Old Style" w:hAnsi="Goudy Old Style" w:cs="Didot"/>
-              </w:rPr>
-            </w:pPr>
-            <w:r>
-              <w:rPr>
-                <w:rFonts w:ascii="Goudy Old Style" w:hAnsi="Goudy Old Style" w:cs="Didot"/>
-              </w:rPr>
-              <w:t>Villanova Match Research Program (Support for 1</w:t>
-            </w:r>
-            <w:r>
-              <w:rPr>
-                <w:rFonts w:ascii="Goudy Old Style" w:hAnsi="Goudy Old Style" w:cs="Didot"/>
-                <w:vertAlign w:val="superscript"/>
-              </w:rPr>
-              <w:t>st</w:t>
-            </w:r>
-            <w:r>
-              <w:rPr>
-                <w:rFonts w:ascii="Goudy Old Style" w:hAnsi="Goudy Old Style" w:cs="Didot"/>
-              </w:rPr>
-              <w:t>-year Student RA)</w:t>
-            </w:r>
-          </w:p>
-        </w:tc>
-        <w:tc>
-          <w:tcPr>
-            <w:tcW w:w="666" w:type="dxa"/>
-          </w:tcPr>
-          <w:p>
-            <w:pPr>
-              <w:contextualSpacing/>
-              <w:rPr>
-                <w:rFonts w:ascii="Goudy Old Style" w:hAnsi="Goudy Old Style" w:cs="Didot"/>
-              </w:rPr>
-            </w:pPr>
-            <w:r>
-              <w:rPr>
-                <w:rFonts w:ascii="Goudy Old Style" w:hAnsi="Goudy Old Style" w:cs="Didot"/>
-              </w:rPr>
-              <w:t>2022</w:t>
+              <w:t>$3,300</w:t>
+            </w:r>
+          </w:p>
+        </w:tc>
+        <w:tc>
+          <w:tcPr>
+            <w:tcW w:w="8386" w:type="dxa"/>
+          </w:tcPr>
+          <w:p>
+            <w:pPr>
+              <w:contextualSpacing/>
+              <w:rPr>
+                <w:rFonts w:ascii="Goudy Old Style" w:hAnsi="Goudy Old Style" w:cs="Didot"/>
+              </w:rPr>
+            </w:pPr>
+            <w:r>
+              <w:rPr>
+                <w:rFonts w:ascii="Goudy Old Style" w:hAnsi="Goudy Old Style" w:cs="Didot"/>
+              </w:rPr>
+              <w:t xml:space="preserve">Small Research Grant, </w:t>
+            </w:r>
+            <w:r>
+              <w:rPr>
+                <w:rFonts w:ascii="Goudy Old Style" w:hAnsi="Goudy Old Style" w:cs="Didot"/>
+              </w:rPr>
+              <w:t>Villanova University</w:t>
+            </w:r>
+          </w:p>
+        </w:tc>
+        <w:tc>
+          <w:tcPr>
+            <w:tcW w:w="696" w:type="dxa"/>
+          </w:tcPr>
+          <w:p>
+            <w:pPr>
+              <w:contextualSpacing/>
+              <w:rPr>
+                <w:rFonts w:ascii="Goudy Old Style" w:hAnsi="Goudy Old Style" w:cs="Didot"/>
+              </w:rPr>
+            </w:pPr>
+            <w:r>
+              <w:rPr>
+                <w:rFonts w:ascii="Goudy Old Style" w:hAnsi="Goudy Old Style" w:cs="Didot"/>
+              </w:rPr>
+              <w:t>2021</w:t>
             </w:r>
           </w:p>
         </w:tc>
@@ -2352,7 +2410,7 @@
       <w:tr>
         <w:tc>
           <w:tcPr>
-            <w:tcW w:w="939" w:type="dxa"/>
+            <w:tcW w:w="993" w:type="dxa"/>
           </w:tcPr>
           <w:p>
             <w:pPr>
@@ -2366,45 +2424,45 @@
               <w:rPr>
                 <w:rFonts w:ascii="Goudy Old Style" w:hAnsi="Goudy Old Style" w:cs="Didot"/>
               </w:rPr>
-              <w:t>$3,300</w:t>
-            </w:r>
-          </w:p>
-        </w:tc>
-        <w:tc>
-          <w:tcPr>
-            <w:tcW w:w="8470" w:type="dxa"/>
-          </w:tcPr>
-          <w:p>
-            <w:pPr>
-              <w:contextualSpacing/>
-              <w:rPr>
-                <w:rFonts w:ascii="Goudy Old Style" w:hAnsi="Goudy Old Style" w:cs="Didot"/>
-              </w:rPr>
-            </w:pPr>
-            <w:r>
-              <w:rPr>
-                <w:rFonts w:ascii="Goudy Old Style" w:hAnsi="Goudy Old Style" w:cs="Didot"/>
-              </w:rPr>
-              <w:t>Small Research Grant, Villanova Institute for Research &amp; Scholarship (VIRS)</w:t>
-            </w:r>
-          </w:p>
-        </w:tc>
-        <w:tc>
-          <w:tcPr>
-            <w:tcW w:w="666" w:type="dxa"/>
-          </w:tcPr>
-          <w:p>
-            <w:pPr>
-              <w:contextualSpacing/>
-              <w:rPr>
-                <w:rFonts w:ascii="Goudy Old Style" w:hAnsi="Goudy Old Style" w:cs="Didot"/>
-              </w:rPr>
-            </w:pPr>
-            <w:r>
-              <w:rPr>
-                <w:rFonts w:ascii="Goudy Old Style" w:hAnsi="Goudy Old Style" w:cs="Didot"/>
-              </w:rPr>
-              <w:t>2021</w:t>
+              <w:t>$15,100</w:t>
+            </w:r>
+          </w:p>
+        </w:tc>
+        <w:tc>
+          <w:tcPr>
+            <w:tcW w:w="8386" w:type="dxa"/>
+          </w:tcPr>
+          <w:p>
+            <w:pPr>
+              <w:contextualSpacing/>
+              <w:rPr>
+                <w:rFonts w:ascii="Goudy Old Style" w:hAnsi="Goudy Old Style" w:cs="Didot"/>
+              </w:rPr>
+            </w:pPr>
+            <w:r>
+              <w:rPr>
+                <w:rFonts w:ascii="Goudy Old Style" w:hAnsi="Goudy Old Style" w:cs="Didot"/>
+              </w:rPr>
+              <w:t>NSF Doctoral Dissertation Research Improvement Grant (#BCS1651061)</w:t>
+            </w:r>
+          </w:p>
+        </w:tc>
+        <w:tc>
+          <w:tcPr>
+            <w:tcW w:w="696" w:type="dxa"/>
+          </w:tcPr>
+          <w:p>
+            <w:pPr>
+              <w:contextualSpacing/>
+              <w:rPr>
+                <w:rFonts w:ascii="Goudy Old Style" w:hAnsi="Goudy Old Style" w:cs="Didot"/>
+              </w:rPr>
+            </w:pPr>
+            <w:r>
+              <w:rPr>
+                <w:rFonts w:ascii="Goudy Old Style" w:hAnsi="Goudy Old Style" w:cs="Didot"/>
+              </w:rPr>
+              <w:t>2017</w:t>
             </w:r>
           </w:p>
         </w:tc>
@@ -2412,7 +2470,7 @@
       <w:tr>
         <w:tc>
           <w:tcPr>
-            <w:tcW w:w="939" w:type="dxa"/>
+            <w:tcW w:w="993" w:type="dxa"/>
           </w:tcPr>
           <w:p>
             <w:pPr>
@@ -2426,33 +2484,32 @@
               <w:rPr>
                 <w:rFonts w:ascii="Goudy Old Style" w:hAnsi="Goudy Old Style" w:cs="Didot"/>
               </w:rPr>
-              <w:lastRenderedPageBreak/>
-              <w:t>$15,100</w:t>
-            </w:r>
-          </w:p>
-        </w:tc>
-        <w:tc>
-          <w:tcPr>
-            <w:tcW w:w="8470" w:type="dxa"/>
-          </w:tcPr>
-          <w:p>
-            <w:pPr>
-              <w:contextualSpacing/>
-              <w:rPr>
-                <w:rFonts w:ascii="Goudy Old Style" w:hAnsi="Goudy Old Style" w:cs="Didot"/>
-              </w:rPr>
-            </w:pPr>
-            <w:r>
-              <w:rPr>
-                <w:rFonts w:ascii="Goudy Old Style" w:hAnsi="Goudy Old Style" w:cs="Didot"/>
-              </w:rPr>
-              <w:t>NSF Doctoral Dissertation Research Improvement Grant (#BCS1651061)</w:t>
-            </w:r>
-          </w:p>
-        </w:tc>
-        <w:tc>
-          <w:tcPr>
-            <w:tcW w:w="666" w:type="dxa"/>
+              <w:t>$ 1,000</w:t>
+            </w:r>
+          </w:p>
+        </w:tc>
+        <w:tc>
+          <w:tcPr>
+            <w:tcW w:w="8386" w:type="dxa"/>
+          </w:tcPr>
+          <w:p>
+            <w:pPr>
+              <w:contextualSpacing/>
+              <w:rPr>
+                <w:rFonts w:ascii="Goudy Old Style" w:hAnsi="Goudy Old Style" w:cs="Didot"/>
+              </w:rPr>
+            </w:pPr>
+            <w:r>
+              <w:rPr>
+                <w:rFonts w:ascii="Goudy Old Style" w:hAnsi="Goudy Old Style" w:cs="Didot"/>
+              </w:rPr>
+              <w:t>Center for Global Studies Fellowship, Penn State University</w:t>
+            </w:r>
+          </w:p>
+        </w:tc>
+        <w:tc>
+          <w:tcPr>
+            <w:tcW w:w="696" w:type="dxa"/>
           </w:tcPr>
           <w:p>
             <w:pPr>
@@ -2473,7 +2530,7 @@
       <w:tr>
         <w:tc>
           <w:tcPr>
-            <w:tcW w:w="939" w:type="dxa"/>
+            <w:tcW w:w="993" w:type="dxa"/>
           </w:tcPr>
           <w:p>
             <w:pPr>
@@ -2487,45 +2544,46 @@
               <w:rPr>
                 <w:rFonts w:ascii="Goudy Old Style" w:hAnsi="Goudy Old Style" w:cs="Didot"/>
               </w:rPr>
-              <w:t>$ 1,000</w:t>
-            </w:r>
-          </w:p>
-        </w:tc>
-        <w:tc>
-          <w:tcPr>
-            <w:tcW w:w="8470" w:type="dxa"/>
-          </w:tcPr>
-          <w:p>
-            <w:pPr>
-              <w:contextualSpacing/>
-              <w:rPr>
-                <w:rFonts w:ascii="Goudy Old Style" w:hAnsi="Goudy Old Style" w:cs="Didot"/>
-              </w:rPr>
-            </w:pPr>
-            <w:r>
-              <w:rPr>
-                <w:rFonts w:ascii="Goudy Old Style" w:hAnsi="Goudy Old Style" w:cs="Didot"/>
-              </w:rPr>
-              <w:t>Center for Global Studies Fellowship, Penn State University</w:t>
-            </w:r>
-          </w:p>
-        </w:tc>
-        <w:tc>
-          <w:tcPr>
-            <w:tcW w:w="666" w:type="dxa"/>
-          </w:tcPr>
-          <w:p>
-            <w:pPr>
-              <w:contextualSpacing/>
-              <w:rPr>
-                <w:rFonts w:ascii="Goudy Old Style" w:hAnsi="Goudy Old Style" w:cs="Didot"/>
-              </w:rPr>
-            </w:pPr>
-            <w:r>
-              <w:rPr>
-                <w:rFonts w:ascii="Goudy Old Style" w:hAnsi="Goudy Old Style" w:cs="Didot"/>
-              </w:rPr>
-              <w:t>2017</w:t>
+              <w:lastRenderedPageBreak/>
+              <w:t>$ 2,000</w:t>
+            </w:r>
+          </w:p>
+        </w:tc>
+        <w:tc>
+          <w:tcPr>
+            <w:tcW w:w="8386" w:type="dxa"/>
+          </w:tcPr>
+          <w:p>
+            <w:pPr>
+              <w:contextualSpacing/>
+              <w:rPr>
+                <w:rFonts w:ascii="Goudy Old Style" w:hAnsi="Goudy Old Style" w:cs="Didot"/>
+              </w:rPr>
+            </w:pPr>
+            <w:r>
+              <w:rPr>
+                <w:rFonts w:ascii="Goudy Old Style" w:hAnsi="Goudy Old Style" w:cs="Didot"/>
+              </w:rPr>
+              <w:t>Superior Teaching and Research (STAR) Award, Penn State University</w:t>
+            </w:r>
+          </w:p>
+        </w:tc>
+        <w:tc>
+          <w:tcPr>
+            <w:tcW w:w="696" w:type="dxa"/>
+          </w:tcPr>
+          <w:p>
+            <w:pPr>
+              <w:contextualSpacing/>
+              <w:rPr>
+                <w:rFonts w:ascii="Goudy Old Style" w:hAnsi="Goudy Old Style" w:cs="Didot"/>
+              </w:rPr>
+            </w:pPr>
+            <w:r>
+              <w:rPr>
+                <w:rFonts w:ascii="Goudy Old Style" w:hAnsi="Goudy Old Style" w:cs="Didot"/>
+              </w:rPr>
+              <w:t>2016</w:t>
             </w:r>
           </w:p>
         </w:tc>
@@ -2533,7 +2591,7 @@
       <w:tr>
         <w:tc>
           <w:tcPr>
-            <w:tcW w:w="939" w:type="dxa"/>
+            <w:tcW w:w="993" w:type="dxa"/>
           </w:tcPr>
           <w:p>
             <w:pPr>
@@ -2553,39 +2611,39 @@
         </w:tc>
         <w:tc>
           <w:tcPr>
-            <w:tcW w:w="8470" w:type="dxa"/>
-          </w:tcPr>
-          <w:p>
-            <w:pPr>
-              <w:contextualSpacing/>
-              <w:rPr>
-                <w:rFonts w:ascii="Goudy Old Style" w:hAnsi="Goudy Old Style" w:cs="Didot"/>
-              </w:rPr>
-            </w:pPr>
-            <w:r>
-              <w:rPr>
-                <w:rFonts w:ascii="Goudy Old Style" w:hAnsi="Goudy Old Style" w:cs="Didot"/>
-              </w:rPr>
-              <w:t>Superior Teaching and Research (STAR) Award, Penn State University</w:t>
-            </w:r>
-          </w:p>
-        </w:tc>
-        <w:tc>
-          <w:tcPr>
-            <w:tcW w:w="666" w:type="dxa"/>
-          </w:tcPr>
-          <w:p>
-            <w:pPr>
-              <w:contextualSpacing/>
-              <w:rPr>
-                <w:rFonts w:ascii="Goudy Old Style" w:hAnsi="Goudy Old Style" w:cs="Didot"/>
-              </w:rPr>
-            </w:pPr>
-            <w:r>
-              <w:rPr>
-                <w:rFonts w:ascii="Goudy Old Style" w:hAnsi="Goudy Old Style" w:cs="Didot"/>
-              </w:rPr>
-              <w:t>2016</w:t>
+            <w:tcW w:w="8386" w:type="dxa"/>
+          </w:tcPr>
+          <w:p>
+            <w:pPr>
+              <w:contextualSpacing/>
+              <w:rPr>
+                <w:rFonts w:ascii="Goudy Old Style" w:hAnsi="Goudy Old Style" w:cs="Didot"/>
+              </w:rPr>
+            </w:pPr>
+            <w:r>
+              <w:rPr>
+                <w:rFonts w:ascii="Goudy Old Style" w:hAnsi="Goudy Old Style" w:cs="Didot"/>
+              </w:rPr>
+              <w:t>RGSO Dissertation Award, Penn State University</w:t>
+            </w:r>
+          </w:p>
+        </w:tc>
+        <w:tc>
+          <w:tcPr>
+            <w:tcW w:w="696" w:type="dxa"/>
+          </w:tcPr>
+          <w:p>
+            <w:pPr>
+              <w:contextualSpacing/>
+              <w:rPr>
+                <w:rFonts w:ascii="Goudy Old Style" w:hAnsi="Goudy Old Style" w:cs="Didot"/>
+              </w:rPr>
+            </w:pPr>
+            <w:r>
+              <w:rPr>
+                <w:rFonts w:ascii="Goudy Old Style" w:hAnsi="Goudy Old Style" w:cs="Didot"/>
+              </w:rPr>
+              <w:t>2015</w:t>
             </w:r>
           </w:p>
         </w:tc>
@@ -2593,7 +2651,7 @@
       <w:tr>
         <w:tc>
           <w:tcPr>
-            <w:tcW w:w="939" w:type="dxa"/>
+            <w:tcW w:w="993" w:type="dxa"/>
           </w:tcPr>
           <w:p>
             <w:pPr>
@@ -2607,45 +2665,45 @@
               <w:rPr>
                 <w:rFonts w:ascii="Goudy Old Style" w:hAnsi="Goudy Old Style" w:cs="Didot"/>
               </w:rPr>
-              <w:t>$ 2,000</w:t>
-            </w:r>
-          </w:p>
-        </w:tc>
-        <w:tc>
-          <w:tcPr>
-            <w:tcW w:w="8470" w:type="dxa"/>
-          </w:tcPr>
-          <w:p>
-            <w:pPr>
-              <w:contextualSpacing/>
-              <w:rPr>
-                <w:rFonts w:ascii="Goudy Old Style" w:hAnsi="Goudy Old Style" w:cs="Didot"/>
-              </w:rPr>
-            </w:pPr>
-            <w:r>
-              <w:rPr>
-                <w:rFonts w:ascii="Goudy Old Style" w:hAnsi="Goudy Old Style" w:cs="Didot"/>
-              </w:rPr>
-              <w:t>RGSO Dissertation Award, Penn State University</w:t>
-            </w:r>
-          </w:p>
-        </w:tc>
-        <w:tc>
-          <w:tcPr>
-            <w:tcW w:w="666" w:type="dxa"/>
-          </w:tcPr>
-          <w:p>
-            <w:pPr>
-              <w:contextualSpacing/>
-              <w:rPr>
-                <w:rFonts w:ascii="Goudy Old Style" w:hAnsi="Goudy Old Style" w:cs="Didot"/>
-              </w:rPr>
-            </w:pPr>
-            <w:r>
-              <w:rPr>
-                <w:rFonts w:ascii="Goudy Old Style" w:hAnsi="Goudy Old Style" w:cs="Didot"/>
-              </w:rPr>
-              <w:t>2015</w:t>
+              <w:t>$ 3,000</w:t>
+            </w:r>
+          </w:p>
+        </w:tc>
+        <w:tc>
+          <w:tcPr>
+            <w:tcW w:w="8386" w:type="dxa"/>
+          </w:tcPr>
+          <w:p>
+            <w:pPr>
+              <w:contextualSpacing/>
+              <w:rPr>
+                <w:rFonts w:ascii="Goudy Old Style" w:hAnsi="Goudy Old Style" w:cs="Didot"/>
+              </w:rPr>
+            </w:pPr>
+            <w:r>
+              <w:rPr>
+                <w:rFonts w:ascii="Goudy Old Style" w:hAnsi="Goudy Old Style" w:cs="Didot"/>
+              </w:rPr>
+              <w:t>Superior Teaching and Research (STAR) Award, Penn State University</w:t>
+            </w:r>
+          </w:p>
+        </w:tc>
+        <w:tc>
+          <w:tcPr>
+            <w:tcW w:w="696" w:type="dxa"/>
+          </w:tcPr>
+          <w:p>
+            <w:pPr>
+              <w:contextualSpacing/>
+              <w:rPr>
+                <w:rFonts w:ascii="Goudy Old Style" w:hAnsi="Goudy Old Style" w:cs="Didot"/>
+              </w:rPr>
+            </w:pPr>
+            <w:r>
+              <w:rPr>
+                <w:rFonts w:ascii="Goudy Old Style" w:hAnsi="Goudy Old Style" w:cs="Didot"/>
+              </w:rPr>
+              <w:t>2014</w:t>
             </w:r>
           </w:p>
         </w:tc>
@@ -2653,7 +2711,7 @@
       <w:tr>
         <w:tc>
           <w:tcPr>
-            <w:tcW w:w="939" w:type="dxa"/>
+            <w:tcW w:w="993" w:type="dxa"/>
           </w:tcPr>
           <w:p>
             <w:pPr>
@@ -2667,32 +2725,32 @@
               <w:rPr>
                 <w:rFonts w:ascii="Goudy Old Style" w:hAnsi="Goudy Old Style" w:cs="Didot"/>
               </w:rPr>
-              <w:t>$ 3,000</w:t>
-            </w:r>
-          </w:p>
-        </w:tc>
-        <w:tc>
-          <w:tcPr>
-            <w:tcW w:w="8470" w:type="dxa"/>
-          </w:tcPr>
-          <w:p>
-            <w:pPr>
-              <w:contextualSpacing/>
-              <w:rPr>
-                <w:rFonts w:ascii="Goudy Old Style" w:hAnsi="Goudy Old Style" w:cs="Didot"/>
-              </w:rPr>
-            </w:pPr>
-            <w:r>
-              <w:rPr>
-                <w:rFonts w:ascii="Goudy Old Style" w:hAnsi="Goudy Old Style" w:cs="Didot"/>
-              </w:rPr>
-              <w:t>Superior Teaching and Research (STAR) Award, Penn State University</w:t>
-            </w:r>
-          </w:p>
-        </w:tc>
-        <w:tc>
-          <w:tcPr>
-            <w:tcW w:w="666" w:type="dxa"/>
+              <w:t>$ 4,000</w:t>
+            </w:r>
+          </w:p>
+        </w:tc>
+        <w:tc>
+          <w:tcPr>
+            <w:tcW w:w="8386" w:type="dxa"/>
+          </w:tcPr>
+          <w:p>
+            <w:pPr>
+              <w:contextualSpacing/>
+              <w:rPr>
+                <w:rFonts w:ascii="Goudy Old Style" w:hAnsi="Goudy Old Style" w:cs="Didot"/>
+              </w:rPr>
+            </w:pPr>
+            <w:r>
+              <w:rPr>
+                <w:rFonts w:ascii="Goudy Old Style" w:hAnsi="Goudy Old Style" w:cs="Didot"/>
+              </w:rPr>
+              <w:t>Graduate Scholar Award, Penn State University</w:t>
+            </w:r>
+          </w:p>
+        </w:tc>
+        <w:tc>
+          <w:tcPr>
+            <w:tcW w:w="696" w:type="dxa"/>
           </w:tcPr>
           <w:p>
             <w:pPr>
@@ -2713,7 +2771,7 @@
       <w:tr>
         <w:tc>
           <w:tcPr>
-            <w:tcW w:w="939" w:type="dxa"/>
+            <w:tcW w:w="993" w:type="dxa"/>
           </w:tcPr>
           <w:p>
             <w:pPr>
@@ -2727,73 +2785,13 @@
               <w:rPr>
                 <w:rFonts w:ascii="Goudy Old Style" w:hAnsi="Goudy Old Style" w:cs="Didot"/>
               </w:rPr>
-              <w:t>$ 4,000</w:t>
-            </w:r>
-          </w:p>
-        </w:tc>
-        <w:tc>
-          <w:tcPr>
-            <w:tcW w:w="8470" w:type="dxa"/>
-          </w:tcPr>
-          <w:p>
-            <w:pPr>
-              <w:contextualSpacing/>
-              <w:rPr>
-                <w:rFonts w:ascii="Goudy Old Style" w:hAnsi="Goudy Old Style" w:cs="Didot"/>
-              </w:rPr>
-            </w:pPr>
-            <w:r>
-              <w:rPr>
-                <w:rFonts w:ascii="Goudy Old Style" w:hAnsi="Goudy Old Style" w:cs="Didot"/>
-              </w:rPr>
-              <w:t>Graduate Scholar Award, Penn State University</w:t>
-            </w:r>
-          </w:p>
-        </w:tc>
-        <w:tc>
-          <w:tcPr>
-            <w:tcW w:w="666" w:type="dxa"/>
-          </w:tcPr>
-          <w:p>
-            <w:pPr>
-              <w:contextualSpacing/>
-              <w:rPr>
-                <w:rFonts w:ascii="Goudy Old Style" w:hAnsi="Goudy Old Style" w:cs="Didot"/>
-              </w:rPr>
-            </w:pPr>
-            <w:r>
-              <w:rPr>
-                <w:rFonts w:ascii="Goudy Old Style" w:hAnsi="Goudy Old Style" w:cs="Didot"/>
-              </w:rPr>
-              <w:t>2014</w:t>
-            </w:r>
-          </w:p>
-        </w:tc>
-      </w:tr>
-      <w:tr>
-        <w:tc>
-          <w:tcPr>
-            <w:tcW w:w="939" w:type="dxa"/>
-          </w:tcPr>
-          <w:p>
-            <w:pPr>
-              <w:contextualSpacing/>
-              <w:jc w:val="right"/>
-              <w:rPr>
-                <w:rFonts w:ascii="Goudy Old Style" w:hAnsi="Goudy Old Style" w:cs="Didot"/>
-              </w:rPr>
-            </w:pPr>
-            <w:r>
-              <w:rPr>
-                <w:rFonts w:ascii="Goudy Old Style" w:hAnsi="Goudy Old Style" w:cs="Didot"/>
-              </w:rPr>
               <w:t>$ 2,000</w:t>
             </w:r>
           </w:p>
         </w:tc>
         <w:tc>
           <w:tcPr>
-            <w:tcW w:w="8470" w:type="dxa"/>
+            <w:tcW w:w="8386" w:type="dxa"/>
           </w:tcPr>
           <w:p>
             <w:pPr>
@@ -2812,7 +2810,7 @@
         </w:tc>
         <w:tc>
           <w:tcPr>
-            <w:tcW w:w="666" w:type="dxa"/>
+            <w:tcW w:w="696" w:type="dxa"/>
           </w:tcPr>
           <w:p>
             <w:pPr>
@@ -2934,7 +2932,25 @@
         <w:rPr>
           <w:rFonts w:ascii="Goudy Old Style" w:hAnsi="Goudy Old Style" w:cs="Didot"/>
         </w:rPr>
-        <w:t xml:space="preserve"> (Revising to Resubmit). </w:t>
+        <w:t xml:space="preserve"> (</w:t>
+      </w:r>
+      <w:r>
+        <w:rPr>
+          <w:rFonts w:ascii="Goudy Old Style" w:hAnsi="Goudy Old Style" w:cs="Didot"/>
+        </w:rPr>
+        <w:t xml:space="preserve">Revisions </w:t>
+      </w:r>
+      <w:r>
+        <w:rPr>
+          <w:rFonts w:ascii="Goudy Old Style" w:hAnsi="Goudy Old Style" w:cs="Didot"/>
+        </w:rPr>
+        <w:t>Submitted</w:t>
+      </w:r>
+      <w:r>
+        <w:rPr>
+          <w:rFonts w:ascii="Goudy Old Style" w:hAnsi="Goudy Old Style" w:cs="Didot"/>
+        </w:rPr>
+        <w:t xml:space="preserve">). </w:t>
       </w:r>
       <w:proofErr w:type="spellStart"/>
       <w:r>
@@ -3109,7 +3125,19 @@
         <w:rPr>
           <w:rFonts w:ascii="Goudy Old Style" w:hAnsi="Goudy Old Style" w:cs="Didot"/>
         </w:rPr>
-        <w:t xml:space="preserve">). Beyond the null: Calibration, balance, and the interpretation of Pillai Scores. </w:t>
+        <w:t xml:space="preserve">). Beyond the null: Calibration, balance, and the interpretation of Pillai </w:t>
+      </w:r>
+      <w:r>
+        <w:rPr>
+          <w:rFonts w:ascii="Goudy Old Style" w:hAnsi="Goudy Old Style" w:cs="Didot"/>
+        </w:rPr>
+        <w:t>s</w:t>
+      </w:r>
+      <w:r>
+        <w:rPr>
+          <w:rFonts w:ascii="Goudy Old Style" w:hAnsi="Goudy Old Style" w:cs="Didot"/>
+        </w:rPr>
+        <w:t xml:space="preserve">cores. </w:t>
       </w:r>
       <w:r>
         <w:rPr>
@@ -3155,43 +3183,97 @@
           <w:b/>
           <w:bCs/>
         </w:rPr>
-        <w:t>Berry, G.M.</w:t>
-      </w:r>
-      <w:r>
-        <w:rPr>
-          <w:rFonts w:ascii="Goudy Old Style" w:hAnsi="Goudy Old Style" w:cs="Didot"/>
-        </w:rPr>
-        <w:t xml:space="preserve"> (</w:t>
-      </w:r>
-      <w:r>
-        <w:rPr>
-          <w:rFonts w:ascii="Goudy Old Style" w:hAnsi="Goudy Old Style" w:cs="Didot"/>
-        </w:rPr>
-        <w:t>In Prep</w:t>
-      </w:r>
-      <w:r>
-        <w:rPr>
-          <w:rFonts w:ascii="Goudy Old Style" w:hAnsi="Goudy Old Style" w:cs="Didot"/>
-        </w:rPr>
-        <w:t>). Sex-differentiated strategies for stereotype avoidance: OH-Lowering in Philadelphia Puerto Rican English. (</w:t>
-      </w:r>
-      <w:r>
-        <w:rPr>
-          <w:rFonts w:ascii="Goudy Old Style" w:hAnsi="Goudy Old Style" w:cs="Didot"/>
-        </w:rPr>
-        <w:t>In Prep</w:t>
-      </w:r>
-      <w:r>
-        <w:rPr>
-          <w:rFonts w:ascii="Goudy Old Style" w:hAnsi="Goudy Old Style" w:cs="Didot"/>
-        </w:rPr>
-        <w:t>).</w:t>
-      </w:r>
-      <w:r>
-        <w:rPr>
-          <w:rFonts w:ascii="Goudy Old Style" w:hAnsi="Goudy Old Style" w:cs="Didot"/>
-        </w:rPr>
-        <w:t xml:space="preserve"> </w:t>
+        <w:t>Berry, G.</w:t>
+      </w:r>
+      <w:r>
+        <w:rPr>
+          <w:rFonts w:ascii="Goudy Old Style" w:hAnsi="Goudy Old Style" w:cs="Didot"/>
+        </w:rPr>
+        <w:t xml:space="preserve">M. (Under Review). </w:t>
+      </w:r>
+      <w:r>
+        <w:rPr>
+          <w:rFonts w:ascii="Goudy Old Style" w:hAnsi="Goudy Old Style" w:cs="Didot"/>
+        </w:rPr>
+        <w:t xml:space="preserve">Paid </w:t>
+      </w:r>
+      <w:r>
+        <w:rPr>
+          <w:rFonts w:ascii="Goudy Old Style" w:hAnsi="Goudy Old Style" w:cs="Didot"/>
+        </w:rPr>
+        <w:t>e</w:t>
+      </w:r>
+      <w:r>
+        <w:rPr>
+          <w:rFonts w:ascii="Goudy Old Style" w:hAnsi="Goudy Old Style" w:cs="Didot"/>
+        </w:rPr>
+        <w:t xml:space="preserve">ditors, </w:t>
+      </w:r>
+      <w:r>
+        <w:rPr>
+          <w:rFonts w:ascii="Goudy Old Style" w:hAnsi="Goudy Old Style" w:cs="Didot"/>
+        </w:rPr>
+        <w:t>f</w:t>
+      </w:r>
+      <w:r>
+        <w:rPr>
+          <w:rFonts w:ascii="Goudy Old Style" w:hAnsi="Goudy Old Style" w:cs="Didot"/>
+        </w:rPr>
+        <w:t xml:space="preserve">ree </w:t>
+      </w:r>
+      <w:r>
+        <w:rPr>
+          <w:rFonts w:ascii="Goudy Old Style" w:hAnsi="Goudy Old Style" w:cs="Didot"/>
+        </w:rPr>
+        <w:t>c</w:t>
+      </w:r>
+      <w:r>
+        <w:rPr>
+          <w:rFonts w:ascii="Goudy Old Style" w:hAnsi="Goudy Old Style" w:cs="Didot"/>
+        </w:rPr>
+        <w:t xml:space="preserve">hatbots: AI </w:t>
+      </w:r>
+      <w:r>
+        <w:rPr>
+          <w:rFonts w:ascii="Goudy Old Style" w:hAnsi="Goudy Old Style" w:cs="Didot"/>
+        </w:rPr>
+        <w:t>d</w:t>
+      </w:r>
+      <w:r>
+        <w:rPr>
+          <w:rFonts w:ascii="Goudy Old Style" w:hAnsi="Goudy Old Style" w:cs="Didot"/>
+        </w:rPr>
+        <w:t xml:space="preserve">etection and the </w:t>
+      </w:r>
+      <w:r>
+        <w:rPr>
+          <w:rFonts w:ascii="Goudy Old Style" w:hAnsi="Goudy Old Style" w:cs="Didot"/>
+        </w:rPr>
+        <w:t>a</w:t>
+      </w:r>
+      <w:r>
+        <w:rPr>
+          <w:rFonts w:ascii="Goudy Old Style" w:hAnsi="Goudy Old Style" w:cs="Didot"/>
+        </w:rPr>
+        <w:t xml:space="preserve">ccommodation </w:t>
+      </w:r>
+      <w:r>
+        <w:rPr>
+          <w:rFonts w:ascii="Goudy Old Style" w:hAnsi="Goudy Old Style" w:cs="Didot"/>
+        </w:rPr>
+        <w:t>p</w:t>
+      </w:r>
+      <w:r>
+        <w:rPr>
+          <w:rFonts w:ascii="Goudy Old Style" w:hAnsi="Goudy Old Style" w:cs="Didot"/>
+        </w:rPr>
+        <w:t>remise</w:t>
+      </w:r>
+      <w:r>
+        <w:rPr>
+          <w:rFonts w:ascii="Goudy Old Style" w:hAnsi="Goudy Old Style" w:cs="Didot"/>
+        </w:rPr>
+        <w:t xml:space="preserve">. </w:t>
       </w:r>
       <w:r>
         <w:rPr>
@@ -3199,15 +3281,7 @@
           <w:i/>
           <w:iCs/>
         </w:rPr>
-        <w:t xml:space="preserve">Language </w:t>
-      </w:r>
-      <w:r>
-        <w:rPr>
-          <w:rFonts w:ascii="Goudy Old Style" w:hAnsi="Goudy Old Style" w:cs="Didot"/>
-          <w:i/>
-          <w:iCs/>
-        </w:rPr>
-        <w:t>in Society</w:t>
+        <w:t>Applied Linguistics</w:t>
       </w:r>
       <w:r>
         <w:rPr>
@@ -3231,97 +3305,43 @@
           <w:b/>
           <w:bCs/>
         </w:rPr>
-        <w:t>Berry, G.</w:t>
-      </w:r>
-      <w:r>
-        <w:rPr>
-          <w:rFonts w:ascii="Goudy Old Style" w:hAnsi="Goudy Old Style" w:cs="Didot"/>
-        </w:rPr>
-        <w:t xml:space="preserve">M. (In Prep). </w:t>
-      </w:r>
-      <w:r>
-        <w:rPr>
-          <w:rFonts w:ascii="Goudy Old Style" w:hAnsi="Goudy Old Style" w:cs="Didot"/>
-        </w:rPr>
-        <w:t xml:space="preserve">EY-Raising in </w:t>
-      </w:r>
-      <w:r>
-        <w:rPr>
-          <w:rFonts w:ascii="Goudy Old Style" w:hAnsi="Goudy Old Style" w:cs="Didot"/>
-        </w:rPr>
-        <w:t xml:space="preserve">Philadelphia </w:t>
-      </w:r>
-      <w:r>
-        <w:rPr>
-          <w:rFonts w:ascii="Goudy Old Style" w:hAnsi="Goudy Old Style" w:cs="Didot"/>
-        </w:rPr>
-        <w:t xml:space="preserve">Puerto Rican English: Apparent </w:t>
-      </w:r>
-      <w:r>
-        <w:rPr>
-          <w:rFonts w:ascii="Goudy Old Style" w:hAnsi="Goudy Old Style" w:cs="Didot"/>
-        </w:rPr>
-        <w:t>t</w:t>
-      </w:r>
-      <w:r>
-        <w:rPr>
-          <w:rFonts w:ascii="Goudy Old Style" w:hAnsi="Goudy Old Style" w:cs="Didot"/>
-        </w:rPr>
-        <w:t xml:space="preserve">ime, </w:t>
-      </w:r>
-      <w:r>
-        <w:rPr>
-          <w:rFonts w:ascii="Goudy Old Style" w:hAnsi="Goudy Old Style" w:cs="Didot"/>
-        </w:rPr>
-        <w:t>s</w:t>
-      </w:r>
-      <w:r>
-        <w:rPr>
-          <w:rFonts w:ascii="Goudy Old Style" w:hAnsi="Goudy Old Style" w:cs="Didot"/>
-        </w:rPr>
-        <w:t xml:space="preserve">ex, and an </w:t>
-      </w:r>
-      <w:r>
-        <w:rPr>
-          <w:rFonts w:ascii="Goudy Old Style" w:hAnsi="Goudy Old Style" w:cs="Didot"/>
-        </w:rPr>
-        <w:t>e</w:t>
-      </w:r>
-      <w:r>
-        <w:rPr>
-          <w:rFonts w:ascii="Goudy Old Style" w:hAnsi="Goudy Old Style" w:cs="Didot"/>
-        </w:rPr>
-        <w:t xml:space="preserve">merging </w:t>
-      </w:r>
-      <w:r>
-        <w:rPr>
-          <w:rFonts w:ascii="Goudy Old Style" w:hAnsi="Goudy Old Style" w:cs="Didot"/>
-        </w:rPr>
-        <w:t>s</w:t>
-      </w:r>
-      <w:r>
-        <w:rPr>
-          <w:rFonts w:ascii="Goudy Old Style" w:hAnsi="Goudy Old Style" w:cs="Didot"/>
-        </w:rPr>
-        <w:t xml:space="preserve">tyle </w:t>
-      </w:r>
-      <w:r>
-        <w:rPr>
-          <w:rFonts w:ascii="Goudy Old Style" w:hAnsi="Goudy Old Style" w:cs="Didot"/>
-        </w:rPr>
-        <w:t>e</w:t>
-      </w:r>
-      <w:r>
-        <w:rPr>
-          <w:rFonts w:ascii="Goudy Old Style" w:hAnsi="Goudy Old Style" w:cs="Didot"/>
-        </w:rPr>
-        <w:t>ffect</w:t>
-      </w:r>
-      <w:r>
-        <w:rPr>
-          <w:rFonts w:ascii="Goudy Old Style" w:hAnsi="Goudy Old Style" w:cs="Didot"/>
-        </w:rPr>
-        <w:t xml:space="preserve">. </w:t>
+        <w:t>Berry, G.M.</w:t>
+      </w:r>
+      <w:r>
+        <w:rPr>
+          <w:rFonts w:ascii="Goudy Old Style" w:hAnsi="Goudy Old Style" w:cs="Didot"/>
+        </w:rPr>
+        <w:t xml:space="preserve"> (</w:t>
+      </w:r>
+      <w:r>
+        <w:rPr>
+          <w:rFonts w:ascii="Goudy Old Style" w:hAnsi="Goudy Old Style" w:cs="Didot"/>
+        </w:rPr>
+        <w:t>In Prep</w:t>
+      </w:r>
+      <w:r>
+        <w:rPr>
+          <w:rFonts w:ascii="Goudy Old Style" w:hAnsi="Goudy Old Style" w:cs="Didot"/>
+        </w:rPr>
+        <w:t>). Sex-differentiated strategies for stereotype avoidance: OH-Lowering in Philadelphia Puerto Rican English. (</w:t>
+      </w:r>
+      <w:r>
+        <w:rPr>
+          <w:rFonts w:ascii="Goudy Old Style" w:hAnsi="Goudy Old Style" w:cs="Didot"/>
+        </w:rPr>
+        <w:t>In Prep</w:t>
+      </w:r>
+      <w:r>
+        <w:rPr>
+          <w:rFonts w:ascii="Goudy Old Style" w:hAnsi="Goudy Old Style" w:cs="Didot"/>
+        </w:rPr>
+        <w:t>).</w:t>
+      </w:r>
+      <w:r>
+        <w:rPr>
+          <w:rFonts w:ascii="Goudy Old Style" w:hAnsi="Goudy Old Style" w:cs="Didot"/>
+        </w:rPr>
+        <w:t xml:space="preserve"> </w:t>
       </w:r>
       <w:r>
         <w:rPr>
@@ -3329,7 +3349,15 @@
           <w:i/>
           <w:iCs/>
         </w:rPr>
-        <w:t>Language Variation and Change</w:t>
+        <w:t xml:space="preserve">Language </w:t>
+      </w:r>
+      <w:r>
+        <w:rPr>
+          <w:rFonts w:ascii="Goudy Old Style" w:hAnsi="Goudy Old Style" w:cs="Didot"/>
+          <w:i/>
+          <w:iCs/>
+        </w:rPr>
+        <w:t>in Society</w:t>
       </w:r>
       <w:r>
         <w:rPr>
@@ -3359,7 +3387,141 @@
         <w:rPr>
           <w:rFonts w:ascii="Goudy Old Style" w:hAnsi="Goudy Old Style" w:cs="Didot"/>
         </w:rPr>
-        <w:t>M., Caselli, J., &amp; Toscano, J.C. (In Prep). Detection without adoption: Greater sensitivity to acoustic change is associated with reduced integration of phonological variation</w:t>
+        <w:t xml:space="preserve">M. (In Prep). </w:t>
+      </w:r>
+      <w:r>
+        <w:rPr>
+          <w:rFonts w:ascii="Goudy Old Style" w:hAnsi="Goudy Old Style" w:cs="Didot"/>
+        </w:rPr>
+        <w:t xml:space="preserve">EY-Raising in </w:t>
+      </w:r>
+      <w:r>
+        <w:rPr>
+          <w:rFonts w:ascii="Goudy Old Style" w:hAnsi="Goudy Old Style" w:cs="Didot"/>
+        </w:rPr>
+        <w:t xml:space="preserve">Philadelphia </w:t>
+      </w:r>
+      <w:r>
+        <w:rPr>
+          <w:rFonts w:ascii="Goudy Old Style" w:hAnsi="Goudy Old Style" w:cs="Didot"/>
+        </w:rPr>
+        <w:t xml:space="preserve">Puerto Rican English: Apparent </w:t>
+      </w:r>
+      <w:r>
+        <w:rPr>
+          <w:rFonts w:ascii="Goudy Old Style" w:hAnsi="Goudy Old Style" w:cs="Didot"/>
+        </w:rPr>
+        <w:t>t</w:t>
+      </w:r>
+      <w:r>
+        <w:rPr>
+          <w:rFonts w:ascii="Goudy Old Style" w:hAnsi="Goudy Old Style" w:cs="Didot"/>
+        </w:rPr>
+        <w:t xml:space="preserve">ime, </w:t>
+      </w:r>
+      <w:r>
+        <w:rPr>
+          <w:rFonts w:ascii="Goudy Old Style" w:hAnsi="Goudy Old Style" w:cs="Didot"/>
+        </w:rPr>
+        <w:t>s</w:t>
+      </w:r>
+      <w:r>
+        <w:rPr>
+          <w:rFonts w:ascii="Goudy Old Style" w:hAnsi="Goudy Old Style" w:cs="Didot"/>
+        </w:rPr>
+        <w:t xml:space="preserve">ex, and an </w:t>
+      </w:r>
+      <w:r>
+        <w:rPr>
+          <w:rFonts w:ascii="Goudy Old Style" w:hAnsi="Goudy Old Style" w:cs="Didot"/>
+        </w:rPr>
+        <w:t>e</w:t>
+      </w:r>
+      <w:r>
+        <w:rPr>
+          <w:rFonts w:ascii="Goudy Old Style" w:hAnsi="Goudy Old Style" w:cs="Didot"/>
+        </w:rPr>
+        <w:t xml:space="preserve">merging </w:t>
+      </w:r>
+      <w:r>
+        <w:rPr>
+          <w:rFonts w:ascii="Goudy Old Style" w:hAnsi="Goudy Old Style" w:cs="Didot"/>
+        </w:rPr>
+        <w:t>s</w:t>
+      </w:r>
+      <w:r>
+        <w:rPr>
+          <w:rFonts w:ascii="Goudy Old Style" w:hAnsi="Goudy Old Style" w:cs="Didot"/>
+        </w:rPr>
+        <w:t xml:space="preserve">tyle </w:t>
+      </w:r>
+      <w:r>
+        <w:rPr>
+          <w:rFonts w:ascii="Goudy Old Style" w:hAnsi="Goudy Old Style" w:cs="Didot"/>
+        </w:rPr>
+        <w:t>e</w:t>
+      </w:r>
+      <w:r>
+        <w:rPr>
+          <w:rFonts w:ascii="Goudy Old Style" w:hAnsi="Goudy Old Style" w:cs="Didot"/>
+        </w:rPr>
+        <w:t>ffect</w:t>
+      </w:r>
+      <w:r>
+        <w:rPr>
+          <w:rFonts w:ascii="Goudy Old Style" w:hAnsi="Goudy Old Style" w:cs="Didot"/>
+        </w:rPr>
+        <w:t xml:space="preserve">. </w:t>
+      </w:r>
+      <w:r>
+        <w:rPr>
+          <w:rFonts w:ascii="Goudy Old Style" w:hAnsi="Goudy Old Style" w:cs="Didot"/>
+          <w:i/>
+          <w:iCs/>
+        </w:rPr>
+        <w:t>Language Variation and Change</w:t>
+      </w:r>
+      <w:r>
+        <w:rPr>
+          <w:rFonts w:ascii="Goudy Old Style" w:hAnsi="Goudy Old Style" w:cs="Didot"/>
+        </w:rPr>
+        <w:t>.</w:t>
+      </w:r>
+    </w:p>
+    <w:p>
+      <w:pPr>
+        <w:ind w:left="900" w:hanging="900"/>
+        <w:contextualSpacing/>
+        <w:outlineLvl w:val="0"/>
+        <w:rPr>
+          <w:rFonts w:ascii="Goudy Old Style" w:hAnsi="Goudy Old Style" w:cs="Didot"/>
+        </w:rPr>
+      </w:pPr>
+      <w:r>
+        <w:rPr>
+          <w:rFonts w:ascii="Goudy Old Style" w:hAnsi="Goudy Old Style" w:cs="Didot"/>
+          <w:b/>
+          <w:bCs/>
+        </w:rPr>
+        <w:t>Berry, G.</w:t>
+      </w:r>
+      <w:r>
+        <w:rPr>
+          <w:rFonts w:ascii="Goudy Old Style" w:hAnsi="Goudy Old Style" w:cs="Didot"/>
+        </w:rPr>
+        <w:t>M., Caselli, J.</w:t>
+      </w:r>
+      <w:r>
+        <w:rPr>
+          <w:rFonts w:ascii="Goudy Old Style" w:hAnsi="Goudy Old Style" w:cs="Didot"/>
+        </w:rPr>
+        <w:t>*</w:t>
+      </w:r>
+      <w:r>
+        <w:rPr>
+          <w:rFonts w:ascii="Goudy Old Style" w:hAnsi="Goudy Old Style" w:cs="Didot"/>
+        </w:rPr>
+        <w:t>, &amp; Toscano, J.C. (In Prep). Detection without adoption: Greater sensitivity to acoustic change is associated with reduced integration of phonological variation</w:t>
       </w:r>
       <w:r>
         <w:rPr>
@@ -3514,7 +3676,19 @@
         <w:rPr>
           <w:rFonts w:ascii="Goudy Old Style" w:hAnsi="Goudy Old Style" w:cs="Didot"/>
         </w:rPr>
-        <w:t xml:space="preserve"> (2026). Beyond the null: Calibration, balance, and the interpretation of Pillai Scores. </w:t>
+        <w:t xml:space="preserve"> (2026). Beyond the null: Calibration, balance, and the interpretation of Pillai </w:t>
+      </w:r>
+      <w:r>
+        <w:rPr>
+          <w:rFonts w:ascii="Goudy Old Style" w:hAnsi="Goudy Old Style" w:cs="Didot"/>
+        </w:rPr>
+        <w:t>s</w:t>
+      </w:r>
+      <w:r>
+        <w:rPr>
+          <w:rFonts w:ascii="Goudy Old Style" w:hAnsi="Goudy Old Style" w:cs="Didot"/>
+        </w:rPr>
+        <w:t xml:space="preserve">cores. </w:t>
       </w:r>
       <w:proofErr w:type="spellStart"/>
       <w:r>
@@ -7783,118 +7957,19 @@
               <w:rPr>
                 <w:rFonts w:ascii="Goudy Old Style" w:hAnsi="Goudy Old Style" w:cs="Didot"/>
               </w:rPr>
-              <w:t>, Caselli, J., &amp; Toscano, J.C.</w:t>
-            </w:r>
-            <w:r>
-              <w:rPr>
-                <w:rFonts w:ascii="Goudy Old Style" w:hAnsi="Goudy Old Style" w:cs="Didot"/>
-              </w:rPr>
-              <w:t xml:space="preserve"> (2026). </w:t>
-            </w:r>
-            <w:r>
-              <w:rPr>
-                <w:rFonts w:ascii="Goudy Old Style" w:hAnsi="Goudy Old Style"/>
-                <w:color w:val="212121"/>
-              </w:rPr>
-              <w:t xml:space="preserve">Neural </w:t>
-            </w:r>
-            <w:r>
-              <w:rPr>
-                <w:rFonts w:ascii="Goudy Old Style" w:hAnsi="Goudy Old Style"/>
-                <w:color w:val="212121"/>
-              </w:rPr>
-              <w:t>m</w:t>
-            </w:r>
-            <w:r>
-              <w:rPr>
-                <w:rFonts w:ascii="Goudy Old Style" w:hAnsi="Goudy Old Style"/>
-                <w:color w:val="212121"/>
-              </w:rPr>
-              <w:t xml:space="preserve">ismatches and </w:t>
-            </w:r>
-            <w:r>
-              <w:rPr>
-                <w:rFonts w:ascii="Goudy Old Style" w:hAnsi="Goudy Old Style"/>
-                <w:color w:val="212121"/>
-              </w:rPr>
-              <w:t>m</w:t>
-            </w:r>
-            <w:r>
-              <w:rPr>
-                <w:rFonts w:ascii="Goudy Old Style" w:hAnsi="Goudy Old Style"/>
-                <w:color w:val="212121"/>
-              </w:rPr>
-              <w:t xml:space="preserve">otor </w:t>
-            </w:r>
-            <w:r>
-              <w:rPr>
-                <w:rFonts w:ascii="Goudy Old Style" w:hAnsi="Goudy Old Style"/>
-                <w:color w:val="212121"/>
-              </w:rPr>
-              <w:t>s</w:t>
-            </w:r>
-            <w:r>
-              <w:rPr>
-                <w:rFonts w:ascii="Goudy Old Style" w:hAnsi="Goudy Old Style"/>
-                <w:color w:val="212121"/>
-              </w:rPr>
-              <w:t xml:space="preserve">hifts: MMN </w:t>
-            </w:r>
-            <w:r>
-              <w:rPr>
-                <w:rFonts w:ascii="Goudy Old Style" w:hAnsi="Goudy Old Style"/>
-                <w:color w:val="212121"/>
-              </w:rPr>
-              <w:t>p</w:t>
-            </w:r>
-            <w:r>
-              <w:rPr>
-                <w:rFonts w:ascii="Goudy Old Style" w:hAnsi="Goudy Old Style"/>
-                <w:color w:val="212121"/>
-              </w:rPr>
-              <w:t xml:space="preserve">redicts </w:t>
-            </w:r>
-            <w:r>
-              <w:rPr>
-                <w:rFonts w:ascii="Goudy Old Style" w:hAnsi="Goudy Old Style"/>
-                <w:color w:val="212121"/>
-              </w:rPr>
-              <w:t>p</w:t>
-            </w:r>
-            <w:r>
-              <w:rPr>
-                <w:rFonts w:ascii="Goudy Old Style" w:hAnsi="Goudy Old Style"/>
-                <w:color w:val="212121"/>
-              </w:rPr>
-              <w:t xml:space="preserve">honetic </w:t>
-            </w:r>
-            <w:r>
-              <w:rPr>
-                <w:rFonts w:ascii="Goudy Old Style" w:hAnsi="Goudy Old Style"/>
-                <w:color w:val="212121"/>
-              </w:rPr>
-              <w:t>d</w:t>
-            </w:r>
-            <w:r>
-              <w:rPr>
-                <w:rFonts w:ascii="Goudy Old Style" w:hAnsi="Goudy Old Style"/>
-                <w:color w:val="212121"/>
-              </w:rPr>
-              <w:t>rift</w:t>
-            </w:r>
-            <w:r>
-              <w:rPr>
-                <w:rFonts w:ascii="Goudy Old Style" w:hAnsi="Goudy Old Style"/>
-                <w:color w:val="212121"/>
-              </w:rPr>
-              <w:t>. Annual Meeting of the Linguistic Society of America. New Orleans.</w:t>
-            </w:r>
-            <w:r>
-              <w:rPr>
-                <w:rFonts w:ascii="Goudy Old Style" w:hAnsi="Goudy Old Style"/>
-                <w:color w:val="212121"/>
-              </w:rPr>
-              <w:t xml:space="preserve"> 8-11 Jan.</w:t>
+              <w:t xml:space="preserve"> (2027). </w:t>
+            </w:r>
+            <w:r>
+              <w:rPr>
+                <w:rFonts w:ascii="Goudy Old Style" w:hAnsi="Goudy Old Style" w:cs="Didot"/>
+              </w:rPr>
+              <w:t xml:space="preserve">Sex-differentiated stereotype reversal: CAUGHT-Lowering in Puerto Rican Philadelphian English. Annual meeting of the Linguistic Society of America. San Francisco. </w:t>
+            </w:r>
+            <w:r>
+              <w:rPr>
+                <w:rFonts w:ascii="Goudy Old Style" w:hAnsi="Goudy Old Style" w:cs="Didot"/>
+              </w:rPr>
+              <w:t>6-9 Jan.</w:t>
             </w:r>
           </w:p>
           <w:p>
@@ -7921,33 +7996,118 @@
               <w:rPr>
                 <w:rFonts w:ascii="Goudy Old Style" w:hAnsi="Goudy Old Style" w:cs="Didot"/>
               </w:rPr>
-              <w:t xml:space="preserve">, </w:t>
-            </w:r>
-            <w:proofErr w:type="spellStart"/>
-            <w:r>
-              <w:rPr>
-                <w:rFonts w:ascii="Goudy Old Style" w:hAnsi="Goudy Old Style" w:cs="Didot"/>
-              </w:rPr>
-              <w:t>Hanumali</w:t>
-            </w:r>
-            <w:proofErr w:type="spellEnd"/>
-            <w:r>
-              <w:rPr>
-                <w:rFonts w:ascii="Goudy Old Style" w:hAnsi="Goudy Old Style" w:cs="Didot"/>
-              </w:rPr>
-              <w:t>, R., Caselli, J., Donnelly, C., &amp; Toscano, J.C. (2025). Attenuated native language phoneme discrimination in bilinguals</w:t>
-            </w:r>
-            <w:r>
-              <w:rPr>
-                <w:rFonts w:ascii="Goudy Old Style" w:hAnsi="Goudy Old Style" w:cs="Didot"/>
-              </w:rPr>
-              <w:t xml:space="preserve">. International Symposium on Bilingualism. San Sebastián, Spain. </w:t>
-            </w:r>
-            <w:r>
-              <w:rPr>
-                <w:rFonts w:ascii="Goudy Old Style" w:hAnsi="Goudy Old Style" w:cs="Didot"/>
-              </w:rPr>
-              <w:t>9-13 June.</w:t>
+              <w:t>, Caselli, J., &amp; Toscano, J.C.</w:t>
+            </w:r>
+            <w:r>
+              <w:rPr>
+                <w:rFonts w:ascii="Goudy Old Style" w:hAnsi="Goudy Old Style" w:cs="Didot"/>
+              </w:rPr>
+              <w:t xml:space="preserve"> (2026). </w:t>
+            </w:r>
+            <w:r>
+              <w:rPr>
+                <w:rFonts w:ascii="Goudy Old Style" w:hAnsi="Goudy Old Style"/>
+                <w:color w:val="212121"/>
+              </w:rPr>
+              <w:t xml:space="preserve">Neural </w:t>
+            </w:r>
+            <w:r>
+              <w:rPr>
+                <w:rFonts w:ascii="Goudy Old Style" w:hAnsi="Goudy Old Style"/>
+                <w:color w:val="212121"/>
+              </w:rPr>
+              <w:t>m</w:t>
+            </w:r>
+            <w:r>
+              <w:rPr>
+                <w:rFonts w:ascii="Goudy Old Style" w:hAnsi="Goudy Old Style"/>
+                <w:color w:val="212121"/>
+              </w:rPr>
+              <w:t xml:space="preserve">ismatches and </w:t>
+            </w:r>
+            <w:r>
+              <w:rPr>
+                <w:rFonts w:ascii="Goudy Old Style" w:hAnsi="Goudy Old Style"/>
+                <w:color w:val="212121"/>
+              </w:rPr>
+              <w:t>m</w:t>
+            </w:r>
+            <w:r>
+              <w:rPr>
+                <w:rFonts w:ascii="Goudy Old Style" w:hAnsi="Goudy Old Style"/>
+                <w:color w:val="212121"/>
+              </w:rPr>
+              <w:t xml:space="preserve">otor </w:t>
+            </w:r>
+            <w:r>
+              <w:rPr>
+                <w:rFonts w:ascii="Goudy Old Style" w:hAnsi="Goudy Old Style"/>
+                <w:color w:val="212121"/>
+              </w:rPr>
+              <w:t>s</w:t>
+            </w:r>
+            <w:r>
+              <w:rPr>
+                <w:rFonts w:ascii="Goudy Old Style" w:hAnsi="Goudy Old Style"/>
+                <w:color w:val="212121"/>
+              </w:rPr>
+              <w:t xml:space="preserve">hifts: MMN </w:t>
+            </w:r>
+            <w:r>
+              <w:rPr>
+                <w:rFonts w:ascii="Goudy Old Style" w:hAnsi="Goudy Old Style"/>
+                <w:color w:val="212121"/>
+              </w:rPr>
+              <w:t>p</w:t>
+            </w:r>
+            <w:r>
+              <w:rPr>
+                <w:rFonts w:ascii="Goudy Old Style" w:hAnsi="Goudy Old Style"/>
+                <w:color w:val="212121"/>
+              </w:rPr>
+              <w:t xml:space="preserve">redicts </w:t>
+            </w:r>
+            <w:r>
+              <w:rPr>
+                <w:rFonts w:ascii="Goudy Old Style" w:hAnsi="Goudy Old Style"/>
+                <w:color w:val="212121"/>
+              </w:rPr>
+              <w:t>p</w:t>
+            </w:r>
+            <w:r>
+              <w:rPr>
+                <w:rFonts w:ascii="Goudy Old Style" w:hAnsi="Goudy Old Style"/>
+                <w:color w:val="212121"/>
+              </w:rPr>
+              <w:t xml:space="preserve">honetic </w:t>
+            </w:r>
+            <w:r>
+              <w:rPr>
+                <w:rFonts w:ascii="Goudy Old Style" w:hAnsi="Goudy Old Style"/>
+                <w:color w:val="212121"/>
+              </w:rPr>
+              <w:t>d</w:t>
+            </w:r>
+            <w:r>
+              <w:rPr>
+                <w:rFonts w:ascii="Goudy Old Style" w:hAnsi="Goudy Old Style"/>
+                <w:color w:val="212121"/>
+              </w:rPr>
+              <w:t>rift</w:t>
+            </w:r>
+            <w:r>
+              <w:rPr>
+                <w:rFonts w:ascii="Goudy Old Style" w:hAnsi="Goudy Old Style"/>
+                <w:color w:val="212121"/>
+              </w:rPr>
+              <w:t>. Annual Meeting of the Linguistic Society of America. New Orleans.</w:t>
+            </w:r>
+            <w:r>
+              <w:rPr>
+                <w:rFonts w:ascii="Goudy Old Style" w:hAnsi="Goudy Old Style"/>
+                <w:color w:val="212121"/>
+              </w:rPr>
+              <w:t xml:space="preserve"> 8-11 Jan.</w:t>
             </w:r>
           </w:p>
           <w:p>
@@ -7974,19 +8134,33 @@
               <w:rPr>
                 <w:rFonts w:ascii="Goudy Old Style" w:hAnsi="Goudy Old Style" w:cs="Didot"/>
               </w:rPr>
-              <w:t xml:space="preserve">, Caselli, J., </w:t>
-            </w:r>
-            <w:r>
-              <w:rPr>
-                <w:rFonts w:ascii="Goudy Old Style" w:hAnsi="Goudy Old Style" w:cs="Didot"/>
-              </w:rPr>
-              <w:t xml:space="preserve">&amp; Toscano, J.C. (2024). </w:t>
-            </w:r>
-            <w:r>
-              <w:rPr>
-                <w:rFonts w:ascii="Goudy Old Style" w:hAnsi="Goudy Old Style" w:cs="Arial"/>
-              </w:rPr>
-              <w:t>Acoustic change detection as a predictor of phonological adaptation. Variation and Language Processing 6. Vigo, Spain. 26-28 Jun.</w:t>
+              <w:t xml:space="preserve">, </w:t>
+            </w:r>
+            <w:proofErr w:type="spellStart"/>
+            <w:r>
+              <w:rPr>
+                <w:rFonts w:ascii="Goudy Old Style" w:hAnsi="Goudy Old Style" w:cs="Didot"/>
+              </w:rPr>
+              <w:t>Hanumali</w:t>
+            </w:r>
+            <w:proofErr w:type="spellEnd"/>
+            <w:r>
+              <w:rPr>
+                <w:rFonts w:ascii="Goudy Old Style" w:hAnsi="Goudy Old Style" w:cs="Didot"/>
+              </w:rPr>
+              <w:t>, R., Caselli, J., Donnelly, C., &amp; Toscano, J.C. (2025). Attenuated native language phoneme discrimination in bilinguals</w:t>
+            </w:r>
+            <w:r>
+              <w:rPr>
+                <w:rFonts w:ascii="Goudy Old Style" w:hAnsi="Goudy Old Style" w:cs="Didot"/>
+              </w:rPr>
+              <w:t xml:space="preserve">. International Symposium on Bilingualism. San Sebastián, Spain. </w:t>
+            </w:r>
+            <w:r>
+              <w:rPr>
+                <w:rFonts w:ascii="Goudy Old Style" w:hAnsi="Goudy Old Style" w:cs="Didot"/>
+              </w:rPr>
+              <w:t>9-13 June.</w:t>
             </w:r>
           </w:p>
           <w:p>
@@ -8004,26 +8178,6 @@
             <w:r>
               <w:rPr>
                 <w:rFonts w:ascii="Goudy Old Style" w:hAnsi="Goudy Old Style" w:cs="Didot"/>
-              </w:rPr>
-              <w:t xml:space="preserve">Gupta, P., </w:t>
-            </w:r>
-            <w:proofErr w:type="spellStart"/>
-            <w:r>
-              <w:rPr>
-                <w:rFonts w:ascii="Goudy Old Style" w:hAnsi="Goudy Old Style" w:cs="Didot"/>
-              </w:rPr>
-              <w:t>Nelakanti</w:t>
-            </w:r>
-            <w:proofErr w:type="spellEnd"/>
-            <w:r>
-              <w:rPr>
-                <w:rFonts w:ascii="Goudy Old Style" w:hAnsi="Goudy Old Style" w:cs="Didot"/>
-              </w:rPr>
-              <w:t xml:space="preserve">, A., </w:t>
-            </w:r>
-            <w:r>
-              <w:rPr>
-                <w:rFonts w:ascii="Goudy Old Style" w:hAnsi="Goudy Old Style" w:cs="Didot"/>
                 <w:b/>
                 <w:bCs/>
               </w:rPr>
@@ -8033,58 +8187,19 @@
               <w:rPr>
                 <w:rFonts w:ascii="Goudy Old Style" w:hAnsi="Goudy Old Style" w:cs="Didot"/>
               </w:rPr>
-              <w:t>, &amp; Sharma, A. (</w:t>
-            </w:r>
-            <w:r>
-              <w:rPr>
-                <w:rFonts w:ascii="Goudy Old Style" w:hAnsi="Goudy Old Style" w:cs="Didot"/>
-              </w:rPr>
-              <w:t>2022</w:t>
-            </w:r>
-            <w:r>
-              <w:rPr>
-                <w:rFonts w:ascii="Goudy Old Style" w:hAnsi="Goudy Old Style" w:cs="Didot"/>
-              </w:rPr>
-              <w:t>). Interactive post-editing for verbosity-controlled translation. 29</w:t>
-            </w:r>
-            <w:r>
-              <w:rPr>
-                <w:rFonts w:ascii="Goudy Old Style" w:hAnsi="Goudy Old Style" w:cs="Didot"/>
-                <w:vertAlign w:val="superscript"/>
-              </w:rPr>
-              <w:t>th</w:t>
-            </w:r>
-            <w:r>
-              <w:rPr>
-                <w:rFonts w:ascii="Goudy Old Style" w:hAnsi="Goudy Old Style" w:cs="Didot"/>
-              </w:rPr>
-              <w:t xml:space="preserve"> International Conference on Computational Linguistics</w:t>
-            </w:r>
-            <w:r>
-              <w:rPr>
-                <w:rFonts w:ascii="Goudy Old Style" w:hAnsi="Goudy Old Style" w:cs="Didot"/>
-                <w:i/>
-                <w:iCs/>
-              </w:rPr>
-              <w:t>.</w:t>
-            </w:r>
-            <w:r>
-              <w:rPr>
-                <w:rFonts w:ascii="Goudy Old Style" w:hAnsi="Goudy Old Style" w:cs="Didot"/>
-              </w:rPr>
-              <w:t xml:space="preserve"> </w:t>
-            </w:r>
-            <w:r>
-              <w:rPr>
-                <w:rFonts w:ascii="Goudy Old Style" w:hAnsi="Goudy Old Style" w:cs="Didot"/>
-              </w:rPr>
-              <w:t xml:space="preserve">Gyeongju, Republic of Korea., </w:t>
-            </w:r>
-            <w:r>
-              <w:rPr>
-                <w:rFonts w:ascii="Goudy Old Style" w:hAnsi="Goudy Old Style" w:cs="Didot"/>
-              </w:rPr>
-              <w:t xml:space="preserve">12-17 Oct. </w:t>
+              <w:t xml:space="preserve">, Caselli, J., </w:t>
+            </w:r>
+            <w:r>
+              <w:rPr>
+                <w:rFonts w:ascii="Goudy Old Style" w:hAnsi="Goudy Old Style" w:cs="Didot"/>
+              </w:rPr>
+              <w:t xml:space="preserve">&amp; Toscano, J.C. (2024). </w:t>
+            </w:r>
+            <w:r>
+              <w:rPr>
+                <w:rFonts w:ascii="Goudy Old Style" w:hAnsi="Goudy Old Style" w:cs="Arial"/>
+              </w:rPr>
+              <w:t>Acoustic change detection as a predictor of phonological adaptation. Variation and Language Processing 6. Vigo, Spain. 26-28 Jun.</w:t>
             </w:r>
           </w:p>
           <w:p>
@@ -8094,27 +8209,95 @@
                 <w:ilvl w:val="0"/>
                 <w:numId w:val="11"/>
               </w:numPr>
-              <w:contextualSpacing/>
               <w:jc w:val="both"/>
+              <w:rPr>
+                <w:rFonts w:ascii="Goudy Old Style" w:hAnsi="Goudy Old Style" w:cs="Didot"/>
+              </w:rPr>
+            </w:pPr>
+            <w:r>
+              <w:rPr>
+                <w:rFonts w:ascii="Goudy Old Style" w:hAnsi="Goudy Old Style" w:cs="Didot"/>
+              </w:rPr>
+              <w:t xml:space="preserve">Gupta, P., </w:t>
+            </w:r>
+            <w:proofErr w:type="spellStart"/>
+            <w:r>
+              <w:rPr>
+                <w:rFonts w:ascii="Goudy Old Style" w:hAnsi="Goudy Old Style" w:cs="Didot"/>
+              </w:rPr>
+              <w:t>Nelakanti</w:t>
+            </w:r>
+            <w:proofErr w:type="spellEnd"/>
+            <w:r>
+              <w:rPr>
+                <w:rFonts w:ascii="Goudy Old Style" w:hAnsi="Goudy Old Style" w:cs="Didot"/>
+              </w:rPr>
+              <w:t xml:space="preserve">, A., </w:t>
+            </w:r>
+            <w:r>
               <w:rPr>
                 <w:rFonts w:ascii="Goudy Old Style" w:hAnsi="Goudy Old Style" w:cs="Didot"/>
                 <w:b/>
                 <w:bCs/>
               </w:rPr>
-            </w:pPr>
-            <w:r>
-              <w:rPr>
-                <w:rFonts w:ascii="Goudy Old Style" w:hAnsi="Goudy Old Style" w:cs="Didot"/>
-                <w:b/>
-                <w:bCs/>
-              </w:rPr>
-              <w:t xml:space="preserve">Berry, G.M. </w:t>
-            </w:r>
-            <w:r>
-              <w:rPr>
-                <w:rFonts w:ascii="Goudy Old Style" w:hAnsi="Goudy Old Style" w:cs="Didot"/>
-              </w:rPr>
-              <w:t>(2022). Cognitive correlates of phonological adaptation: Reactive control predicts participation in simulated sound change. Annual Meeting of the Linguistic Society of America. Washington, D.C., 6-9 Jan.</w:t>
+              <w:t>Berry, G.M.</w:t>
+            </w:r>
+            <w:r>
+              <w:rPr>
+                <w:rFonts w:ascii="Goudy Old Style" w:hAnsi="Goudy Old Style" w:cs="Didot"/>
+              </w:rPr>
+              <w:t>, &amp; Sharma, A. (</w:t>
+            </w:r>
+            <w:r>
+              <w:rPr>
+                <w:rFonts w:ascii="Goudy Old Style" w:hAnsi="Goudy Old Style" w:cs="Didot"/>
+              </w:rPr>
+              <w:t>2022</w:t>
+            </w:r>
+            <w:r>
+              <w:rPr>
+                <w:rFonts w:ascii="Goudy Old Style" w:hAnsi="Goudy Old Style" w:cs="Didot"/>
+              </w:rPr>
+              <w:t>). Interactive post-editing for verbosity-controlled translation. 29</w:t>
+            </w:r>
+            <w:r>
+              <w:rPr>
+                <w:rFonts w:ascii="Goudy Old Style" w:hAnsi="Goudy Old Style" w:cs="Didot"/>
+                <w:vertAlign w:val="superscript"/>
+              </w:rPr>
+              <w:t>th</w:t>
+            </w:r>
+            <w:r>
+              <w:rPr>
+                <w:rFonts w:ascii="Goudy Old Style" w:hAnsi="Goudy Old Style" w:cs="Didot"/>
+              </w:rPr>
+              <w:t xml:space="preserve"> International Conference on Computational Linguistics</w:t>
+            </w:r>
+            <w:r>
+              <w:rPr>
+                <w:rFonts w:ascii="Goudy Old Style" w:hAnsi="Goudy Old Style" w:cs="Didot"/>
+                <w:i/>
+                <w:iCs/>
+              </w:rPr>
+              <w:t>.</w:t>
+            </w:r>
+            <w:r>
+              <w:rPr>
+                <w:rFonts w:ascii="Goudy Old Style" w:hAnsi="Goudy Old Style" w:cs="Didot"/>
+              </w:rPr>
+              <w:t xml:space="preserve"> </w:t>
+            </w:r>
+            <w:r>
+              <w:rPr>
+                <w:rFonts w:ascii="Goudy Old Style" w:hAnsi="Goudy Old Style" w:cs="Didot"/>
+              </w:rPr>
+              <w:t xml:space="preserve">Gyeongju, Republic of Korea., </w:t>
+            </w:r>
+            <w:r>
+              <w:rPr>
+                <w:rFonts w:ascii="Goudy Old Style" w:hAnsi="Goudy Old Style" w:cs="Didot"/>
+              </w:rPr>
+              <w:t xml:space="preserve">12-17 Oct. </w:t>
             </w:r>
           </w:p>
           <w:p>
@@ -8135,38 +8318,16 @@
             <w:r>
               <w:rPr>
                 <w:rFonts w:ascii="Goudy Old Style" w:hAnsi="Goudy Old Style" w:cs="Didot"/>
-              </w:rPr>
-              <w:t xml:space="preserve">Patchell, A.*, &amp; </w:t>
-            </w:r>
-            <w:r>
-              <w:rPr>
-                <w:rFonts w:ascii="Goudy Old Style" w:hAnsi="Goudy Old Style" w:cs="Didot"/>
                 <w:b/>
                 <w:bCs/>
               </w:rPr>
-              <w:t>Berry, G.M.</w:t>
-            </w:r>
-            <w:r>
-              <w:rPr>
-                <w:rFonts w:ascii="Goudy Old Style" w:hAnsi="Goudy Old Style" w:cs="Didot"/>
-              </w:rPr>
-              <w:t xml:space="preserve"> (2022). Do Philly Puerto Ricans say </w:t>
-            </w:r>
-            <w:proofErr w:type="spellStart"/>
-            <w:r>
-              <w:rPr>
-                <w:rFonts w:ascii="Goudy Old Style" w:hAnsi="Goudy Old Style" w:cs="Didot"/>
-                <w:i/>
-                <w:iCs/>
-              </w:rPr>
-              <w:t>dat</w:t>
-            </w:r>
-            <w:proofErr w:type="spellEnd"/>
-            <w:r>
-              <w:rPr>
-                <w:rFonts w:ascii="Goudy Old Style" w:hAnsi="Goudy Old Style" w:cs="Didot"/>
-              </w:rPr>
-              <w:t>? An acoustic analysis of TH-Stopping as a change in-progress. Annual Meeting of the Linguistic Society of America. Washington, D.C., 6-9 Jan.</w:t>
+              <w:t xml:space="preserve">Berry, G.M. </w:t>
+            </w:r>
+            <w:r>
+              <w:rPr>
+                <w:rFonts w:ascii="Goudy Old Style" w:hAnsi="Goudy Old Style" w:cs="Didot"/>
+              </w:rPr>
+              <w:t>(2022). Cognitive correlates of phonological adaptation: Reactive control predicts participation in simulated sound change. Annual Meeting of the Linguistic Society of America. Washington, D.C., 6-9 Jan.</w:t>
             </w:r>
           </w:p>
           <w:p>
@@ -8187,16 +8348,38 @@
             <w:r>
               <w:rPr>
                 <w:rFonts w:ascii="Goudy Old Style" w:hAnsi="Goudy Old Style" w:cs="Didot"/>
+              </w:rPr>
+              <w:t xml:space="preserve">Patchell, A.*, &amp; </w:t>
+            </w:r>
+            <w:r>
+              <w:rPr>
+                <w:rFonts w:ascii="Goudy Old Style" w:hAnsi="Goudy Old Style" w:cs="Didot"/>
                 <w:b/>
                 <w:bCs/>
               </w:rPr>
-              <w:t xml:space="preserve">Berry. G.M. </w:t>
-            </w:r>
-            <w:r>
-              <w:rPr>
-                <w:rFonts w:ascii="Goudy Old Style" w:hAnsi="Goudy Old Style" w:cs="Didot"/>
-              </w:rPr>
-              <w:t>(2021). Cognitive processing strategy and the phonological integration of phonetic variation. New Ways of Analyzing Variation 49. University of Texas at Austin. 19-24 Oct.</w:t>
+              <w:t>Berry, G.M.</w:t>
+            </w:r>
+            <w:r>
+              <w:rPr>
+                <w:rFonts w:ascii="Goudy Old Style" w:hAnsi="Goudy Old Style" w:cs="Didot"/>
+              </w:rPr>
+              <w:t xml:space="preserve"> (2022). Do Philly Puerto Ricans say </w:t>
+            </w:r>
+            <w:proofErr w:type="spellStart"/>
+            <w:r>
+              <w:rPr>
+                <w:rFonts w:ascii="Goudy Old Style" w:hAnsi="Goudy Old Style" w:cs="Didot"/>
+                <w:i/>
+                <w:iCs/>
+              </w:rPr>
+              <w:t>dat</w:t>
+            </w:r>
+            <w:proofErr w:type="spellEnd"/>
+            <w:r>
+              <w:rPr>
+                <w:rFonts w:ascii="Goudy Old Style" w:hAnsi="Goudy Old Style" w:cs="Didot"/>
+              </w:rPr>
+              <w:t>? An acoustic analysis of TH-Stopping as a change in-progress. Annual Meeting of the Linguistic Society of America. Washington, D.C., 6-9 Jan.</w:t>
             </w:r>
           </w:p>
           <w:p>
@@ -8217,22 +8400,16 @@
             <w:r>
               <w:rPr>
                 <w:rFonts w:ascii="Goudy Old Style" w:hAnsi="Goudy Old Style" w:cs="Didot"/>
-              </w:rPr>
-              <w:t>Requena, P.E., &amp;</w:t>
-            </w:r>
-            <w:r>
-              <w:rPr>
-                <w:rFonts w:ascii="Goudy Old Style" w:hAnsi="Goudy Old Style" w:cs="Didot"/>
                 <w:b/>
                 <w:bCs/>
               </w:rPr>
-              <w:t xml:space="preserve"> Berry, G.M. </w:t>
-            </w:r>
-            <w:r>
-              <w:rPr>
-                <w:rFonts w:ascii="Goudy Old Style" w:hAnsi="Goudy Old Style" w:cs="Didot"/>
-              </w:rPr>
-              <w:t xml:space="preserve">(2021). L2 learners’ processing of syntactic variation in the L1. Variation and Language Processing 5. University of Copenhagen. 25-27 Aug. </w:t>
+              <w:t xml:space="preserve">Berry. G.M. </w:t>
+            </w:r>
+            <w:r>
+              <w:rPr>
+                <w:rFonts w:ascii="Goudy Old Style" w:hAnsi="Goudy Old Style" w:cs="Didot"/>
+              </w:rPr>
+              <w:t>(2021). Cognitive processing strategy and the phonological integration of phonetic variation. New Ways of Analyzing Variation 49. University of Texas at Austin. 19-24 Oct.</w:t>
             </w:r>
           </w:p>
           <w:p>
@@ -8253,16 +8430,22 @@
             <w:r>
               <w:rPr>
                 <w:rFonts w:ascii="Goudy Old Style" w:hAnsi="Goudy Old Style" w:cs="Didot"/>
+              </w:rPr>
+              <w:t>Requena, P.E., &amp;</w:t>
+            </w:r>
+            <w:r>
+              <w:rPr>
+                <w:rFonts w:ascii="Goudy Old Style" w:hAnsi="Goudy Old Style" w:cs="Didot"/>
                 <w:b/>
                 <w:bCs/>
               </w:rPr>
-              <w:t xml:space="preserve">Berry, G.M. </w:t>
-            </w:r>
-            <w:r>
-              <w:rPr>
-                <w:rFonts w:ascii="Goudy Old Style" w:hAnsi="Goudy Old Style" w:cs="Didot"/>
-              </w:rPr>
-              <w:t>(2018). Minorities in the lead? Puerto Rican adoption of Philadelphia sound changes in-progress. New Ways of Analyzing Variation 47. New York University. 18-21 Oct.</w:t>
+              <w:t xml:space="preserve"> Berry, G.M. </w:t>
+            </w:r>
+            <w:r>
+              <w:rPr>
+                <w:rFonts w:ascii="Goudy Old Style" w:hAnsi="Goudy Old Style" w:cs="Didot"/>
+              </w:rPr>
+              <w:t xml:space="preserve">(2021). L2 learners’ processing of syntactic variation in the L1. Variation and Language Processing 5. University of Copenhagen. 25-27 Aug. </w:t>
             </w:r>
           </w:p>
           <w:p>
@@ -8286,13 +8469,13 @@
                 <w:b/>
                 <w:bCs/>
               </w:rPr>
-              <w:t>Berry, G.M.</w:t>
-            </w:r>
-            <w:r>
-              <w:rPr>
-                <w:rFonts w:ascii="Goudy Old Style" w:hAnsi="Goudy Old Style" w:cs="Didot"/>
-              </w:rPr>
-              <w:t xml:space="preserve"> (2018). Echoes from below: Puerto Rican adoption of Philadelphia sound changes in-progress. 9th Int’l Workshop on Spanish Sociolinguistics. Queens College. 4-7 April. </w:t>
+              <w:t xml:space="preserve">Berry, G.M. </w:t>
+            </w:r>
+            <w:r>
+              <w:rPr>
+                <w:rFonts w:ascii="Goudy Old Style" w:hAnsi="Goudy Old Style" w:cs="Didot"/>
+              </w:rPr>
+              <w:t>(2018). Minorities in the lead? Puerto Rican adoption of Philadelphia sound changes in-progress. New Ways of Analyzing Variation 47. New York University. 18-21 Oct.</w:t>
             </w:r>
           </w:p>
           <w:p>
@@ -8323,21 +8506,7 @@
               <w:rPr>
                 <w:rFonts w:ascii="Goudy Old Style" w:hAnsi="Goudy Old Style" w:cs="Didot"/>
               </w:rPr>
-              <w:t>, &amp; Ernestus, M.</w:t>
-            </w:r>
-            <w:r>
-              <w:rPr>
-                <w:rFonts w:ascii="Goudy Old Style" w:hAnsi="Goudy Old Style" w:cs="Didot"/>
-                <w:b/>
-                <w:bCs/>
-              </w:rPr>
-              <w:t xml:space="preserve"> </w:t>
-            </w:r>
-            <w:r>
-              <w:rPr>
-                <w:rFonts w:ascii="Goudy Old Style" w:hAnsi="Goudy Old Style" w:cs="Didot"/>
-              </w:rPr>
-              <w:t>(2016). Alignment-induced phonological variation in non-native dialogue. New Ways of Analyzing Variation 45. Simon Fraser University. 3-6 Nov.</w:t>
+              <w:t xml:space="preserve"> (2018). Echoes from below: Puerto Rican adoption of Philadelphia sound changes in-progress. 9th Int’l Workshop on Spanish Sociolinguistics. Queens College. 4-7 April. </w:t>
             </w:r>
           </w:p>
           <w:p>
@@ -8361,25 +8530,27 @@
                 <w:b/>
                 <w:bCs/>
               </w:rPr>
-              <w:t>Berry, G.M</w:t>
-            </w:r>
-            <w:r>
-              <w:rPr>
-                <w:rFonts w:ascii="Goudy Old Style" w:hAnsi="Goudy Old Style" w:cs="Didot"/>
-              </w:rPr>
-              <w:t xml:space="preserve">. (2016). What Puerto Ricans can tell us about the actuation of sound change: Social and cognitive constraints on the adoption of changes-in-progress. 8th </w:t>
-            </w:r>
-            <w:r>
-              <w:rPr>
-                <w:rFonts w:ascii="Goudy Old Style" w:hAnsi="Goudy Old Style" w:cs="Didot"/>
-              </w:rPr>
-              <w:t>Int’l</w:t>
-            </w:r>
-            <w:r>
-              <w:rPr>
-                <w:rFonts w:ascii="Goudy Old Style" w:hAnsi="Goudy Old Style" w:cs="Didot"/>
-              </w:rPr>
-              <w:t xml:space="preserve"> Workshop on Spanish Sociolinguistics. Universidad de Puerto Rico, Río Piedras. 13-16 April.</w:t>
+              <w:t>Berry, G.M.</w:t>
+            </w:r>
+            <w:r>
+              <w:rPr>
+                <w:rFonts w:ascii="Goudy Old Style" w:hAnsi="Goudy Old Style" w:cs="Didot"/>
+              </w:rPr>
+              <w:t>, &amp; Ernestus, M.</w:t>
+            </w:r>
+            <w:r>
+              <w:rPr>
+                <w:rFonts w:ascii="Goudy Old Style" w:hAnsi="Goudy Old Style" w:cs="Didot"/>
+                <w:b/>
+                <w:bCs/>
+              </w:rPr>
+              <w:t xml:space="preserve"> </w:t>
+            </w:r>
+            <w:r>
+              <w:rPr>
+                <w:rFonts w:ascii="Goudy Old Style" w:hAnsi="Goudy Old Style" w:cs="Didot"/>
+              </w:rPr>
+              <w:t>(2016). Alignment-induced phonological variation in non-native dialogue. New Ways of Analyzing Variation 45. Simon Fraser University. 3-6 Nov.</w:t>
             </w:r>
           </w:p>
           <w:p>
@@ -8403,13 +8574,25 @@
                 <w:b/>
                 <w:bCs/>
               </w:rPr>
-              <w:t xml:space="preserve">Berry, G.M. </w:t>
-            </w:r>
-            <w:r>
-              <w:rPr>
-                <w:rFonts w:ascii="Goudy Old Style" w:hAnsi="Goudy Old Style" w:cs="Didot"/>
-              </w:rPr>
-              <w:t xml:space="preserve">(2016). Proactive inhibitory control and the adoption of sound changes-in-progress. Sociolinguistic Variation and Language Processing. Virginia Tech. 31 March - 2 April. </w:t>
+              <w:t>Berry, G.M</w:t>
+            </w:r>
+            <w:r>
+              <w:rPr>
+                <w:rFonts w:ascii="Goudy Old Style" w:hAnsi="Goudy Old Style" w:cs="Didot"/>
+              </w:rPr>
+              <w:t xml:space="preserve">. (2016). What Puerto Ricans can tell us about the actuation of sound change: Social and cognitive constraints on the adoption of changes-in-progress. 8th </w:t>
+            </w:r>
+            <w:r>
+              <w:rPr>
+                <w:rFonts w:ascii="Goudy Old Style" w:hAnsi="Goudy Old Style" w:cs="Didot"/>
+              </w:rPr>
+              <w:t>Int’l</w:t>
+            </w:r>
+            <w:r>
+              <w:rPr>
+                <w:rFonts w:ascii="Goudy Old Style" w:hAnsi="Goudy Old Style" w:cs="Didot"/>
+              </w:rPr>
+              <w:t xml:space="preserve"> Workshop on Spanish Sociolinguistics. Universidad de Puerto Rico, Río Piedras. 13-16 April.</w:t>
             </w:r>
           </w:p>
           <w:p>
@@ -8423,6 +8606,36 @@
               <w:jc w:val="both"/>
               <w:rPr>
                 <w:rFonts w:ascii="Goudy Old Style" w:hAnsi="Goudy Old Style" w:cs="Didot"/>
+                <w:b/>
+                <w:bCs/>
+              </w:rPr>
+            </w:pPr>
+            <w:r>
+              <w:rPr>
+                <w:rFonts w:ascii="Goudy Old Style" w:hAnsi="Goudy Old Style" w:cs="Didot"/>
+                <w:b/>
+                <w:bCs/>
+              </w:rPr>
+              <w:t xml:space="preserve">Berry, G.M. </w:t>
+            </w:r>
+            <w:r>
+              <w:rPr>
+                <w:rFonts w:ascii="Goudy Old Style" w:hAnsi="Goudy Old Style" w:cs="Didot"/>
+              </w:rPr>
+              <w:t xml:space="preserve">(2016). Proactive inhibitory control and the adoption of sound changes-in-progress. Sociolinguistic Variation and Language Processing. Virginia Tech. 31 March - 2 April. </w:t>
+            </w:r>
+          </w:p>
+          <w:p>
+            <w:pPr>
+              <w:pStyle w:val="NoSpacing"/>
+              <w:numPr>
+                <w:ilvl w:val="0"/>
+                <w:numId w:val="11"/>
+              </w:numPr>
+              <w:contextualSpacing/>
+              <w:jc w:val="both"/>
+              <w:rPr>
+                <w:rFonts w:ascii="Goudy Old Style" w:hAnsi="Goudy Old Style" w:cs="Didot"/>
                 <w:lang w:val="es-ES"/>
               </w:rPr>
             </w:pPr>
@@ -8653,23 +8866,7 @@
                 <w:rFonts w:ascii="Goudy Old Style" w:hAnsi="Goudy Old Style" w:cs="Didot"/>
                 <w:lang w:val="es-ES"/>
               </w:rPr>
-              <w:t xml:space="preserve"> International </w:t>
-            </w:r>
-            <w:proofErr w:type="spellStart"/>
-            <w:r>
-              <w:rPr>
-                <w:rFonts w:ascii="Goudy Old Style" w:hAnsi="Goudy Old Style" w:cs="Didot"/>
-                <w:lang w:val="es-ES"/>
-              </w:rPr>
-              <w:t>Conference</w:t>
-            </w:r>
-            <w:proofErr w:type="spellEnd"/>
-            <w:r>
-              <w:rPr>
-                <w:rFonts w:ascii="Goudy Old Style" w:hAnsi="Goudy Old Style" w:cs="Didot"/>
-                <w:lang w:val="es-ES"/>
-              </w:rPr>
-              <w:t xml:space="preserve"> </w:t>
+              <w:t xml:space="preserve"> International Conference </w:t>
             </w:r>
             <w:proofErr w:type="spellStart"/>
             <w:r>
@@ -13630,21 +13827,7 @@
                 <w:rFonts w:ascii="Goudy Old Style" w:hAnsi="Goudy Old Style" w:cs="Didot"/>
                 <w:color w:val="000000"/>
               </w:rPr>
-              <w:t>202</w:t>
-            </w:r>
-            <w:r>
-              <w:rPr>
-                <w:rFonts w:ascii="Goudy Old Style" w:hAnsi="Goudy Old Style" w:cs="Didot"/>
-                <w:color w:val="000000"/>
-              </w:rPr>
-              <w:t>5</w:t>
-            </w:r>
-            <w:r>
-              <w:rPr>
-                <w:rFonts w:ascii="Goudy Old Style" w:hAnsi="Goudy Old Style" w:cs="Didot"/>
-                <w:color w:val="000000"/>
-              </w:rPr>
-              <w:t>-Present</w:t>
+              <w:t>2025-Present</w:t>
             </w:r>
           </w:p>
         </w:tc>
@@ -18744,19 +18927,7 @@
       <w:rPr>
         <w:rFonts w:ascii="Garamond" w:hAnsi="Garamond"/>
       </w:rPr>
-      <w:t>15</w:t>
-    </w:r>
-    <w:r>
-      <w:rPr>
-        <w:rFonts w:ascii="Garamond" w:hAnsi="Garamond"/>
-      </w:rPr>
-      <w:t>-</w:t>
-    </w:r>
-    <w:r>
-      <w:rPr>
-        <w:rFonts w:ascii="Garamond" w:hAnsi="Garamond"/>
-      </w:rPr>
-      <w:t>Sept</w:t>
+      <w:t>05-Oct</w:t>
     </w:r>
     <w:r>
       <w:rPr>

--- a/CV_Berry_Current.docx
+++ b/CV_Berry_Current.docx
@@ -377,7 +377,7 @@
               </wp:anchor>
             </w:drawing>
           </mc:Choice>
-          <mc:Fallback xmlns:w16cei="http://schemas.microsoft.com/office/word/2026/wordml/cei" xmlns:mv="urn:schemas-microsoft-com:mac:vml" xmlns:mo="http://schemas.microsoft.com/office/mac/office/2008/main">
+          <mc:Fallback xmlns:mo="http://schemas.microsoft.com/office/mac/office/2008/main" xmlns:mv="urn:schemas-microsoft-com:mac:vml" xmlns:w16cei="http://schemas.microsoft.com/office/word/2026/wordml/cei">
             <w:pict>
               <v:line w14:anchorId="26DA8F66" id="Straight Connector 1" o:spid="_x0000_s1026" style="position:absolute;z-index:251659264;visibility:visible;mso-wrap-style:square;mso-wrap-distance-left:9pt;mso-wrap-distance-top:0;mso-wrap-distance-right:9pt;mso-wrap-distance-bottom:0;mso-position-horizontal:center;mso-position-horizontal-relative:margin;mso-position-vertical:absolute;mso-position-vertical-relative:text" from="0,6.9pt" to="7in,6.9pt" o:gfxdata="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" strokecolor="black [3213]" strokeweight="1pt">
                 <v:stroke startarrow="diamond" endarrow="diamond" joinstyle="miter"/>
@@ -17987,7 +17987,7 @@
               </wp:anchor>
             </w:drawing>
           </mc:Choice>
-          <mc:Fallback xmlns:w16cei="http://schemas.microsoft.com/office/word/2026/wordml/cei" xmlns:mv="urn:schemas-microsoft-com:mac:vml" xmlns:mo="http://schemas.microsoft.com/office/mac/office/2008/main">
+          <mc:Fallback xmlns:mo="http://schemas.microsoft.com/office/mac/office/2008/main" xmlns:mv="urn:schemas-microsoft-com:mac:vml" xmlns:w16cei="http://schemas.microsoft.com/office/word/2026/wordml/cei">
             <w:pict>
               <v:shape w14:anchorId="42F0719E" id="AutoShape 2" o:spid="_x0000_s1026" style="position:absolute;margin-left:192pt;margin-top:6.5pt;width:328.45pt;height:0;z-index:251661312;visibility:visible;mso-wrap-style:square;mso-width-percent:0;mso-height-percent:0;mso-wrap-distance-left:9pt;mso-wrap-distance-top:0;mso-wrap-distance-right:9pt;mso-wrap-distance-bottom:0;mso-position-horizontal:absolute;mso-position-horizontal-relative:text;mso-position-vertical:absolute;mso-position-vertical-relative:text;mso-width-percent:0;mso-height-percent:0;mso-width-relative:page;mso-height-relative:page;v-text-anchor:top" coordsize="20000,20000" o:gfxdata="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" strokecolor="#3f3151" strokeweight=".35mm"/>
             </w:pict>
